--- a/Modulo18_Resumen.docx
+++ b/Modulo18_Resumen.docx
@@ -9,12 +9,12 @@
       </w:pPr>
       <w:r>
         <w:rPr>
-          <w:rFonts w:ascii="Calibri" w:cs="Calibri" w:eastAsia="Calibri" w:hAnsi="Calibri"/>
-          <w:b/>
-          <w:bCs/>
-          <w:color w:val="1F4E79"/>
-          <w:sz w:val="40"/>
-          <w:szCs w:val="40"/>
+          <w:rFonts w:ascii="Arial" w:cs="Arial" w:eastAsia="Arial" w:hAnsi="Arial"/>
+          <w:b/>
+          <w:bCs/>
+          <w:color w:val="000000"/>
+          <w:sz w:val="24"/>
+          <w:szCs w:val="24"/>
         </w:rPr>
         <w:t xml:space="preserve">Módulo 18: Criptografía</w:t>
       </w:r>
@@ -26,10 +26,8 @@
       </w:pPr>
       <w:r>
         <w:rPr>
-          <w:rFonts w:ascii="Calibri" w:cs="Calibri" w:eastAsia="Calibri" w:hAnsi="Calibri"/>
-          <w:i/>
-          <w:iCs/>
-          <w:color w:val="595959"/>
+          <w:rFonts w:ascii="Arial" w:cs="Arial" w:eastAsia="Arial" w:hAnsi="Arial"/>
+          <w:color w:val="000000"/>
           <w:sz w:val="24"/>
           <w:szCs w:val="24"/>
         </w:rPr>
@@ -38,15 +36,16 @@
     </w:p>
     <w:p>
       <w:pPr>
-        <w:pStyle w:val="Heading1"/>
         <w:pBdr>
-          <w:bottom w:val="single" w:color="1F4E79" w:sz="8" w:space="2"/>
+          <w:bottom w:val="single" w:color="000000" w:sz="8" w:space="2"/>
         </w:pBdr>
         <w:spacing w:after="120" w:before="280"/>
       </w:pPr>
       <w:r>
         <w:rPr>
-          <w:rFonts w:ascii="Calibri" w:cs="Calibri" w:eastAsia="Calibri" w:hAnsi="Calibri"/>
+          <w:rFonts w:ascii="Arial" w:cs="Arial" w:eastAsia="Arial" w:hAnsi="Arial"/>
+          <w:b/>
+          <w:bCs/>
         </w:rPr>
         <w:t xml:space="preserve">1. Confidencialidad</w:t>
       </w:r>
@@ -57,13 +56,13 @@
       </w:pPr>
       <w:r>
         <w:rPr>
-          <w:rFonts w:ascii="Calibri" w:cs="Calibri" w:eastAsia="Calibri" w:hAnsi="Calibri"/>
+          <w:rFonts w:ascii="Arial" w:cs="Arial" w:eastAsia="Arial" w:hAnsi="Arial"/>
         </w:rPr>
         <w:t xml:space="preserve">Hay </w:t>
       </w:r>
       <w:r>
         <w:rPr>
-          <w:rFonts w:ascii="Calibri" w:cs="Calibri" w:eastAsia="Calibri" w:hAnsi="Calibri"/>
+          <w:rFonts w:ascii="Arial" w:cs="Arial" w:eastAsia="Arial" w:hAnsi="Arial"/>
           <w:b/>
           <w:bCs/>
         </w:rPr>
@@ -71,13 +70,13 @@
       </w:r>
       <w:r>
         <w:rPr>
-          <w:rFonts w:ascii="Calibri" w:cs="Calibri" w:eastAsia="Calibri" w:hAnsi="Calibri"/>
+          <w:rFonts w:ascii="Arial" w:cs="Arial" w:eastAsia="Arial" w:hAnsi="Arial"/>
         </w:rPr>
         <w:t xml:space="preserve"> para dar confidencialidad. Se diferencian en </w:t>
       </w:r>
       <w:r>
         <w:rPr>
-          <w:rFonts w:ascii="Calibri" w:cs="Calibri" w:eastAsia="Calibri" w:hAnsi="Calibri"/>
+          <w:rFonts w:ascii="Arial" w:cs="Arial" w:eastAsia="Arial" w:hAnsi="Arial"/>
           <w:b/>
           <w:bCs/>
         </w:rPr>
@@ -85,7 +84,7 @@
       </w:r>
       <w:r>
         <w:rPr>
-          <w:rFonts w:ascii="Calibri" w:cs="Calibri" w:eastAsia="Calibri" w:hAnsi="Calibri"/>
+          <w:rFonts w:ascii="Arial" w:cs="Arial" w:eastAsia="Arial" w:hAnsi="Arial"/>
         </w:rPr>
         <w:t xml:space="preserve">.</w:t>
       </w:r>
@@ -115,12 +114,12 @@
           <w:tcPr>
             <w:tcW w:type="dxa" w:w="1900"/>
             <w:tcBorders>
-              <w:top w:val="single" w:color="BFBFBF" w:sz="4"/>
-              <w:left w:val="single" w:color="BFBFBF" w:sz="4"/>
-              <w:bottom w:val="single" w:color="BFBFBF" w:sz="4"/>
-              <w:right w:val="single" w:color="BFBFBF" w:sz="4"/>
+              <w:top w:val="single" w:color="000000" w:sz="4"/>
+              <w:left w:val="single" w:color="000000" w:sz="4"/>
+              <w:bottom w:val="single" w:color="000000" w:sz="4"/>
+              <w:right w:val="single" w:color="000000" w:sz="4"/>
             </w:tcBorders>
-            <w:shd w:fill="1F4E79" w:val="clear"/>
+            <w:shd w:fill="D9D9D9" w:val="clear"/>
             <w:tcMar>
               <w:top w:type="dxa" w:w="60"/>
               <w:left w:type="dxa" w:w="100"/>
@@ -134,12 +133,12 @@
           <w:tcPr>
             <w:tcW w:type="dxa" w:w="3730"/>
             <w:tcBorders>
-              <w:top w:val="single" w:color="BFBFBF" w:sz="4"/>
-              <w:left w:val="single" w:color="BFBFBF" w:sz="4"/>
-              <w:bottom w:val="single" w:color="BFBFBF" w:sz="4"/>
-              <w:right w:val="single" w:color="BFBFBF" w:sz="4"/>
+              <w:top w:val="single" w:color="000000" w:sz="4"/>
+              <w:left w:val="single" w:color="000000" w:sz="4"/>
+              <w:bottom w:val="single" w:color="000000" w:sz="4"/>
+              <w:right w:val="single" w:color="000000" w:sz="4"/>
             </w:tcBorders>
-            <w:shd w:fill="1F4E79" w:val="clear"/>
+            <w:shd w:fill="D9D9D9" w:val="clear"/>
             <w:tcMar>
               <w:top w:type="dxa" w:w="60"/>
               <w:left w:type="dxa" w:w="100"/>
@@ -150,10 +149,10 @@
           <w:p>
             <w:r>
               <w:rPr>
-                <w:rFonts w:ascii="Calibri" w:cs="Calibri" w:eastAsia="Calibri" w:hAnsi="Calibri"/>
+                <w:rFonts w:ascii="Arial" w:cs="Arial" w:eastAsia="Arial" w:hAnsi="Arial"/>
                 <w:b/>
                 <w:bCs/>
-                <w:color w:val="FFFFFF"/>
+                <w:color w:val="000000"/>
               </w:rPr>
               <w:t xml:space="preserve">Simétrica</w:t>
             </w:r>
@@ -163,12 +162,12 @@
           <w:tcPr>
             <w:tcW w:type="dxa" w:w="3730"/>
             <w:tcBorders>
-              <w:top w:val="single" w:color="BFBFBF" w:sz="4"/>
-              <w:left w:val="single" w:color="BFBFBF" w:sz="4"/>
-              <w:bottom w:val="single" w:color="BFBFBF" w:sz="4"/>
-              <w:right w:val="single" w:color="BFBFBF" w:sz="4"/>
+              <w:top w:val="single" w:color="000000" w:sz="4"/>
+              <w:left w:val="single" w:color="000000" w:sz="4"/>
+              <w:bottom w:val="single" w:color="000000" w:sz="4"/>
+              <w:right w:val="single" w:color="000000" w:sz="4"/>
             </w:tcBorders>
-            <w:shd w:fill="1F4E79" w:val="clear"/>
+            <w:shd w:fill="D9D9D9" w:val="clear"/>
             <w:tcMar>
               <w:top w:type="dxa" w:w="60"/>
               <w:left w:type="dxa" w:w="100"/>
@@ -179,10 +178,10 @@
           <w:p>
             <w:r>
               <w:rPr>
-                <w:rFonts w:ascii="Calibri" w:cs="Calibri" w:eastAsia="Calibri" w:hAnsi="Calibri"/>
+                <w:rFonts w:ascii="Arial" w:cs="Arial" w:eastAsia="Arial" w:hAnsi="Arial"/>
                 <w:b/>
                 <w:bCs/>
-                <w:color w:val="FFFFFF"/>
+                <w:color w:val="000000"/>
               </w:rPr>
               <w:t xml:space="preserve">Asimétrica</w:t>
             </w:r>
@@ -194,10 +193,10 @@
           <w:tcPr>
             <w:tcW w:type="dxa" w:w="1900"/>
             <w:tcBorders>
-              <w:top w:val="single" w:color="BFBFBF" w:sz="4"/>
-              <w:left w:val="single" w:color="BFBFBF" w:sz="4"/>
-              <w:bottom w:val="single" w:color="BFBFBF" w:sz="4"/>
-              <w:right w:val="single" w:color="BFBFBF" w:sz="4"/>
+              <w:top w:val="single" w:color="000000" w:sz="4"/>
+              <w:left w:val="single" w:color="000000" w:sz="4"/>
+              <w:bottom w:val="single" w:color="000000" w:sz="4"/>
+              <w:right w:val="single" w:color="000000" w:sz="4"/>
             </w:tcBorders>
             <w:shd w:fill="FFFFFF" w:val="clear"/>
             <w:tcMar>
@@ -210,7 +209,7 @@
           <w:p>
             <w:r>
               <w:rPr>
-                <w:rFonts w:ascii="Calibri" w:cs="Calibri" w:eastAsia="Calibri" w:hAnsi="Calibri"/>
+                <w:rFonts w:ascii="Arial" w:cs="Arial" w:eastAsia="Arial" w:hAnsi="Arial"/>
                 <w:b/>
                 <w:bCs/>
               </w:rPr>
@@ -222,10 +221,10 @@
           <w:tcPr>
             <w:tcW w:type="dxa" w:w="3730"/>
             <w:tcBorders>
-              <w:top w:val="single" w:color="BFBFBF" w:sz="4"/>
-              <w:left w:val="single" w:color="BFBFBF" w:sz="4"/>
-              <w:bottom w:val="single" w:color="BFBFBF" w:sz="4"/>
-              <w:right w:val="single" w:color="BFBFBF" w:sz="4"/>
+              <w:top w:val="single" w:color="000000" w:sz="4"/>
+              <w:left w:val="single" w:color="000000" w:sz="4"/>
+              <w:bottom w:val="single" w:color="000000" w:sz="4"/>
+              <w:right w:val="single" w:color="000000" w:sz="4"/>
             </w:tcBorders>
             <w:shd w:fill="FFFFFF" w:val="clear"/>
             <w:tcMar>
@@ -238,13 +237,13 @@
           <w:p>
             <w:r>
               <w:rPr>
-                <w:rFonts w:ascii="Calibri" w:cs="Calibri" w:eastAsia="Calibri" w:hAnsi="Calibri"/>
+                <w:rFonts w:ascii="Arial" w:cs="Arial" w:eastAsia="Arial" w:hAnsi="Arial"/>
               </w:rPr>
               <w:t xml:space="preserve">Las dos partes conocen la </w:t>
             </w:r>
             <w:r>
               <w:rPr>
-                <w:rFonts w:ascii="Calibri" w:cs="Calibri" w:eastAsia="Calibri" w:hAnsi="Calibri"/>
+                <w:rFonts w:ascii="Arial" w:cs="Arial" w:eastAsia="Arial" w:hAnsi="Arial"/>
                 <w:b/>
                 <w:bCs/>
               </w:rPr>
@@ -256,10 +255,10 @@
           <w:tcPr>
             <w:tcW w:type="dxa" w:w="3730"/>
             <w:tcBorders>
-              <w:top w:val="single" w:color="BFBFBF" w:sz="4"/>
-              <w:left w:val="single" w:color="BFBFBF" w:sz="4"/>
-              <w:bottom w:val="single" w:color="BFBFBF" w:sz="4"/>
-              <w:right w:val="single" w:color="BFBFBF" w:sz="4"/>
+              <w:top w:val="single" w:color="000000" w:sz="4"/>
+              <w:left w:val="single" w:color="000000" w:sz="4"/>
+              <w:bottom w:val="single" w:color="000000" w:sz="4"/>
+              <w:right w:val="single" w:color="000000" w:sz="4"/>
             </w:tcBorders>
             <w:shd w:fill="FFFFFF" w:val="clear"/>
             <w:tcMar>
@@ -272,13 +271,13 @@
           <w:p>
             <w:r>
               <w:rPr>
-                <w:rFonts w:ascii="Calibri" w:cs="Calibri" w:eastAsia="Calibri" w:hAnsi="Calibri"/>
+                <w:rFonts w:ascii="Arial" w:cs="Arial" w:eastAsia="Arial" w:hAnsi="Arial"/>
               </w:rPr>
               <w:t xml:space="preserve">Clave de encriptación y de desencriptación </w:t>
             </w:r>
             <w:r>
               <w:rPr>
-                <w:rFonts w:ascii="Calibri" w:cs="Calibri" w:eastAsia="Calibri" w:hAnsi="Calibri"/>
+                <w:rFonts w:ascii="Arial" w:cs="Arial" w:eastAsia="Arial" w:hAnsi="Arial"/>
                 <w:b/>
                 <w:bCs/>
               </w:rPr>
@@ -286,13 +285,13 @@
             </w:r>
             <w:r>
               <w:rPr>
-                <w:rFonts w:ascii="Calibri" w:cs="Calibri" w:eastAsia="Calibri" w:hAnsi="Calibri"/>
+                <w:rFonts w:ascii="Arial" w:cs="Arial" w:eastAsia="Arial" w:hAnsi="Arial"/>
               </w:rPr>
               <w:t xml:space="preserve">: una </w:t>
             </w:r>
             <w:r>
               <w:rPr>
-                <w:rFonts w:ascii="Calibri" w:cs="Calibri" w:eastAsia="Calibri" w:hAnsi="Calibri"/>
+                <w:rFonts w:ascii="Arial" w:cs="Arial" w:eastAsia="Arial" w:hAnsi="Arial"/>
                 <w:b/>
                 <w:bCs/>
               </w:rPr>
@@ -300,13 +299,13 @@
             </w:r>
             <w:r>
               <w:rPr>
-                <w:rFonts w:ascii="Calibri" w:cs="Calibri" w:eastAsia="Calibri" w:hAnsi="Calibri"/>
+                <w:rFonts w:ascii="Arial" w:cs="Arial" w:eastAsia="Arial" w:hAnsi="Arial"/>
               </w:rPr>
               <w:t xml:space="preserve"> y una </w:t>
             </w:r>
             <w:r>
               <w:rPr>
-                <w:rFonts w:ascii="Calibri" w:cs="Calibri" w:eastAsia="Calibri" w:hAnsi="Calibri"/>
+                <w:rFonts w:ascii="Arial" w:cs="Arial" w:eastAsia="Arial" w:hAnsi="Arial"/>
                 <w:b/>
                 <w:bCs/>
               </w:rPr>
@@ -314,7 +313,7 @@
             </w:r>
             <w:r>
               <w:rPr>
-                <w:rFonts w:ascii="Calibri" w:cs="Calibri" w:eastAsia="Calibri" w:hAnsi="Calibri"/>
+                <w:rFonts w:ascii="Arial" w:cs="Arial" w:eastAsia="Arial" w:hAnsi="Arial"/>
               </w:rPr>
               <w:t xml:space="preserve"> (también se llama de claves públicas)</w:t>
             </w:r>
@@ -326,10 +325,10 @@
           <w:tcPr>
             <w:tcW w:type="dxa" w:w="1900"/>
             <w:tcBorders>
-              <w:top w:val="single" w:color="BFBFBF" w:sz="4"/>
-              <w:left w:val="single" w:color="BFBFBF" w:sz="4"/>
-              <w:bottom w:val="single" w:color="BFBFBF" w:sz="4"/>
-              <w:right w:val="single" w:color="BFBFBF" w:sz="4"/>
+              <w:top w:val="single" w:color="000000" w:sz="4"/>
+              <w:left w:val="single" w:color="000000" w:sz="4"/>
+              <w:bottom w:val="single" w:color="000000" w:sz="4"/>
+              <w:right w:val="single" w:color="000000" w:sz="4"/>
             </w:tcBorders>
             <w:shd w:fill="FFFFFF" w:val="clear"/>
             <w:tcMar>
@@ -342,7 +341,7 @@
           <w:p>
             <w:r>
               <w:rPr>
-                <w:rFonts w:ascii="Calibri" w:cs="Calibri" w:eastAsia="Calibri" w:hAnsi="Calibri"/>
+                <w:rFonts w:ascii="Arial" w:cs="Arial" w:eastAsia="Arial" w:hAnsi="Arial"/>
                 <w:b/>
                 <w:bCs/>
               </w:rPr>
@@ -354,10 +353,10 @@
           <w:tcPr>
             <w:tcW w:type="dxa" w:w="3730"/>
             <w:tcBorders>
-              <w:top w:val="single" w:color="BFBFBF" w:sz="4"/>
-              <w:left w:val="single" w:color="BFBFBF" w:sz="4"/>
-              <w:bottom w:val="single" w:color="BFBFBF" w:sz="4"/>
-              <w:right w:val="single" w:color="BFBFBF" w:sz="4"/>
+              <w:top w:val="single" w:color="000000" w:sz="4"/>
+              <w:left w:val="single" w:color="000000" w:sz="4"/>
+              <w:bottom w:val="single" w:color="000000" w:sz="4"/>
+              <w:right w:val="single" w:color="000000" w:sz="4"/>
             </w:tcBorders>
             <w:shd w:fill="FFFFFF" w:val="clear"/>
             <w:tcMar>
@@ -370,7 +369,7 @@
           <w:p>
             <w:r>
               <w:rPr>
-                <w:rFonts w:ascii="Calibri" w:cs="Calibri" w:eastAsia="Calibri" w:hAnsi="Calibri"/>
+                <w:rFonts w:ascii="Arial" w:cs="Arial" w:eastAsia="Arial" w:hAnsi="Arial"/>
               </w:rPr>
               <w:t xml:space="preserve">DES, 3DES y AES (el estándar)</w:t>
             </w:r>
@@ -380,10 +379,10 @@
           <w:tcPr>
             <w:tcW w:type="dxa" w:w="3730"/>
             <w:tcBorders>
-              <w:top w:val="single" w:color="BFBFBF" w:sz="4"/>
-              <w:left w:val="single" w:color="BFBFBF" w:sz="4"/>
-              <w:bottom w:val="single" w:color="BFBFBF" w:sz="4"/>
-              <w:right w:val="single" w:color="BFBFBF" w:sz="4"/>
+              <w:top w:val="single" w:color="000000" w:sz="4"/>
+              <w:left w:val="single" w:color="000000" w:sz="4"/>
+              <w:bottom w:val="single" w:color="000000" w:sz="4"/>
+              <w:right w:val="single" w:color="000000" w:sz="4"/>
             </w:tcBorders>
             <w:shd w:fill="FFFFFF" w:val="clear"/>
             <w:tcMar>
@@ -396,7 +395,7 @@
           <w:p>
             <w:r>
               <w:rPr>
-                <w:rFonts w:ascii="Calibri" w:cs="Calibri" w:eastAsia="Calibri" w:hAnsi="Calibri"/>
+                <w:rFonts w:ascii="Arial" w:cs="Arial" w:eastAsia="Arial" w:hAnsi="Arial"/>
               </w:rPr>
               <w:t xml:space="preserve">RSA, PKI, DSS, DSA, ElGamal y curva elíptica</w:t>
             </w:r>
@@ -408,10 +407,10 @@
           <w:tcPr>
             <w:tcW w:type="dxa" w:w="1900"/>
             <w:tcBorders>
-              <w:top w:val="single" w:color="BFBFBF" w:sz="4"/>
-              <w:left w:val="single" w:color="BFBFBF" w:sz="4"/>
-              <w:bottom w:val="single" w:color="BFBFBF" w:sz="4"/>
-              <w:right w:val="single" w:color="BFBFBF" w:sz="4"/>
+              <w:top w:val="single" w:color="000000" w:sz="4"/>
+              <w:left w:val="single" w:color="000000" w:sz="4"/>
+              <w:bottom w:val="single" w:color="000000" w:sz="4"/>
+              <w:right w:val="single" w:color="000000" w:sz="4"/>
             </w:tcBorders>
             <w:shd w:fill="FFFFFF" w:val="clear"/>
             <w:tcMar>
@@ -424,7 +423,7 @@
           <w:p>
             <w:r>
               <w:rPr>
-                <w:rFonts w:ascii="Calibri" w:cs="Calibri" w:eastAsia="Calibri" w:hAnsi="Calibri"/>
+                <w:rFonts w:ascii="Arial" w:cs="Arial" w:eastAsia="Arial" w:hAnsi="Arial"/>
                 <w:b/>
                 <w:bCs/>
               </w:rPr>
@@ -436,10 +435,10 @@
           <w:tcPr>
             <w:tcW w:type="dxa" w:w="3730"/>
             <w:tcBorders>
-              <w:top w:val="single" w:color="BFBFBF" w:sz="4"/>
-              <w:left w:val="single" w:color="BFBFBF" w:sz="4"/>
-              <w:bottom w:val="single" w:color="BFBFBF" w:sz="4"/>
-              <w:right w:val="single" w:color="BFBFBF" w:sz="4"/>
+              <w:top w:val="single" w:color="000000" w:sz="4"/>
+              <w:left w:val="single" w:color="000000" w:sz="4"/>
+              <w:bottom w:val="single" w:color="000000" w:sz="4"/>
+              <w:right w:val="single" w:color="000000" w:sz="4"/>
             </w:tcBorders>
             <w:shd w:fill="FFFFFF" w:val="clear"/>
             <w:tcMar>
@@ -452,13 +451,13 @@
           <w:p>
             <w:r>
               <w:rPr>
-                <w:rFonts w:ascii="Calibri" w:cs="Calibri" w:eastAsia="Calibri" w:hAnsi="Calibri"/>
+                <w:rFonts w:ascii="Arial" w:cs="Arial" w:eastAsia="Arial" w:hAnsi="Arial"/>
               </w:rPr>
               <w:t xml:space="preserve">Tráfico de </w:t>
             </w:r>
             <w:r>
               <w:rPr>
-                <w:rFonts w:ascii="Calibri" w:cs="Calibri" w:eastAsia="Calibri" w:hAnsi="Calibri"/>
+                <w:rFonts w:ascii="Arial" w:cs="Arial" w:eastAsia="Arial" w:hAnsi="Arial"/>
                 <w:b/>
                 <w:bCs/>
               </w:rPr>
@@ -466,13 +465,13 @@
             </w:r>
             <w:r>
               <w:rPr>
-                <w:rFonts w:ascii="Calibri" w:cs="Calibri" w:eastAsia="Calibri" w:hAnsi="Calibri"/>
+                <w:rFonts w:ascii="Arial" w:cs="Arial" w:eastAsia="Arial" w:hAnsi="Arial"/>
               </w:rPr>
               <w:t xml:space="preserve">, porque gasta </w:t>
             </w:r>
             <w:r>
               <w:rPr>
-                <w:rFonts w:ascii="Calibri" w:cs="Calibri" w:eastAsia="Calibri" w:hAnsi="Calibri"/>
+                <w:rFonts w:ascii="Arial" w:cs="Arial" w:eastAsia="Arial" w:hAnsi="Arial"/>
                 <w:b/>
                 <w:bCs/>
               </w:rPr>
@@ -480,7 +479,7 @@
             </w:r>
             <w:r>
               <w:rPr>
-                <w:rFonts w:ascii="Calibri" w:cs="Calibri" w:eastAsia="Calibri" w:hAnsi="Calibri"/>
+                <w:rFonts w:ascii="Arial" w:cs="Arial" w:eastAsia="Arial" w:hAnsi="Arial"/>
               </w:rPr>
               <w:t xml:space="preserve"> que la asimétrica</w:t>
             </w:r>
@@ -490,10 +489,10 @@
           <w:tcPr>
             <w:tcW w:type="dxa" w:w="3730"/>
             <w:tcBorders>
-              <w:top w:val="single" w:color="BFBFBF" w:sz="4"/>
-              <w:left w:val="single" w:color="BFBFBF" w:sz="4"/>
-              <w:bottom w:val="single" w:color="BFBFBF" w:sz="4"/>
-              <w:right w:val="single" w:color="BFBFBF" w:sz="4"/>
+              <w:top w:val="single" w:color="000000" w:sz="4"/>
+              <w:left w:val="single" w:color="000000" w:sz="4"/>
+              <w:bottom w:val="single" w:color="000000" w:sz="4"/>
+              <w:right w:val="single" w:color="000000" w:sz="4"/>
             </w:tcBorders>
             <w:shd w:fill="FFFFFF" w:val="clear"/>
             <w:tcMar>
@@ -506,7 +505,7 @@
           <w:p>
             <w:r>
               <w:rPr>
-                <w:rFonts w:ascii="Calibri" w:cs="Calibri" w:eastAsia="Calibri" w:hAnsi="Calibri"/>
+                <w:rFonts w:ascii="Arial" w:cs="Arial" w:eastAsia="Arial" w:hAnsi="Arial"/>
               </w:rPr>
               <w:t xml:space="preserve">IKE, SSL, SSH y PGP</w:t>
             </w:r>
@@ -518,10 +517,10 @@
           <w:tcPr>
             <w:tcW w:type="dxa" w:w="1900"/>
             <w:tcBorders>
-              <w:top w:val="single" w:color="BFBFBF" w:sz="4"/>
-              <w:left w:val="single" w:color="BFBFBF" w:sz="4"/>
-              <w:bottom w:val="single" w:color="BFBFBF" w:sz="4"/>
-              <w:right w:val="single" w:color="BFBFBF" w:sz="4"/>
+              <w:top w:val="single" w:color="000000" w:sz="4"/>
+              <w:left w:val="single" w:color="000000" w:sz="4"/>
+              <w:bottom w:val="single" w:color="000000" w:sz="4"/>
+              <w:right w:val="single" w:color="000000" w:sz="4"/>
             </w:tcBorders>
             <w:shd w:fill="FFFFFF" w:val="clear"/>
             <w:tcMar>
@@ -534,7 +533,7 @@
           <w:p>
             <w:r>
               <w:rPr>
-                <w:rFonts w:ascii="Calibri" w:cs="Calibri" w:eastAsia="Calibri" w:hAnsi="Calibri"/>
+                <w:rFonts w:ascii="Arial" w:cs="Arial" w:eastAsia="Arial" w:hAnsi="Arial"/>
                 <w:b/>
                 <w:bCs/>
               </w:rPr>
@@ -546,10 +545,10 @@
           <w:tcPr>
             <w:tcW w:type="dxa" w:w="3730"/>
             <w:tcBorders>
-              <w:top w:val="single" w:color="BFBFBF" w:sz="4"/>
-              <w:left w:val="single" w:color="BFBFBF" w:sz="4"/>
-              <w:bottom w:val="single" w:color="BFBFBF" w:sz="4"/>
-              <w:right w:val="single" w:color="BFBFBF" w:sz="4"/>
+              <w:top w:val="single" w:color="000000" w:sz="4"/>
+              <w:left w:val="single" w:color="000000" w:sz="4"/>
+              <w:bottom w:val="single" w:color="000000" w:sz="4"/>
+              <w:right w:val="single" w:color="000000" w:sz="4"/>
             </w:tcBorders>
             <w:shd w:fill="FFFFFF" w:val="clear"/>
             <w:tcMar>
@@ -562,13 +561,13 @@
           <w:p>
             <w:r>
               <w:rPr>
-                <w:rFonts w:ascii="Calibri" w:cs="Calibri" w:eastAsia="Calibri" w:hAnsi="Calibri"/>
+                <w:rFonts w:ascii="Arial" w:cs="Arial" w:eastAsia="Arial" w:hAnsi="Arial"/>
               </w:rPr>
               <w:t xml:space="preserve">Se clasifican en cifrados por </w:t>
             </w:r>
             <w:r>
               <w:rPr>
-                <w:rFonts w:ascii="Calibri" w:cs="Calibri" w:eastAsia="Calibri" w:hAnsi="Calibri"/>
+                <w:rFonts w:ascii="Arial" w:cs="Arial" w:eastAsia="Arial" w:hAnsi="Arial"/>
                 <w:b/>
                 <w:bCs/>
               </w:rPr>
@@ -576,13 +575,13 @@
             </w:r>
             <w:r>
               <w:rPr>
-                <w:rFonts w:ascii="Calibri" w:cs="Calibri" w:eastAsia="Calibri" w:hAnsi="Calibri"/>
+                <w:rFonts w:ascii="Arial" w:cs="Arial" w:eastAsia="Arial" w:hAnsi="Arial"/>
               </w:rPr>
               <w:t xml:space="preserve"> o de </w:t>
             </w:r>
             <w:r>
               <w:rPr>
-                <w:rFonts w:ascii="Calibri" w:cs="Calibri" w:eastAsia="Calibri" w:hAnsi="Calibri"/>
+                <w:rFonts w:ascii="Arial" w:cs="Arial" w:eastAsia="Arial" w:hAnsi="Arial"/>
                 <w:b/>
                 <w:bCs/>
               </w:rPr>
@@ -594,10 +593,10 @@
           <w:tcPr>
             <w:tcW w:type="dxa" w:w="3730"/>
             <w:tcBorders>
-              <w:top w:val="single" w:color="BFBFBF" w:sz="4"/>
-              <w:left w:val="single" w:color="BFBFBF" w:sz="4"/>
-              <w:bottom w:val="single" w:color="BFBFBF" w:sz="4"/>
-              <w:right w:val="single" w:color="BFBFBF" w:sz="4"/>
+              <w:top w:val="single" w:color="000000" w:sz="4"/>
+              <w:left w:val="single" w:color="000000" w:sz="4"/>
+              <w:bottom w:val="single" w:color="000000" w:sz="4"/>
+              <w:right w:val="single" w:color="000000" w:sz="4"/>
             </w:tcBorders>
             <w:shd w:fill="FFFFFF" w:val="clear"/>
             <w:tcMar>
@@ -610,13 +609,13 @@
           <w:p>
             <w:r>
               <w:rPr>
-                <w:rFonts w:ascii="Calibri" w:cs="Calibri" w:eastAsia="Calibri" w:hAnsi="Calibri"/>
+                <w:rFonts w:ascii="Arial" w:cs="Arial" w:eastAsia="Arial" w:hAnsi="Arial"/>
               </w:rPr>
               <w:t xml:space="preserve">Dan confidencialidad </w:t>
             </w:r>
             <w:r>
               <w:rPr>
-                <w:rFonts w:ascii="Calibri" w:cs="Calibri" w:eastAsia="Calibri" w:hAnsi="Calibri"/>
+                <w:rFonts w:ascii="Arial" w:cs="Arial" w:eastAsia="Arial" w:hAnsi="Arial"/>
                 <w:b/>
                 <w:bCs/>
               </w:rPr>
@@ -633,12 +632,13 @@
     </w:p>
     <w:p>
       <w:pPr>
-        <w:pStyle w:val="Heading3"/>
         <w:spacing w:after="80" w:before="160"/>
       </w:pPr>
       <w:r>
         <w:rPr>
-          <w:rFonts w:ascii="Calibri" w:cs="Calibri" w:eastAsia="Calibri" w:hAnsi="Calibri"/>
+          <w:rFonts w:ascii="Arial" w:cs="Arial" w:eastAsia="Arial" w:hAnsi="Arial"/>
+          <w:b/>
+          <w:bCs/>
         </w:rPr>
         <w:t xml:space="preserve">Fórmulas de la asimétrica</w:t>
       </w:r>
@@ -667,12 +667,12 @@
           <w:tcPr>
             <w:tcW w:type="dxa" w:w="3400"/>
             <w:tcBorders>
-              <w:top w:val="single" w:color="BFBFBF" w:sz="4"/>
-              <w:left w:val="single" w:color="BFBFBF" w:sz="4"/>
-              <w:bottom w:val="single" w:color="BFBFBF" w:sz="4"/>
-              <w:right w:val="single" w:color="BFBFBF" w:sz="4"/>
+              <w:top w:val="single" w:color="000000" w:sz="4"/>
+              <w:left w:val="single" w:color="000000" w:sz="4"/>
+              <w:bottom w:val="single" w:color="000000" w:sz="4"/>
+              <w:right w:val="single" w:color="000000" w:sz="4"/>
             </w:tcBorders>
-            <w:shd w:fill="1F4E79" w:val="clear"/>
+            <w:shd w:fill="D9D9D9" w:val="clear"/>
             <w:tcMar>
               <w:top w:type="dxa" w:w="60"/>
               <w:left w:type="dxa" w:w="100"/>
@@ -683,10 +683,10 @@
           <w:p>
             <w:r>
               <w:rPr>
-                <w:rFonts w:ascii="Calibri" w:cs="Calibri" w:eastAsia="Calibri" w:hAnsi="Calibri"/>
+                <w:rFonts w:ascii="Arial" w:cs="Arial" w:eastAsia="Arial" w:hAnsi="Arial"/>
                 <w:b/>
                 <w:bCs/>
-                <w:color w:val="FFFFFF"/>
+                <w:color w:val="000000"/>
               </w:rPr>
               <w:t xml:space="preserve">Objetivo</w:t>
             </w:r>
@@ -696,12 +696,12 @@
           <w:tcPr>
             <w:tcW w:type="dxa" w:w="5960"/>
             <w:tcBorders>
-              <w:top w:val="single" w:color="BFBFBF" w:sz="4"/>
-              <w:left w:val="single" w:color="BFBFBF" w:sz="4"/>
-              <w:bottom w:val="single" w:color="BFBFBF" w:sz="4"/>
-              <w:right w:val="single" w:color="BFBFBF" w:sz="4"/>
+              <w:top w:val="single" w:color="000000" w:sz="4"/>
+              <w:left w:val="single" w:color="000000" w:sz="4"/>
+              <w:bottom w:val="single" w:color="000000" w:sz="4"/>
+              <w:right w:val="single" w:color="000000" w:sz="4"/>
             </w:tcBorders>
-            <w:shd w:fill="1F4E79" w:val="clear"/>
+            <w:shd w:fill="D9D9D9" w:val="clear"/>
             <w:tcMar>
               <w:top w:type="dxa" w:w="60"/>
               <w:left w:type="dxa" w:w="100"/>
@@ -712,10 +712,10 @@
           <w:p>
             <w:r>
               <w:rPr>
-                <w:rFonts w:ascii="Calibri" w:cs="Calibri" w:eastAsia="Calibri" w:hAnsi="Calibri"/>
+                <w:rFonts w:ascii="Arial" w:cs="Arial" w:eastAsia="Arial" w:hAnsi="Arial"/>
                 <w:b/>
                 <w:bCs/>
-                <w:color w:val="FFFFFF"/>
+                <w:color w:val="000000"/>
               </w:rPr>
               <w:t xml:space="preserve">Fórmula</w:t>
             </w:r>
@@ -727,10 +727,10 @@
           <w:tcPr>
             <w:tcW w:type="dxa" w:w="3400"/>
             <w:tcBorders>
-              <w:top w:val="single" w:color="BFBFBF" w:sz="4"/>
-              <w:left w:val="single" w:color="BFBFBF" w:sz="4"/>
-              <w:bottom w:val="single" w:color="BFBFBF" w:sz="4"/>
-              <w:right w:val="single" w:color="BFBFBF" w:sz="4"/>
+              <w:top w:val="single" w:color="000000" w:sz="4"/>
+              <w:left w:val="single" w:color="000000" w:sz="4"/>
+              <w:bottom w:val="single" w:color="000000" w:sz="4"/>
+              <w:right w:val="single" w:color="000000" w:sz="4"/>
             </w:tcBorders>
             <w:shd w:fill="FFFFFF" w:val="clear"/>
             <w:tcMar>
@@ -743,7 +743,7 @@
           <w:p>
             <w:r>
               <w:rPr>
-                <w:rFonts w:ascii="Calibri" w:cs="Calibri" w:eastAsia="Calibri" w:hAnsi="Calibri"/>
+                <w:rFonts w:ascii="Arial" w:cs="Arial" w:eastAsia="Arial" w:hAnsi="Arial"/>
                 <w:b/>
                 <w:bCs/>
               </w:rPr>
@@ -755,10 +755,10 @@
           <w:tcPr>
             <w:tcW w:type="dxa" w:w="5960"/>
             <w:tcBorders>
-              <w:top w:val="single" w:color="BFBFBF" w:sz="4"/>
-              <w:left w:val="single" w:color="BFBFBF" w:sz="4"/>
-              <w:bottom w:val="single" w:color="BFBFBF" w:sz="4"/>
-              <w:right w:val="single" w:color="BFBFBF" w:sz="4"/>
+              <w:top w:val="single" w:color="000000" w:sz="4"/>
+              <w:left w:val="single" w:color="000000" w:sz="4"/>
+              <w:bottom w:val="single" w:color="000000" w:sz="4"/>
+              <w:right w:val="single" w:color="000000" w:sz="4"/>
             </w:tcBorders>
             <w:shd w:fill="FFFFFF" w:val="clear"/>
             <w:tcMar>
@@ -771,13 +771,13 @@
           <w:p>
             <w:r>
               <w:rPr>
-                <w:rFonts w:ascii="Calibri" w:cs="Calibri" w:eastAsia="Calibri" w:hAnsi="Calibri"/>
+                <w:rFonts w:ascii="Arial" w:cs="Arial" w:eastAsia="Arial" w:hAnsi="Arial"/>
               </w:rPr>
               <w:t xml:space="preserve">Clave </w:t>
             </w:r>
             <w:r>
               <w:rPr>
-                <w:rFonts w:ascii="Calibri" w:cs="Calibri" w:eastAsia="Calibri" w:hAnsi="Calibri"/>
+                <w:rFonts w:ascii="Arial" w:cs="Arial" w:eastAsia="Arial" w:hAnsi="Arial"/>
                 <w:b/>
                 <w:bCs/>
               </w:rPr>
@@ -785,13 +785,13 @@
             </w:r>
             <w:r>
               <w:rPr>
-                <w:rFonts w:ascii="Calibri" w:cs="Calibri" w:eastAsia="Calibri" w:hAnsi="Calibri"/>
+                <w:rFonts w:ascii="Arial" w:cs="Arial" w:eastAsia="Arial" w:hAnsi="Arial"/>
               </w:rPr>
               <w:t xml:space="preserve"> (encriptar) + Clave </w:t>
             </w:r>
             <w:r>
               <w:rPr>
-                <w:rFonts w:ascii="Calibri" w:cs="Calibri" w:eastAsia="Calibri" w:hAnsi="Calibri"/>
+                <w:rFonts w:ascii="Arial" w:cs="Arial" w:eastAsia="Arial" w:hAnsi="Arial"/>
                 <w:b/>
                 <w:bCs/>
               </w:rPr>
@@ -799,7 +799,7 @@
             </w:r>
             <w:r>
               <w:rPr>
-                <w:rFonts w:ascii="Calibri" w:cs="Calibri" w:eastAsia="Calibri" w:hAnsi="Calibri"/>
+                <w:rFonts w:ascii="Arial" w:cs="Arial" w:eastAsia="Arial" w:hAnsi="Arial"/>
               </w:rPr>
               <w:t xml:space="preserve"> (desencriptar)</w:t>
             </w:r>
@@ -811,10 +811,10 @@
           <w:tcPr>
             <w:tcW w:type="dxa" w:w="3400"/>
             <w:tcBorders>
-              <w:top w:val="single" w:color="BFBFBF" w:sz="4"/>
-              <w:left w:val="single" w:color="BFBFBF" w:sz="4"/>
-              <w:bottom w:val="single" w:color="BFBFBF" w:sz="4"/>
-              <w:right w:val="single" w:color="BFBFBF" w:sz="4"/>
+              <w:top w:val="single" w:color="000000" w:sz="4"/>
+              <w:left w:val="single" w:color="000000" w:sz="4"/>
+              <w:bottom w:val="single" w:color="000000" w:sz="4"/>
+              <w:right w:val="single" w:color="000000" w:sz="4"/>
             </w:tcBorders>
             <w:shd w:fill="FFFFFF" w:val="clear"/>
             <w:tcMar>
@@ -827,7 +827,7 @@
           <w:p>
             <w:r>
               <w:rPr>
-                <w:rFonts w:ascii="Calibri" w:cs="Calibri" w:eastAsia="Calibri" w:hAnsi="Calibri"/>
+                <w:rFonts w:ascii="Arial" w:cs="Arial" w:eastAsia="Arial" w:hAnsi="Arial"/>
                 <w:b/>
                 <w:bCs/>
               </w:rPr>
@@ -839,10 +839,10 @@
           <w:tcPr>
             <w:tcW w:type="dxa" w:w="5960"/>
             <w:tcBorders>
-              <w:top w:val="single" w:color="BFBFBF" w:sz="4"/>
-              <w:left w:val="single" w:color="BFBFBF" w:sz="4"/>
-              <w:bottom w:val="single" w:color="BFBFBF" w:sz="4"/>
-              <w:right w:val="single" w:color="BFBFBF" w:sz="4"/>
+              <w:top w:val="single" w:color="000000" w:sz="4"/>
+              <w:left w:val="single" w:color="000000" w:sz="4"/>
+              <w:bottom w:val="single" w:color="000000" w:sz="4"/>
+              <w:right w:val="single" w:color="000000" w:sz="4"/>
             </w:tcBorders>
             <w:shd w:fill="FFFFFF" w:val="clear"/>
             <w:tcMar>
@@ -855,13 +855,13 @@
           <w:p>
             <w:r>
               <w:rPr>
-                <w:rFonts w:ascii="Calibri" w:cs="Calibri" w:eastAsia="Calibri" w:hAnsi="Calibri"/>
+                <w:rFonts w:ascii="Arial" w:cs="Arial" w:eastAsia="Arial" w:hAnsi="Arial"/>
               </w:rPr>
               <w:t xml:space="preserve">Clave </w:t>
             </w:r>
             <w:r>
               <w:rPr>
-                <w:rFonts w:ascii="Calibri" w:cs="Calibri" w:eastAsia="Calibri" w:hAnsi="Calibri"/>
+                <w:rFonts w:ascii="Arial" w:cs="Arial" w:eastAsia="Arial" w:hAnsi="Arial"/>
                 <w:b/>
                 <w:bCs/>
               </w:rPr>
@@ -869,13 +869,13 @@
             </w:r>
             <w:r>
               <w:rPr>
-                <w:rFonts w:ascii="Calibri" w:cs="Calibri" w:eastAsia="Calibri" w:hAnsi="Calibri"/>
+                <w:rFonts w:ascii="Arial" w:cs="Arial" w:eastAsia="Arial" w:hAnsi="Arial"/>
               </w:rPr>
               <w:t xml:space="preserve"> (encriptar) + Clave </w:t>
             </w:r>
             <w:r>
               <w:rPr>
-                <w:rFonts w:ascii="Calibri" w:cs="Calibri" w:eastAsia="Calibri" w:hAnsi="Calibri"/>
+                <w:rFonts w:ascii="Arial" w:cs="Arial" w:eastAsia="Arial" w:hAnsi="Arial"/>
                 <w:b/>
                 <w:bCs/>
               </w:rPr>
@@ -883,7 +883,7 @@
             </w:r>
             <w:r>
               <w:rPr>
-                <w:rFonts w:ascii="Calibri" w:cs="Calibri" w:eastAsia="Calibri" w:hAnsi="Calibri"/>
+                <w:rFonts w:ascii="Arial" w:cs="Arial" w:eastAsia="Arial" w:hAnsi="Arial"/>
               </w:rPr>
               <w:t xml:space="preserve"> (desencriptar)</w:t>
             </w:r>
@@ -907,13 +907,13 @@
       </w:pPr>
       <w:r>
         <w:rPr>
-          <w:rFonts w:ascii="Calibri" w:cs="Calibri" w:eastAsia="Calibri" w:hAnsi="Calibri"/>
+          <w:rFonts w:ascii="Arial" w:cs="Arial" w:eastAsia="Arial" w:hAnsi="Arial"/>
         </w:rPr>
         <w:t xml:space="preserve">En la autenticación, el proceso de encriptación </w:t>
       </w:r>
       <w:r>
         <w:rPr>
-          <w:rFonts w:ascii="Calibri" w:cs="Calibri" w:eastAsia="Calibri" w:hAnsi="Calibri"/>
+          <w:rFonts w:ascii="Arial" w:cs="Arial" w:eastAsia="Arial" w:hAnsi="Arial"/>
           <w:b/>
           <w:bCs/>
         </w:rPr>
@@ -921,7 +921,7 @@
       </w:r>
       <w:r>
         <w:rPr>
-          <w:rFonts w:ascii="Calibri" w:cs="Calibri" w:eastAsia="Calibri" w:hAnsi="Calibri"/>
+          <w:rFonts w:ascii="Arial" w:cs="Arial" w:eastAsia="Arial" w:hAnsi="Arial"/>
         </w:rPr>
         <w:t xml:space="preserve">.</w:t>
       </w:r>
@@ -937,13 +937,13 @@
       </w:pPr>
       <w:r>
         <w:rPr>
-          <w:rFonts w:ascii="Calibri" w:cs="Calibri" w:eastAsia="Calibri" w:hAnsi="Calibri"/>
+          <w:rFonts w:ascii="Arial" w:cs="Arial" w:eastAsia="Arial" w:hAnsi="Arial"/>
         </w:rPr>
         <w:t xml:space="preserve">Si se combinan los dos procesos asimétricos se obtiene </w:t>
       </w:r>
       <w:r>
         <w:rPr>
-          <w:rFonts w:ascii="Calibri" w:cs="Calibri" w:eastAsia="Calibri" w:hAnsi="Calibri"/>
+          <w:rFonts w:ascii="Arial" w:cs="Arial" w:eastAsia="Arial" w:hAnsi="Arial"/>
           <w:b/>
           <w:bCs/>
         </w:rPr>
@@ -951,19 +951,20 @@
       </w:r>
       <w:r>
         <w:rPr>
-          <w:rFonts w:ascii="Calibri" w:cs="Calibri" w:eastAsia="Calibri" w:hAnsi="Calibri"/>
+          <w:rFonts w:ascii="Arial" w:cs="Arial" w:eastAsia="Arial" w:hAnsi="Arial"/>
         </w:rPr>
         <w:t xml:space="preserve"> de los mensajes.</w:t>
       </w:r>
     </w:p>
     <w:p>
       <w:pPr>
-        <w:pStyle w:val="Heading3"/>
         <w:spacing w:after="80" w:before="160"/>
       </w:pPr>
       <w:r>
         <w:rPr>
-          <w:rFonts w:ascii="Calibri" w:cs="Calibri" w:eastAsia="Calibri" w:hAnsi="Calibri"/>
+          <w:rFonts w:ascii="Arial" w:cs="Arial" w:eastAsia="Arial" w:hAnsi="Arial"/>
+          <w:b/>
+          <w:bCs/>
         </w:rPr>
         <w:t xml:space="preserve">Diffie-Hellman (DH)</w:t>
       </w:r>
@@ -979,13 +980,13 @@
       </w:pPr>
       <w:r>
         <w:rPr>
-          <w:rFonts w:ascii="Calibri" w:cs="Calibri" w:eastAsia="Calibri" w:hAnsi="Calibri"/>
+          <w:rFonts w:ascii="Arial" w:cs="Arial" w:eastAsia="Arial" w:hAnsi="Arial"/>
         </w:rPr>
         <w:t xml:space="preserve">Algoritmo matemático </w:t>
       </w:r>
       <w:r>
         <w:rPr>
-          <w:rFonts w:ascii="Calibri" w:cs="Calibri" w:eastAsia="Calibri" w:hAnsi="Calibri"/>
+          <w:rFonts w:ascii="Arial" w:cs="Arial" w:eastAsia="Arial" w:hAnsi="Arial"/>
           <w:b/>
           <w:bCs/>
         </w:rPr>
@@ -993,13 +994,13 @@
       </w:r>
       <w:r>
         <w:rPr>
-          <w:rFonts w:ascii="Calibri" w:cs="Calibri" w:eastAsia="Calibri" w:hAnsi="Calibri"/>
+          <w:rFonts w:ascii="Arial" w:cs="Arial" w:eastAsia="Arial" w:hAnsi="Arial"/>
         </w:rPr>
         <w:t xml:space="preserve"> que deja que dos computadoras generen una </w:t>
       </w:r>
       <w:r>
         <w:rPr>
-          <w:rFonts w:ascii="Calibri" w:cs="Calibri" w:eastAsia="Calibri" w:hAnsi="Calibri"/>
+          <w:rFonts w:ascii="Arial" w:cs="Arial" w:eastAsia="Arial" w:hAnsi="Arial"/>
           <w:b/>
           <w:bCs/>
         </w:rPr>
@@ -1007,7 +1008,7 @@
       </w:r>
       <w:r>
         <w:rPr>
-          <w:rFonts w:ascii="Calibri" w:cs="Calibri" w:eastAsia="Calibri" w:hAnsi="Calibri"/>
+          <w:rFonts w:ascii="Arial" w:cs="Arial" w:eastAsia="Arial" w:hAnsi="Arial"/>
         </w:rPr>
         <w:t xml:space="preserve">.</w:t>
       </w:r>
@@ -1023,13 +1024,13 @@
       </w:pPr>
       <w:r>
         <w:rPr>
-          <w:rFonts w:ascii="Calibri" w:cs="Calibri" w:eastAsia="Calibri" w:hAnsi="Calibri"/>
+          <w:rFonts w:ascii="Arial" w:cs="Arial" w:eastAsia="Arial" w:hAnsi="Arial"/>
         </w:rPr>
         <w:t xml:space="preserve">Se usa cuando se intercambian datos por una </w:t>
       </w:r>
       <w:r>
         <w:rPr>
-          <w:rFonts w:ascii="Calibri" w:cs="Calibri" w:eastAsia="Calibri" w:hAnsi="Calibri"/>
+          <w:rFonts w:ascii="Arial" w:cs="Arial" w:eastAsia="Arial" w:hAnsi="Arial"/>
           <w:b/>
           <w:bCs/>
         </w:rPr>
@@ -1037,13 +1038,13 @@
       </w:r>
       <w:r>
         <w:rPr>
-          <w:rFonts w:ascii="Calibri" w:cs="Calibri" w:eastAsia="Calibri" w:hAnsi="Calibri"/>
+          <w:rFonts w:ascii="Arial" w:cs="Arial" w:eastAsia="Arial" w:hAnsi="Arial"/>
         </w:rPr>
         <w:t xml:space="preserve"> y cuando se intercambian datos por </w:t>
       </w:r>
       <w:r>
         <w:rPr>
-          <w:rFonts w:ascii="Calibri" w:cs="Calibri" w:eastAsia="Calibri" w:hAnsi="Calibri"/>
+          <w:rFonts w:ascii="Arial" w:cs="Arial" w:eastAsia="Arial" w:hAnsi="Arial"/>
           <w:b/>
           <w:bCs/>
         </w:rPr>
@@ -1051,34 +1052,36 @@
       </w:r>
       <w:r>
         <w:rPr>
-          <w:rFonts w:ascii="Calibri" w:cs="Calibri" w:eastAsia="Calibri" w:hAnsi="Calibri"/>
+          <w:rFonts w:ascii="Arial" w:cs="Arial" w:eastAsia="Arial" w:hAnsi="Arial"/>
         </w:rPr>
         <w:t xml:space="preserve">.</w:t>
       </w:r>
     </w:p>
     <w:p>
       <w:pPr>
-        <w:pStyle w:val="Heading1"/>
         <w:pBdr>
-          <w:bottom w:val="single" w:color="1F4E79" w:sz="8" w:space="2"/>
+          <w:bottom w:val="single" w:color="000000" w:sz="8" w:space="2"/>
         </w:pBdr>
         <w:spacing w:after="120" w:before="280"/>
       </w:pPr>
       <w:r>
         <w:rPr>
-          <w:rFonts w:ascii="Calibri" w:cs="Calibri" w:eastAsia="Calibri" w:hAnsi="Calibri"/>
+          <w:rFonts w:ascii="Arial" w:cs="Arial" w:eastAsia="Arial" w:hAnsi="Arial"/>
+          <w:b/>
+          <w:bCs/>
         </w:rPr>
         <w:t xml:space="preserve">2. Ocultamiento de datos</w:t>
       </w:r>
     </w:p>
     <w:p>
       <w:pPr>
-        <w:pStyle w:val="Heading3"/>
         <w:spacing w:after="80" w:before="160"/>
       </w:pPr>
       <w:r>
         <w:rPr>
-          <w:rFonts w:ascii="Calibri" w:cs="Calibri" w:eastAsia="Calibri" w:hAnsi="Calibri"/>
+          <w:rFonts w:ascii="Arial" w:cs="Arial" w:eastAsia="Arial" w:hAnsi="Arial"/>
+          <w:b/>
+          <w:bCs/>
         </w:rPr>
         <w:t xml:space="preserve">Enmascaramiento de datos</w:t>
       </w:r>
@@ -1094,13 +1097,13 @@
       </w:pPr>
       <w:r>
         <w:rPr>
-          <w:rFonts w:ascii="Calibri" w:cs="Calibri" w:eastAsia="Calibri" w:hAnsi="Calibri"/>
+          <w:rFonts w:ascii="Arial" w:cs="Arial" w:eastAsia="Arial" w:hAnsi="Arial"/>
         </w:rPr>
         <w:t xml:space="preserve">Reemplaza los datos confidenciales en entornos </w:t>
       </w:r>
       <w:r>
         <w:rPr>
-          <w:rFonts w:ascii="Calibri" w:cs="Calibri" w:eastAsia="Calibri" w:hAnsi="Calibri"/>
+          <w:rFonts w:ascii="Arial" w:cs="Arial" w:eastAsia="Arial" w:hAnsi="Arial"/>
           <w:b/>
           <w:bCs/>
         </w:rPr>
@@ -1108,7 +1111,7 @@
       </w:r>
       <w:r>
         <w:rPr>
-          <w:rFonts w:ascii="Calibri" w:cs="Calibri" w:eastAsia="Calibri" w:hAnsi="Calibri"/>
+          <w:rFonts w:ascii="Arial" w:cs="Arial" w:eastAsia="Arial" w:hAnsi="Arial"/>
         </w:rPr>
         <w:t xml:space="preserve"> para proteger la información de fondo.</w:t>
       </w:r>
@@ -1124,13 +1127,13 @@
       </w:pPr>
       <w:r>
         <w:rPr>
-          <w:rFonts w:ascii="Calibri" w:cs="Calibri" w:eastAsia="Calibri" w:hAnsi="Calibri"/>
+          <w:rFonts w:ascii="Arial" w:cs="Arial" w:eastAsia="Arial" w:hAnsi="Arial"/>
         </w:rPr>
         <w:t xml:space="preserve">Métodos: </w:t>
       </w:r>
       <w:r>
         <w:rPr>
-          <w:rFonts w:ascii="Calibri" w:cs="Calibri" w:eastAsia="Calibri" w:hAnsi="Calibri"/>
+          <w:rFonts w:ascii="Arial" w:cs="Arial" w:eastAsia="Arial" w:hAnsi="Arial"/>
           <w:b/>
           <w:bCs/>
         </w:rPr>
@@ -1138,19 +1141,20 @@
       </w:r>
       <w:r>
         <w:rPr>
-          <w:rFonts w:ascii="Calibri" w:cs="Calibri" w:eastAsia="Calibri" w:hAnsi="Calibri"/>
+          <w:rFonts w:ascii="Arial" w:cs="Arial" w:eastAsia="Arial" w:hAnsi="Arial"/>
         </w:rPr>
         <w:t xml:space="preserve">.</w:t>
       </w:r>
     </w:p>
     <w:p>
       <w:pPr>
-        <w:pStyle w:val="Heading3"/>
         <w:spacing w:after="80" w:before="160"/>
       </w:pPr>
       <w:r>
         <w:rPr>
-          <w:rFonts w:ascii="Calibri" w:cs="Calibri" w:eastAsia="Calibri" w:hAnsi="Calibri"/>
+          <w:rFonts w:ascii="Arial" w:cs="Arial" w:eastAsia="Arial" w:hAnsi="Arial"/>
+          <w:b/>
+          <w:bCs/>
         </w:rPr>
         <w:t xml:space="preserve">Esteganografía</w:t>
       </w:r>
@@ -1166,7 +1170,7 @@
       </w:pPr>
       <w:r>
         <w:rPr>
-          <w:rFonts w:ascii="Calibri" w:cs="Calibri" w:eastAsia="Calibri" w:hAnsi="Calibri"/>
+          <w:rFonts w:ascii="Arial" w:cs="Arial" w:eastAsia="Arial" w:hAnsi="Arial"/>
           <w:b/>
           <w:bCs/>
         </w:rPr>
@@ -1174,58 +1178,23 @@
       </w:r>
       <w:r>
         <w:rPr>
-          <w:rFonts w:ascii="Calibri" w:cs="Calibri" w:eastAsia="Calibri" w:hAnsi="Calibri"/>
+          <w:rFonts w:ascii="Arial" w:cs="Arial" w:eastAsia="Arial" w:hAnsi="Arial"/>
         </w:rPr>
         <w:t xml:space="preserve">, como una imagen, un audio o un video.</w:t>
       </w:r>
     </w:p>
     <w:p>
       <w:pPr>
-        <w:shd w:fill="FEF3C7" w:val="clear"/>
-        <w:spacing w:after="100" w:before="60"/>
-        <w:ind w:left="120" w:right="120"/>
-      </w:pPr>
-      <w:r>
-        <w:rPr>
-          <w:rFonts w:ascii="Calibri" w:cs="Calibri" w:eastAsia="Calibri" w:hAnsi="Calibri"/>
-          <w:b/>
-          <w:bCs/>
-          <w:color w:val="B45309"/>
-        </w:rPr>
-        <w:t xml:space="preserve">⚠ Ojo: </w:t>
-      </w:r>
-      <w:r>
-        <w:rPr>
-          <w:rFonts w:ascii="Calibri" w:cs="Calibri" w:eastAsia="Calibri" w:hAnsi="Calibri"/>
-        </w:rPr>
-        <w:t xml:space="preserve">La ventaja sobre la criptografía: el mensaje secreto </w:t>
-      </w:r>
-      <w:r>
-        <w:rPr>
-          <w:rFonts w:ascii="Calibri" w:cs="Calibri" w:eastAsia="Calibri" w:hAnsi="Calibri"/>
-          <w:b/>
-          <w:bCs/>
-        </w:rPr>
-        <w:t xml:space="preserve">no llama la atención</w:t>
-      </w:r>
-      <w:r>
-        <w:rPr>
-          <w:rFonts w:ascii="Calibri" w:cs="Calibri" w:eastAsia="Calibri" w:hAnsi="Calibri"/>
-        </w:rPr>
-        <w:t xml:space="preserve">.</w:t>
-      </w:r>
-    </w:p>
-    <w:p>
-      <w:pPr>
-        <w:pStyle w:val="Heading1"/>
         <w:pBdr>
-          <w:bottom w:val="single" w:color="1F4E79" w:sz="8" w:space="2"/>
+          <w:bottom w:val="single" w:color="000000" w:sz="8" w:space="2"/>
         </w:pBdr>
         <w:spacing w:after="120" w:before="280"/>
       </w:pPr>
       <w:r>
         <w:rPr>
-          <w:rFonts w:ascii="Calibri" w:cs="Calibri" w:eastAsia="Calibri" w:hAnsi="Calibri"/>
+          <w:rFonts w:ascii="Arial" w:cs="Arial" w:eastAsia="Arial" w:hAnsi="Arial"/>
+          <w:b/>
+          <w:bCs/>
         </w:rPr>
         <w:t xml:space="preserve">3. Integridad y autenticidad</w:t>
       </w:r>
@@ -1236,19 +1205,20 @@
       </w:pPr>
       <w:r>
         <w:rPr>
-          <w:rFonts w:ascii="Calibri" w:cs="Calibri" w:eastAsia="Calibri" w:hAnsi="Calibri"/>
+          <w:rFonts w:ascii="Arial" w:cs="Arial" w:eastAsia="Arial" w:hAnsi="Arial"/>
         </w:rPr>
         <w:t xml:space="preserve">Hay que proteger los datos mientras viajan por los enlaces.</w:t>
       </w:r>
     </w:p>
     <w:p>
       <w:pPr>
-        <w:pStyle w:val="Heading3"/>
         <w:spacing w:after="80" w:before="160"/>
       </w:pPr>
       <w:r>
         <w:rPr>
-          <w:rFonts w:ascii="Calibri" w:cs="Calibri" w:eastAsia="Calibri" w:hAnsi="Calibri"/>
+          <w:rFonts w:ascii="Arial" w:cs="Arial" w:eastAsia="Arial" w:hAnsi="Arial"/>
+          <w:b/>
+          <w:bCs/>
         </w:rPr>
         <w:t xml:space="preserve">Los 4 elementos de las comunicaciones seguras</w:t>
       </w:r>
@@ -1264,7 +1234,7 @@
       </w:pPr>
       <w:r>
         <w:rPr>
-          <w:rFonts w:ascii="Calibri" w:cs="Calibri" w:eastAsia="Calibri" w:hAnsi="Calibri"/>
+          <w:rFonts w:ascii="Arial" w:cs="Arial" w:eastAsia="Arial" w:hAnsi="Arial"/>
         </w:rPr>
         <w:t xml:space="preserve">Integridad de datos</w:t>
       </w:r>
@@ -1280,7 +1250,7 @@
       </w:pPr>
       <w:r>
         <w:rPr>
-          <w:rFonts w:ascii="Calibri" w:cs="Calibri" w:eastAsia="Calibri" w:hAnsi="Calibri"/>
+          <w:rFonts w:ascii="Arial" w:cs="Arial" w:eastAsia="Arial" w:hAnsi="Arial"/>
         </w:rPr>
         <w:t xml:space="preserve">Autenticación de origen</w:t>
       </w:r>
@@ -1296,7 +1266,7 @@
       </w:pPr>
       <w:r>
         <w:rPr>
-          <w:rFonts w:ascii="Calibri" w:cs="Calibri" w:eastAsia="Calibri" w:hAnsi="Calibri"/>
+          <w:rFonts w:ascii="Arial" w:cs="Arial" w:eastAsia="Arial" w:hAnsi="Arial"/>
         </w:rPr>
         <w:t xml:space="preserve">Confidencialidad de datos</w:t>
       </w:r>
@@ -1312,19 +1282,20 @@
       </w:pPr>
       <w:r>
         <w:rPr>
-          <w:rFonts w:ascii="Calibri" w:cs="Calibri" w:eastAsia="Calibri" w:hAnsi="Calibri"/>
+          <w:rFonts w:ascii="Arial" w:cs="Arial" w:eastAsia="Arial" w:hAnsi="Arial"/>
         </w:rPr>
         <w:t xml:space="preserve">No repudio de datos</w:t>
       </w:r>
     </w:p>
     <w:p>
       <w:pPr>
-        <w:pStyle w:val="Heading3"/>
         <w:spacing w:after="80" w:before="160"/>
       </w:pPr>
       <w:r>
         <w:rPr>
-          <w:rFonts w:ascii="Calibri" w:cs="Calibri" w:eastAsia="Calibri" w:hAnsi="Calibri"/>
+          <w:rFonts w:ascii="Arial" w:cs="Arial" w:eastAsia="Arial" w:hAnsi="Arial"/>
+          <w:b/>
+          <w:bCs/>
         </w:rPr>
         <w:t xml:space="preserve">Hash criptográfico</w:t>
       </w:r>
@@ -1340,13 +1311,13 @@
       </w:pPr>
       <w:r>
         <w:rPr>
-          <w:rFonts w:ascii="Calibri" w:cs="Calibri" w:eastAsia="Calibri" w:hAnsi="Calibri"/>
+          <w:rFonts w:ascii="Arial" w:cs="Arial" w:eastAsia="Arial" w:hAnsi="Arial"/>
         </w:rPr>
         <w:t xml:space="preserve">Se usa para </w:t>
       </w:r>
       <w:r>
         <w:rPr>
-          <w:rFonts w:ascii="Calibri" w:cs="Calibri" w:eastAsia="Calibri" w:hAnsi="Calibri"/>
+          <w:rFonts w:ascii="Arial" w:cs="Arial" w:eastAsia="Arial" w:hAnsi="Arial"/>
           <w:b/>
           <w:bCs/>
         </w:rPr>
@@ -1354,7 +1325,7 @@
       </w:r>
       <w:r>
         <w:rPr>
-          <w:rFonts w:ascii="Calibri" w:cs="Calibri" w:eastAsia="Calibri" w:hAnsi="Calibri"/>
+          <w:rFonts w:ascii="Arial" w:cs="Arial" w:eastAsia="Arial" w:hAnsi="Arial"/>
         </w:rPr>
         <w:t xml:space="preserve"> de los datos.</w:t>
       </w:r>
@@ -1370,13 +1341,13 @@
       </w:pPr>
       <w:r>
         <w:rPr>
-          <w:rFonts w:ascii="Calibri" w:cs="Calibri" w:eastAsia="Calibri" w:hAnsi="Calibri"/>
+          <w:rFonts w:ascii="Arial" w:cs="Arial" w:eastAsia="Arial" w:hAnsi="Arial"/>
         </w:rPr>
         <w:t xml:space="preserve">Se basa en una función matemática </w:t>
       </w:r>
       <w:r>
         <w:rPr>
-          <w:rFonts w:ascii="Calibri" w:cs="Calibri" w:eastAsia="Calibri" w:hAnsi="Calibri"/>
+          <w:rFonts w:ascii="Arial" w:cs="Arial" w:eastAsia="Arial" w:hAnsi="Arial"/>
           <w:b/>
           <w:bCs/>
         </w:rPr>
@@ -1384,7 +1355,7 @@
       </w:r>
       <w:r>
         <w:rPr>
-          <w:rFonts w:ascii="Calibri" w:cs="Calibri" w:eastAsia="Calibri" w:hAnsi="Calibri"/>
+          <w:rFonts w:ascii="Arial" w:cs="Arial" w:eastAsia="Arial" w:hAnsi="Arial"/>
         </w:rPr>
         <w:t xml:space="preserve">: es relativamente fácil de calcular, pero mucho más difícil de revertir.</w:t>
       </w:r>
@@ -1400,13 +1371,13 @@
       </w:pPr>
       <w:r>
         <w:rPr>
-          <w:rFonts w:ascii="Calibri" w:cs="Calibri" w:eastAsia="Calibri" w:hAnsi="Calibri"/>
+          <w:rFonts w:ascii="Arial" w:cs="Arial" w:eastAsia="Arial" w:hAnsi="Arial"/>
         </w:rPr>
         <w:t xml:space="preserve">Toma un </w:t>
       </w:r>
       <w:r>
         <w:rPr>
-          <w:rFonts w:ascii="Calibri" w:cs="Calibri" w:eastAsia="Calibri" w:hAnsi="Calibri"/>
+          <w:rFonts w:ascii="Arial" w:cs="Arial" w:eastAsia="Arial" w:hAnsi="Arial"/>
           <w:b/>
           <w:bCs/>
         </w:rPr>
@@ -1414,13 +1385,13 @@
       </w:r>
       <w:r>
         <w:rPr>
-          <w:rFonts w:ascii="Calibri" w:cs="Calibri" w:eastAsia="Calibri" w:hAnsi="Calibri"/>
+          <w:rFonts w:ascii="Arial" w:cs="Arial" w:eastAsia="Arial" w:hAnsi="Arial"/>
         </w:rPr>
         <w:t xml:space="preserve"> de datos binarios (el mensaje) y produce una representación condensada de </w:t>
       </w:r>
       <w:r>
         <w:rPr>
-          <w:rFonts w:ascii="Calibri" w:cs="Calibri" w:eastAsia="Calibri" w:hAnsi="Calibri"/>
+          <w:rFonts w:ascii="Arial" w:cs="Arial" w:eastAsia="Arial" w:hAnsi="Arial"/>
           <w:b/>
           <w:bCs/>
         </w:rPr>
@@ -1428,7 +1399,7 @@
       </w:r>
       <w:r>
         <w:rPr>
-          <w:rFonts w:ascii="Calibri" w:cs="Calibri" w:eastAsia="Calibri" w:hAnsi="Calibri"/>
+          <w:rFonts w:ascii="Arial" w:cs="Arial" w:eastAsia="Arial" w:hAnsi="Arial"/>
         </w:rPr>
         <w:t xml:space="preserve"> (el hash).</w:t>
       </w:r>
@@ -1444,7 +1415,7 @@
       </w:pPr>
       <w:r>
         <w:rPr>
-          <w:rFonts w:ascii="Calibri" w:cs="Calibri" w:eastAsia="Calibri" w:hAnsi="Calibri"/>
+          <w:rFonts w:ascii="Arial" w:cs="Arial" w:eastAsia="Arial" w:hAnsi="Arial"/>
           <w:b/>
           <w:bCs/>
         </w:rPr>
@@ -1452,19 +1423,20 @@
       </w:r>
       <w:r>
         <w:rPr>
-          <w:rFonts w:ascii="Calibri" w:cs="Calibri" w:eastAsia="Calibri" w:hAnsi="Calibri"/>
+          <w:rFonts w:ascii="Arial" w:cs="Arial" w:eastAsia="Arial" w:hAnsi="Arial"/>
         </w:rPr>
         <w:t xml:space="preserve"> MD5 (resumen de 128 bits), SHA-1, SHA-2 y SHA-3.</w:t>
       </w:r>
     </w:p>
     <w:p>
       <w:pPr>
-        <w:pStyle w:val="Heading3"/>
         <w:spacing w:after="80" w:before="160"/>
       </w:pPr>
       <w:r>
         <w:rPr>
-          <w:rFonts w:ascii="Calibri" w:cs="Calibri" w:eastAsia="Calibri" w:hAnsi="Calibri"/>
+          <w:rFonts w:ascii="Arial" w:cs="Arial" w:eastAsia="Arial" w:hAnsi="Arial"/>
+          <w:b/>
+          <w:bCs/>
         </w:rPr>
         <w:t xml:space="preserve">Limitaciones</w:t>
       </w:r>
@@ -1480,13 +1452,13 @@
       </w:pPr>
       <w:r>
         <w:rPr>
-          <w:rFonts w:ascii="Calibri" w:cs="Calibri" w:eastAsia="Calibri" w:hAnsi="Calibri"/>
+          <w:rFonts w:ascii="Arial" w:cs="Arial" w:eastAsia="Arial" w:hAnsi="Arial"/>
         </w:rPr>
         <w:t xml:space="preserve">El hash detecta modificaciones </w:t>
       </w:r>
       <w:r>
         <w:rPr>
-          <w:rFonts w:ascii="Calibri" w:cs="Calibri" w:eastAsia="Calibri" w:hAnsi="Calibri"/>
+          <w:rFonts w:ascii="Arial" w:cs="Arial" w:eastAsia="Arial" w:hAnsi="Arial"/>
           <w:b/>
           <w:bCs/>
         </w:rPr>
@@ -1494,13 +1466,13 @@
       </w:r>
       <w:r>
         <w:rPr>
-          <w:rFonts w:ascii="Calibri" w:cs="Calibri" w:eastAsia="Calibri" w:hAnsi="Calibri"/>
+          <w:rFonts w:ascii="Arial" w:cs="Arial" w:eastAsia="Arial" w:hAnsi="Arial"/>
         </w:rPr>
         <w:t xml:space="preserve">, pero </w:t>
       </w:r>
       <w:r>
         <w:rPr>
-          <w:rFonts w:ascii="Calibri" w:cs="Calibri" w:eastAsia="Calibri" w:hAnsi="Calibri"/>
+          <w:rFonts w:ascii="Arial" w:cs="Arial" w:eastAsia="Arial" w:hAnsi="Arial"/>
           <w:b/>
           <w:bCs/>
         </w:rPr>
@@ -1508,7 +1480,7 @@
       </w:r>
       <w:r>
         <w:rPr>
-          <w:rFonts w:ascii="Calibri" w:cs="Calibri" w:eastAsia="Calibri" w:hAnsi="Calibri"/>
+          <w:rFonts w:ascii="Arial" w:cs="Arial" w:eastAsia="Arial" w:hAnsi="Arial"/>
         </w:rPr>
         <w:t xml:space="preserve"> de un agente de amenaza.</w:t>
       </w:r>
@@ -1524,13 +1496,13 @@
       </w:pPr>
       <w:r>
         <w:rPr>
-          <w:rFonts w:ascii="Calibri" w:cs="Calibri" w:eastAsia="Calibri" w:hAnsi="Calibri"/>
+          <w:rFonts w:ascii="Arial" w:cs="Arial" w:eastAsia="Arial" w:hAnsi="Arial"/>
         </w:rPr>
         <w:t xml:space="preserve">Es vulnerable a ataques </w:t>
       </w:r>
       <w:r>
         <w:rPr>
-          <w:rFonts w:ascii="Calibri" w:cs="Calibri" w:eastAsia="Calibri" w:hAnsi="Calibri"/>
+          <w:rFonts w:ascii="Arial" w:cs="Arial" w:eastAsia="Arial" w:hAnsi="Arial"/>
           <w:b/>
           <w:bCs/>
         </w:rPr>
@@ -1538,7 +1510,7 @@
       </w:r>
       <w:r>
         <w:rPr>
-          <w:rFonts w:ascii="Calibri" w:cs="Calibri" w:eastAsia="Calibri" w:hAnsi="Calibri"/>
+          <w:rFonts w:ascii="Arial" w:cs="Arial" w:eastAsia="Arial" w:hAnsi="Arial"/>
         </w:rPr>
         <w:t xml:space="preserve">.</w:t>
       </w:r>
@@ -1554,13 +1526,13 @@
       </w:pPr>
       <w:r>
         <w:rPr>
-          <w:rFonts w:ascii="Calibri" w:cs="Calibri" w:eastAsia="Calibri" w:hAnsi="Calibri"/>
+          <w:rFonts w:ascii="Arial" w:cs="Arial" w:eastAsia="Arial" w:hAnsi="Arial"/>
         </w:rPr>
         <w:t xml:space="preserve">Para dar integridad </w:t>
       </w:r>
       <w:r>
         <w:rPr>
-          <w:rFonts w:ascii="Calibri" w:cs="Calibri" w:eastAsia="Calibri" w:hAnsi="Calibri"/>
+          <w:rFonts w:ascii="Arial" w:cs="Arial" w:eastAsia="Arial" w:hAnsi="Arial"/>
           <w:b/>
           <w:bCs/>
         </w:rPr>
@@ -1568,13 +1540,13 @@
       </w:r>
       <w:r>
         <w:rPr>
-          <w:rFonts w:ascii="Calibri" w:cs="Calibri" w:eastAsia="Calibri" w:hAnsi="Calibri"/>
+          <w:rFonts w:ascii="Arial" w:cs="Arial" w:eastAsia="Arial" w:hAnsi="Arial"/>
         </w:rPr>
         <w:t xml:space="preserve"> autenticación de origen se necesita algo más: </w:t>
       </w:r>
       <w:r>
         <w:rPr>
-          <w:rFonts w:ascii="Calibri" w:cs="Calibri" w:eastAsia="Calibri" w:hAnsi="Calibri"/>
+          <w:rFonts w:ascii="Arial" w:cs="Arial" w:eastAsia="Arial" w:hAnsi="Arial"/>
           <w:b/>
           <w:bCs/>
         </w:rPr>
@@ -1582,19 +1554,20 @@
       </w:r>
       <w:r>
         <w:rPr>
-          <w:rFonts w:ascii="Calibri" w:cs="Calibri" w:eastAsia="Calibri" w:hAnsi="Calibri"/>
+          <w:rFonts w:ascii="Arial" w:cs="Arial" w:eastAsia="Arial" w:hAnsi="Arial"/>
         </w:rPr>
         <w:t xml:space="preserve">.</w:t>
       </w:r>
     </w:p>
     <w:p>
       <w:pPr>
-        <w:pStyle w:val="Heading3"/>
         <w:spacing w:after="80" w:before="160"/>
       </w:pPr>
       <w:r>
         <w:rPr>
-          <w:rFonts w:ascii="Calibri" w:cs="Calibri" w:eastAsia="Calibri" w:hAnsi="Calibri"/>
+          <w:rFonts w:ascii="Arial" w:cs="Arial" w:eastAsia="Arial" w:hAnsi="Arial"/>
+          <w:b/>
+          <w:bCs/>
         </w:rPr>
         <w:t xml:space="preserve">HMAC</w:t>
       </w:r>
@@ -1610,13 +1583,13 @@
       </w:pPr>
       <w:r>
         <w:rPr>
-          <w:rFonts w:ascii="Calibri" w:cs="Calibri" w:eastAsia="Calibri" w:hAnsi="Calibri"/>
+          <w:rFonts w:ascii="Arial" w:cs="Arial" w:eastAsia="Arial" w:hAnsi="Arial"/>
         </w:rPr>
         <w:t xml:space="preserve">Código de Autenticación de Mensajes basado en Hash, </w:t>
       </w:r>
       <w:r>
         <w:rPr>
-          <w:rFonts w:ascii="Calibri" w:cs="Calibri" w:eastAsia="Calibri" w:hAnsi="Calibri"/>
+          <w:rFonts w:ascii="Arial" w:cs="Arial" w:eastAsia="Arial" w:hAnsi="Arial"/>
           <w:b/>
           <w:bCs/>
         </w:rPr>
@@ -1624,7 +1597,7 @@
       </w:r>
       <w:r>
         <w:rPr>
-          <w:rFonts w:ascii="Calibri" w:cs="Calibri" w:eastAsia="Calibri" w:hAnsi="Calibri"/>
+          <w:rFonts w:ascii="Arial" w:cs="Arial" w:eastAsia="Arial" w:hAnsi="Arial"/>
         </w:rPr>
         <w:t xml:space="preserve">.</w:t>
       </w:r>
@@ -1640,13 +1613,13 @@
       </w:pPr>
       <w:r>
         <w:rPr>
-          <w:rFonts w:ascii="Calibri" w:cs="Calibri" w:eastAsia="Calibri" w:hAnsi="Calibri"/>
+          <w:rFonts w:ascii="Arial" w:cs="Arial" w:eastAsia="Arial" w:hAnsi="Arial"/>
         </w:rPr>
         <w:t xml:space="preserve">Usa una </w:t>
       </w:r>
       <w:r>
         <w:rPr>
-          <w:rFonts w:ascii="Calibri" w:cs="Calibri" w:eastAsia="Calibri" w:hAnsi="Calibri"/>
+          <w:rFonts w:ascii="Arial" w:cs="Arial" w:eastAsia="Arial" w:hAnsi="Arial"/>
           <w:b/>
           <w:bCs/>
         </w:rPr>
@@ -1654,22 +1627,23 @@
       </w:r>
       <w:r>
         <w:rPr>
-          <w:rFonts w:ascii="Calibri" w:cs="Calibri" w:eastAsia="Calibri" w:hAnsi="Calibri"/>
+          <w:rFonts w:ascii="Arial" w:cs="Arial" w:eastAsia="Arial" w:hAnsi="Arial"/>
         </w:rPr>
         <w:t xml:space="preserve"> como entrada de la función hash.</w:t>
       </w:r>
     </w:p>
     <w:p>
       <w:pPr>
-        <w:pStyle w:val="Heading1"/>
         <w:pBdr>
-          <w:bottom w:val="single" w:color="1F4E79" w:sz="8" w:space="2"/>
+          <w:bottom w:val="single" w:color="000000" w:sz="8" w:space="2"/>
         </w:pBdr>
         <w:spacing w:after="120" w:before="280"/>
       </w:pPr>
       <w:r>
         <w:rPr>
-          <w:rFonts w:ascii="Calibri" w:cs="Calibri" w:eastAsia="Calibri" w:hAnsi="Calibri"/>
+          <w:rFonts w:ascii="Arial" w:cs="Arial" w:eastAsia="Arial" w:hAnsi="Arial"/>
+          <w:b/>
+          <w:bCs/>
         </w:rPr>
         <w:t xml:space="preserve">4. Uso de hashes</w:t>
       </w:r>
@@ -1685,13 +1659,13 @@
       </w:pPr>
       <w:r>
         <w:rPr>
-          <w:rFonts w:ascii="Calibri" w:cs="Calibri" w:eastAsia="Calibri" w:hAnsi="Calibri"/>
+          <w:rFonts w:ascii="Arial" w:cs="Arial" w:eastAsia="Arial" w:hAnsi="Arial"/>
         </w:rPr>
         <w:t xml:space="preserve">Las funciones hash son </w:t>
       </w:r>
       <w:r>
         <w:rPr>
-          <w:rFonts w:ascii="Calibri" w:cs="Calibri" w:eastAsia="Calibri" w:hAnsi="Calibri"/>
+          <w:rFonts w:ascii="Arial" w:cs="Arial" w:eastAsia="Arial" w:hAnsi="Arial"/>
           <w:b/>
           <w:bCs/>
         </w:rPr>
@@ -1699,7 +1673,7 @@
       </w:r>
       <w:r>
         <w:rPr>
-          <w:rFonts w:ascii="Calibri" w:cs="Calibri" w:eastAsia="Calibri" w:hAnsi="Calibri"/>
+          <w:rFonts w:ascii="Arial" w:cs="Arial" w:eastAsia="Arial" w:hAnsi="Arial"/>
         </w:rPr>
         <w:t xml:space="preserve"> y verifican y garantizan la integridad. También pueden verificar la autenticación.</w:t>
       </w:r>
@@ -1715,13 +1689,13 @@
       </w:pPr>
       <w:r>
         <w:rPr>
-          <w:rFonts w:ascii="Calibri" w:cs="Calibri" w:eastAsia="Calibri" w:hAnsi="Calibri"/>
+          <w:rFonts w:ascii="Arial" w:cs="Arial" w:eastAsia="Arial" w:hAnsi="Arial"/>
         </w:rPr>
         <w:t xml:space="preserve">Cada vez que los datos cambian, </w:t>
       </w:r>
       <w:r>
         <w:rPr>
-          <w:rFonts w:ascii="Calibri" w:cs="Calibri" w:eastAsia="Calibri" w:hAnsi="Calibri"/>
+          <w:rFonts w:ascii="Arial" w:cs="Arial" w:eastAsia="Arial" w:hAnsi="Arial"/>
           <w:b/>
           <w:bCs/>
         </w:rPr>
@@ -1729,19 +1703,20 @@
       </w:r>
       <w:r>
         <w:rPr>
-          <w:rFonts w:ascii="Calibri" w:cs="Calibri" w:eastAsia="Calibri" w:hAnsi="Calibri"/>
+          <w:rFonts w:ascii="Arial" w:cs="Arial" w:eastAsia="Arial" w:hAnsi="Arial"/>
         </w:rPr>
         <w:t xml:space="preserve">.</w:t>
       </w:r>
     </w:p>
     <w:p>
       <w:pPr>
-        <w:pStyle w:val="Heading3"/>
         <w:spacing w:after="80" w:before="160"/>
       </w:pPr>
       <w:r>
         <w:rPr>
-          <w:rFonts w:ascii="Calibri" w:cs="Calibri" w:eastAsia="Calibri" w:hAnsi="Calibri"/>
+          <w:rFonts w:ascii="Arial" w:cs="Arial" w:eastAsia="Arial" w:hAnsi="Arial"/>
+          <w:b/>
+          <w:bCs/>
         </w:rPr>
         <w:t xml:space="preserve">Propiedades de una función criptográfica</w:t>
       </w:r>
@@ -1757,13 +1732,13 @@
       </w:pPr>
       <w:r>
         <w:rPr>
-          <w:rFonts w:ascii="Calibri" w:cs="Calibri" w:eastAsia="Calibri" w:hAnsi="Calibri"/>
+          <w:rFonts w:ascii="Arial" w:cs="Arial" w:eastAsia="Arial" w:hAnsi="Arial"/>
         </w:rPr>
         <w:t xml:space="preserve">La entrada puede tener </w:t>
       </w:r>
       <w:r>
         <w:rPr>
-          <w:rFonts w:ascii="Calibri" w:cs="Calibri" w:eastAsia="Calibri" w:hAnsi="Calibri"/>
+          <w:rFonts w:ascii="Arial" w:cs="Arial" w:eastAsia="Arial" w:hAnsi="Arial"/>
           <w:b/>
           <w:bCs/>
         </w:rPr>
@@ -1771,7 +1746,7 @@
       </w:r>
       <w:r>
         <w:rPr>
-          <w:rFonts w:ascii="Calibri" w:cs="Calibri" w:eastAsia="Calibri" w:hAnsi="Calibri"/>
+          <w:rFonts w:ascii="Arial" w:cs="Arial" w:eastAsia="Arial" w:hAnsi="Arial"/>
         </w:rPr>
         <w:t xml:space="preserve">.</w:t>
       </w:r>
@@ -1787,13 +1762,13 @@
       </w:pPr>
       <w:r>
         <w:rPr>
-          <w:rFonts w:ascii="Calibri" w:cs="Calibri" w:eastAsia="Calibri" w:hAnsi="Calibri"/>
+          <w:rFonts w:ascii="Arial" w:cs="Arial" w:eastAsia="Arial" w:hAnsi="Arial"/>
         </w:rPr>
         <w:t xml:space="preserve">La salida tiene </w:t>
       </w:r>
       <w:r>
         <w:rPr>
-          <w:rFonts w:ascii="Calibri" w:cs="Calibri" w:eastAsia="Calibri" w:hAnsi="Calibri"/>
+          <w:rFonts w:ascii="Arial" w:cs="Arial" w:eastAsia="Arial" w:hAnsi="Arial"/>
           <w:b/>
           <w:bCs/>
         </w:rPr>
@@ -1801,7 +1776,7 @@
       </w:r>
       <w:r>
         <w:rPr>
-          <w:rFonts w:ascii="Calibri" w:cs="Calibri" w:eastAsia="Calibri" w:hAnsi="Calibri"/>
+          <w:rFonts w:ascii="Arial" w:cs="Arial" w:eastAsia="Arial" w:hAnsi="Arial"/>
         </w:rPr>
         <w:t xml:space="preserve">.</w:t>
       </w:r>
@@ -1817,13 +1792,13 @@
       </w:pPr>
       <w:r>
         <w:rPr>
-          <w:rFonts w:ascii="Calibri" w:cs="Calibri" w:eastAsia="Calibri" w:hAnsi="Calibri"/>
+          <w:rFonts w:ascii="Arial" w:cs="Arial" w:eastAsia="Arial" w:hAnsi="Arial"/>
         </w:rPr>
         <w:t xml:space="preserve">Es </w:t>
       </w:r>
       <w:r>
         <w:rPr>
-          <w:rFonts w:ascii="Calibri" w:cs="Calibri" w:eastAsia="Calibri" w:hAnsi="Calibri"/>
+          <w:rFonts w:ascii="Arial" w:cs="Arial" w:eastAsia="Arial" w:hAnsi="Arial"/>
           <w:b/>
           <w:bCs/>
         </w:rPr>
@@ -1831,7 +1806,7 @@
       </w:r>
       <w:r>
         <w:rPr>
-          <w:rFonts w:ascii="Calibri" w:cs="Calibri" w:eastAsia="Calibri" w:hAnsi="Calibri"/>
+          <w:rFonts w:ascii="Arial" w:cs="Arial" w:eastAsia="Arial" w:hAnsi="Arial"/>
         </w:rPr>
         <w:t xml:space="preserve">.</w:t>
       </w:r>
@@ -1847,13 +1822,13 @@
       </w:pPr>
       <w:r>
         <w:rPr>
-          <w:rFonts w:ascii="Calibri" w:cs="Calibri" w:eastAsia="Calibri" w:hAnsi="Calibri"/>
+          <w:rFonts w:ascii="Arial" w:cs="Arial" w:eastAsia="Arial" w:hAnsi="Arial"/>
         </w:rPr>
         <w:t xml:space="preserve">Dos entradas distintas </w:t>
       </w:r>
       <w:r>
         <w:rPr>
-          <w:rFonts w:ascii="Calibri" w:cs="Calibri" w:eastAsia="Calibri" w:hAnsi="Calibri"/>
+          <w:rFonts w:ascii="Arial" w:cs="Arial" w:eastAsia="Arial" w:hAnsi="Arial"/>
           <w:b/>
           <w:bCs/>
         </w:rPr>
@@ -1861,7 +1836,7 @@
       </w:r>
       <w:r>
         <w:rPr>
-          <w:rFonts w:ascii="Calibri" w:cs="Calibri" w:eastAsia="Calibri" w:hAnsi="Calibri"/>
+          <w:rFonts w:ascii="Arial" w:cs="Arial" w:eastAsia="Arial" w:hAnsi="Arial"/>
         </w:rPr>
         <w:t xml:space="preserve"> dan el mismo hash.</w:t>
       </w:r>
@@ -1877,13 +1852,13 @@
       </w:pPr>
       <w:r>
         <w:rPr>
-          <w:rFonts w:ascii="Calibri" w:cs="Calibri" w:eastAsia="Calibri" w:hAnsi="Calibri"/>
+          <w:rFonts w:ascii="Arial" w:cs="Arial" w:eastAsia="Arial" w:hAnsi="Arial"/>
         </w:rPr>
         <w:t xml:space="preserve">Los dos algoritmos más comunes: </w:t>
       </w:r>
       <w:r>
         <w:rPr>
-          <w:rFonts w:ascii="Calibri" w:cs="Calibri" w:eastAsia="Calibri" w:hAnsi="Calibri"/>
+          <w:rFonts w:ascii="Arial" w:cs="Arial" w:eastAsia="Arial" w:hAnsi="Arial"/>
           <w:b/>
           <w:bCs/>
         </w:rPr>
@@ -1891,19 +1866,20 @@
       </w:r>
       <w:r>
         <w:rPr>
-          <w:rFonts w:ascii="Calibri" w:cs="Calibri" w:eastAsia="Calibri" w:hAnsi="Calibri"/>
+          <w:rFonts w:ascii="Arial" w:cs="Arial" w:eastAsia="Arial" w:hAnsi="Arial"/>
         </w:rPr>
         <w:t xml:space="preserve">.</w:t>
       </w:r>
     </w:p>
     <w:p>
       <w:pPr>
-        <w:pStyle w:val="Heading3"/>
         <w:spacing w:after="80" w:before="160"/>
       </w:pPr>
       <w:r>
         <w:rPr>
-          <w:rFonts w:ascii="Calibri" w:cs="Calibri" w:eastAsia="Calibri" w:hAnsi="Calibri"/>
+          <w:rFonts w:ascii="Arial" w:cs="Arial" w:eastAsia="Arial" w:hAnsi="Arial"/>
+          <w:b/>
+          <w:bCs/>
         </w:rPr>
         <w:t xml:space="preserve">Ataques a los hashes</w:t>
       </w:r>
@@ -1919,13 +1895,13 @@
       </w:pPr>
       <w:r>
         <w:rPr>
-          <w:rFonts w:ascii="Calibri" w:cs="Calibri" w:eastAsia="Calibri" w:hAnsi="Calibri"/>
+          <w:rFonts w:ascii="Arial" w:cs="Arial" w:eastAsia="Arial" w:hAnsi="Arial"/>
         </w:rPr>
         <w:t xml:space="preserve">Para descifrar un hash, el atacante debe </w:t>
       </w:r>
       <w:r>
         <w:rPr>
-          <w:rFonts w:ascii="Calibri" w:cs="Calibri" w:eastAsia="Calibri" w:hAnsi="Calibri"/>
+          <w:rFonts w:ascii="Arial" w:cs="Arial" w:eastAsia="Arial" w:hAnsi="Arial"/>
           <w:b/>
           <w:bCs/>
         </w:rPr>
@@ -1933,7 +1909,7 @@
       </w:r>
       <w:r>
         <w:rPr>
-          <w:rFonts w:ascii="Calibri" w:cs="Calibri" w:eastAsia="Calibri" w:hAnsi="Calibri"/>
+          <w:rFonts w:ascii="Arial" w:cs="Arial" w:eastAsia="Arial" w:hAnsi="Arial"/>
         </w:rPr>
         <w:t xml:space="preserve">.</w:t>
       </w:r>
@@ -1949,13 +1925,13 @@
       </w:pPr>
       <w:r>
         <w:rPr>
-          <w:rFonts w:ascii="Calibri" w:cs="Calibri" w:eastAsia="Calibri" w:hAnsi="Calibri"/>
+          <w:rFonts w:ascii="Arial" w:cs="Arial" w:eastAsia="Arial" w:hAnsi="Arial"/>
         </w:rPr>
         <w:t xml:space="preserve">Los dos ataques principales: </w:t>
       </w:r>
       <w:r>
         <w:rPr>
-          <w:rFonts w:ascii="Calibri" w:cs="Calibri" w:eastAsia="Calibri" w:hAnsi="Calibri"/>
+          <w:rFonts w:ascii="Arial" w:cs="Arial" w:eastAsia="Arial" w:hAnsi="Arial"/>
           <w:b/>
           <w:bCs/>
         </w:rPr>
@@ -1963,13 +1939,13 @@
       </w:r>
       <w:r>
         <w:rPr>
-          <w:rFonts w:ascii="Calibri" w:cs="Calibri" w:eastAsia="Calibri" w:hAnsi="Calibri"/>
+          <w:rFonts w:ascii="Arial" w:cs="Arial" w:eastAsia="Arial" w:hAnsi="Arial"/>
         </w:rPr>
         <w:t xml:space="preserve"> y </w:t>
       </w:r>
       <w:r>
         <w:rPr>
-          <w:rFonts w:ascii="Calibri" w:cs="Calibri" w:eastAsia="Calibri" w:hAnsi="Calibri"/>
+          <w:rFonts w:ascii="Arial" w:cs="Arial" w:eastAsia="Arial" w:hAnsi="Arial"/>
           <w:b/>
           <w:bCs/>
         </w:rPr>
@@ -1977,19 +1953,20 @@
       </w:r>
       <w:r>
         <w:rPr>
-          <w:rFonts w:ascii="Calibri" w:cs="Calibri" w:eastAsia="Calibri" w:hAnsi="Calibri"/>
+          <w:rFonts w:ascii="Arial" w:cs="Arial" w:eastAsia="Arial" w:hAnsi="Arial"/>
         </w:rPr>
         <w:t xml:space="preserve">.</w:t>
       </w:r>
     </w:p>
     <w:p>
       <w:pPr>
-        <w:pStyle w:val="Heading3"/>
         <w:spacing w:after="80" w:before="160"/>
       </w:pPr>
       <w:r>
         <w:rPr>
-          <w:rFonts w:ascii="Calibri" w:cs="Calibri" w:eastAsia="Calibri" w:hAnsi="Calibri"/>
+          <w:rFonts w:ascii="Arial" w:cs="Arial" w:eastAsia="Arial" w:hAnsi="Arial"/>
+          <w:b/>
+          <w:bCs/>
         </w:rPr>
         <w:t xml:space="preserve">Salting</w:t>
       </w:r>
@@ -2005,13 +1982,13 @@
       </w:pPr>
       <w:r>
         <w:rPr>
-          <w:rFonts w:ascii="Calibri" w:cs="Calibri" w:eastAsia="Calibri" w:hAnsi="Calibri"/>
+          <w:rFonts w:ascii="Arial" w:cs="Arial" w:eastAsia="Arial" w:hAnsi="Arial"/>
         </w:rPr>
         <w:t xml:space="preserve">Un </w:t>
       </w:r>
       <w:r>
         <w:rPr>
-          <w:rFonts w:ascii="Calibri" w:cs="Calibri" w:eastAsia="Calibri" w:hAnsi="Calibri"/>
+          <w:rFonts w:ascii="Arial" w:cs="Arial" w:eastAsia="Arial" w:hAnsi="Arial"/>
           <w:b/>
           <w:bCs/>
         </w:rPr>
@@ -2019,7 +1996,7 @@
       </w:r>
       <w:r>
         <w:rPr>
-          <w:rFonts w:ascii="Calibri" w:cs="Calibri" w:eastAsia="Calibri" w:hAnsi="Calibri"/>
+          <w:rFonts w:ascii="Arial" w:cs="Arial" w:eastAsia="Arial" w:hAnsi="Arial"/>
         </w:rPr>
         <w:t xml:space="preserve"> es una entrada adicional que se agrega a la contraseña.</w:t>
       </w:r>
@@ -2035,13 +2012,13 @@
       </w:pPr>
       <w:r>
         <w:rPr>
-          <w:rFonts w:ascii="Calibri" w:cs="Calibri" w:eastAsia="Calibri" w:hAnsi="Calibri"/>
+          <w:rFonts w:ascii="Arial" w:cs="Arial" w:eastAsia="Arial" w:hAnsi="Arial"/>
         </w:rPr>
         <w:t xml:space="preserve">Da un hash </w:t>
       </w:r>
       <w:r>
         <w:rPr>
-          <w:rFonts w:ascii="Calibri" w:cs="Calibri" w:eastAsia="Calibri" w:hAnsi="Calibri"/>
+          <w:rFonts w:ascii="Arial" w:cs="Arial" w:eastAsia="Arial" w:hAnsi="Arial"/>
           <w:b/>
           <w:bCs/>
         </w:rPr>
@@ -2049,7 +2026,7 @@
       </w:r>
       <w:r>
         <w:rPr>
-          <w:rFonts w:ascii="Calibri" w:cs="Calibri" w:eastAsia="Calibri" w:hAnsi="Calibri"/>
+          <w:rFonts w:ascii="Arial" w:cs="Arial" w:eastAsia="Arial" w:hAnsi="Arial"/>
         </w:rPr>
         <w:t xml:space="preserve"> incluso si dos contraseñas son idénticas.</w:t>
       </w:r>
@@ -2065,13 +2042,13 @@
       </w:pPr>
       <w:r>
         <w:rPr>
-          <w:rFonts w:ascii="Calibri" w:cs="Calibri" w:eastAsia="Calibri" w:hAnsi="Calibri"/>
+          <w:rFonts w:ascii="Arial" w:cs="Arial" w:eastAsia="Arial" w:hAnsi="Arial"/>
         </w:rPr>
         <w:t xml:space="preserve">Lo mejor para generarlo es un </w:t>
       </w:r>
       <w:r>
         <w:rPr>
-          <w:rFonts w:ascii="Calibri" w:cs="Calibri" w:eastAsia="Calibri" w:hAnsi="Calibri"/>
+          <w:rFonts w:ascii="Arial" w:cs="Arial" w:eastAsia="Arial" w:hAnsi="Arial"/>
           <w:b/>
           <w:bCs/>
         </w:rPr>
@@ -2079,7 +2056,7 @@
       </w:r>
       <w:r>
         <w:rPr>
-          <w:rFonts w:ascii="Calibri" w:cs="Calibri" w:eastAsia="Calibri" w:hAnsi="Calibri"/>
+          <w:rFonts w:ascii="Arial" w:cs="Arial" w:eastAsia="Arial" w:hAnsi="Arial"/>
         </w:rPr>
         <w:t xml:space="preserve"> (generador criptográficamente seguro de números pseudoaleatorios).</w:t>
       </w:r>
@@ -2095,13 +2072,13 @@
       </w:pPr>
       <w:r>
         <w:rPr>
-          <w:rFonts w:ascii="Calibri" w:cs="Calibri" w:eastAsia="Calibri" w:hAnsi="Calibri"/>
+          <w:rFonts w:ascii="Arial" w:cs="Arial" w:eastAsia="Arial" w:hAnsi="Arial"/>
         </w:rPr>
         <w:t xml:space="preserve">El salting evita el ataque de </w:t>
       </w:r>
       <w:r>
         <w:rPr>
-          <w:rFonts w:ascii="Calibri" w:cs="Calibri" w:eastAsia="Calibri" w:hAnsi="Calibri"/>
+          <w:rFonts w:ascii="Arial" w:cs="Arial" w:eastAsia="Arial" w:hAnsi="Arial"/>
           <w:b/>
           <w:bCs/>
         </w:rPr>
@@ -2109,84 +2086,36 @@
       </w:r>
       <w:r>
         <w:rPr>
-          <w:rFonts w:ascii="Calibri" w:cs="Calibri" w:eastAsia="Calibri" w:hAnsi="Calibri"/>
+          <w:rFonts w:ascii="Arial" w:cs="Arial" w:eastAsia="Arial" w:hAnsi="Arial"/>
         </w:rPr>
         <w:t xml:space="preserve">.</w:t>
       </w:r>
     </w:p>
     <w:p>
       <w:pPr>
-        <w:shd w:fill="FEF3C7" w:val="clear"/>
-        <w:spacing w:after="100" w:before="60"/>
-        <w:ind w:left="120" w:right="120"/>
-      </w:pPr>
-      <w:r>
-        <w:rPr>
-          <w:rFonts w:ascii="Calibri" w:cs="Calibri" w:eastAsia="Calibri" w:hAnsi="Calibri"/>
-          <w:b/>
-          <w:bCs/>
-          <w:color w:val="B45309"/>
-        </w:rPr>
-        <w:t xml:space="preserve">⚠ Ojo: </w:t>
-      </w:r>
-      <w:r>
-        <w:rPr>
-          <w:rFonts w:ascii="Calibri" w:cs="Calibri" w:eastAsia="Calibri" w:hAnsi="Calibri"/>
-        </w:rPr>
-        <w:t xml:space="preserve">Usar una </w:t>
-      </w:r>
-      <w:r>
-        <w:rPr>
-          <w:rFonts w:ascii="Calibri" w:cs="Calibri" w:eastAsia="Calibri" w:hAnsi="Calibri"/>
-          <w:b/>
-          <w:bCs/>
-        </w:rPr>
-        <w:t xml:space="preserve">clave secreta en el hash</w:t>
-      </w:r>
-      <w:r>
-        <w:rPr>
-          <w:rFonts w:ascii="Calibri" w:cs="Calibri" w:eastAsia="Calibri" w:hAnsi="Calibri"/>
-        </w:rPr>
-        <w:t xml:space="preserve"> con </w:t>
-      </w:r>
-      <w:r>
-        <w:rPr>
-          <w:rFonts w:ascii="Calibri" w:cs="Calibri" w:eastAsia="Calibri" w:hAnsi="Calibri"/>
-          <w:b/>
-          <w:bCs/>
-        </w:rPr>
-        <w:t xml:space="preserve">HMAC o KHMAC</w:t>
-      </w:r>
-      <w:r>
-        <w:rPr>
-          <w:rFonts w:ascii="Calibri" w:cs="Calibri" w:eastAsia="Calibri" w:hAnsi="Calibri"/>
-        </w:rPr>
-        <w:t xml:space="preserve"> ayuda a proteger contra ataques de diccionario o fuerza bruta.</w:t>
-      </w:r>
-    </w:p>
-    <w:p>
-      <w:pPr>
-        <w:pStyle w:val="Heading1"/>
         <w:pBdr>
-          <w:bottom w:val="single" w:color="1F4E79" w:sz="8" w:space="2"/>
+          <w:bottom w:val="single" w:color="000000" w:sz="8" w:space="2"/>
         </w:pBdr>
         <w:spacing w:after="120" w:before="280"/>
       </w:pPr>
       <w:r>
         <w:rPr>
-          <w:rFonts w:ascii="Calibri" w:cs="Calibri" w:eastAsia="Calibri" w:hAnsi="Calibri"/>
+          <w:rFonts w:ascii="Arial" w:cs="Arial" w:eastAsia="Arial" w:hAnsi="Arial"/>
+          <w:b/>
+          <w:bCs/>
         </w:rPr>
         <w:t xml:space="preserve">5. Criptografía de clave pública</w:t>
       </w:r>
     </w:p>
     <w:p>
       <w:pPr>
-        <w:pStyle w:val="Heading3"/>
         <w:spacing w:after="80" w:before="160"/>
       </w:pPr>
       <w:r>
         <w:rPr>
-          <w:rFonts w:ascii="Calibri" w:cs="Calibri" w:eastAsia="Calibri" w:hAnsi="Calibri"/>
+          <w:rFonts w:ascii="Arial" w:cs="Arial" w:eastAsia="Arial" w:hAnsi="Arial"/>
+          <w:b/>
+          <w:bCs/>
         </w:rPr>
         <w:t xml:space="preserve">Firmas digitales</w:t>
       </w:r>
@@ -2202,13 +2131,13 @@
       </w:pPr>
       <w:r>
         <w:rPr>
-          <w:rFonts w:ascii="Calibri" w:cs="Calibri" w:eastAsia="Calibri" w:hAnsi="Calibri"/>
+          <w:rFonts w:ascii="Arial" w:cs="Arial" w:eastAsia="Arial" w:hAnsi="Arial"/>
         </w:rPr>
         <w:t xml:space="preserve">Técnica matemática que da </w:t>
       </w:r>
       <w:r>
         <w:rPr>
-          <w:rFonts w:ascii="Calibri" w:cs="Calibri" w:eastAsia="Calibri" w:hAnsi="Calibri"/>
+          <w:rFonts w:ascii="Arial" w:cs="Arial" w:eastAsia="Arial" w:hAnsi="Arial"/>
           <w:b/>
           <w:bCs/>
         </w:rPr>
@@ -2216,13 +2145,13 @@
       </w:r>
       <w:r>
         <w:rPr>
-          <w:rFonts w:ascii="Calibri" w:cs="Calibri" w:eastAsia="Calibri" w:hAnsi="Calibri"/>
+          <w:rFonts w:ascii="Arial" w:cs="Arial" w:eastAsia="Arial" w:hAnsi="Arial"/>
         </w:rPr>
         <w:t xml:space="preserve">: </w:t>
       </w:r>
       <w:r>
         <w:rPr>
-          <w:rFonts w:ascii="Calibri" w:cs="Calibri" w:eastAsia="Calibri" w:hAnsi="Calibri"/>
+          <w:rFonts w:ascii="Arial" w:cs="Arial" w:eastAsia="Arial" w:hAnsi="Arial"/>
           <w:b/>
           <w:bCs/>
         </w:rPr>
@@ -2230,7 +2159,7 @@
       </w:r>
       <w:r>
         <w:rPr>
-          <w:rFonts w:ascii="Calibri" w:cs="Calibri" w:eastAsia="Calibri" w:hAnsi="Calibri"/>
+          <w:rFonts w:ascii="Arial" w:cs="Arial" w:eastAsia="Arial" w:hAnsi="Arial"/>
         </w:rPr>
         <w:t xml:space="preserve"> (que no se pueda negar ser el remitente o el receptor).</w:t>
       </w:r>
@@ -2246,13 +2175,13 @@
       </w:pPr>
       <w:r>
         <w:rPr>
-          <w:rFonts w:ascii="Calibri" w:cs="Calibri" w:eastAsia="Calibri" w:hAnsi="Calibri"/>
+          <w:rFonts w:ascii="Arial" w:cs="Arial" w:eastAsia="Arial" w:hAnsi="Arial"/>
         </w:rPr>
         <w:t xml:space="preserve">Propiedades: </w:t>
       </w:r>
       <w:r>
         <w:rPr>
-          <w:rFonts w:ascii="Calibri" w:cs="Calibri" w:eastAsia="Calibri" w:hAnsi="Calibri"/>
+          <w:rFonts w:ascii="Arial" w:cs="Arial" w:eastAsia="Arial" w:hAnsi="Arial"/>
           <w:b/>
           <w:bCs/>
         </w:rPr>
@@ -2260,7 +2189,7 @@
       </w:r>
       <w:r>
         <w:rPr>
-          <w:rFonts w:ascii="Calibri" w:cs="Calibri" w:eastAsia="Calibri" w:hAnsi="Calibri"/>
+          <w:rFonts w:ascii="Arial" w:cs="Arial" w:eastAsia="Arial" w:hAnsi="Arial"/>
         </w:rPr>
         <w:t xml:space="preserve">.</w:t>
       </w:r>
@@ -2276,13 +2205,13 @@
       </w:pPr>
       <w:r>
         <w:rPr>
-          <w:rFonts w:ascii="Calibri" w:cs="Calibri" w:eastAsia="Calibri" w:hAnsi="Calibri"/>
+          <w:rFonts w:ascii="Arial" w:cs="Arial" w:eastAsia="Arial" w:hAnsi="Arial"/>
         </w:rPr>
         <w:t xml:space="preserve">Se usan sobre todo en dos situaciones: </w:t>
       </w:r>
       <w:r>
         <w:rPr>
-          <w:rFonts w:ascii="Calibri" w:cs="Calibri" w:eastAsia="Calibri" w:hAnsi="Calibri"/>
+          <w:rFonts w:ascii="Arial" w:cs="Arial" w:eastAsia="Arial" w:hAnsi="Arial"/>
           <w:b/>
           <w:bCs/>
         </w:rPr>
@@ -2290,13 +2219,13 @@
       </w:r>
       <w:r>
         <w:rPr>
-          <w:rFonts w:ascii="Calibri" w:cs="Calibri" w:eastAsia="Calibri" w:hAnsi="Calibri"/>
+          <w:rFonts w:ascii="Arial" w:cs="Arial" w:eastAsia="Arial" w:hAnsi="Arial"/>
         </w:rPr>
         <w:t xml:space="preserve"> y </w:t>
       </w:r>
       <w:r>
         <w:rPr>
-          <w:rFonts w:ascii="Calibri" w:cs="Calibri" w:eastAsia="Calibri" w:hAnsi="Calibri"/>
+          <w:rFonts w:ascii="Arial" w:cs="Arial" w:eastAsia="Arial" w:hAnsi="Arial"/>
           <w:b/>
           <w:bCs/>
         </w:rPr>
@@ -2304,7 +2233,7 @@
       </w:r>
       <w:r>
         <w:rPr>
-          <w:rFonts w:ascii="Calibri" w:cs="Calibri" w:eastAsia="Calibri" w:hAnsi="Calibri"/>
+          <w:rFonts w:ascii="Arial" w:cs="Arial" w:eastAsia="Arial" w:hAnsi="Arial"/>
         </w:rPr>
         <w:t xml:space="preserve">.</w:t>
       </w:r>
@@ -2315,7 +2244,7 @@
       </w:pPr>
       <w:r>
         <w:rPr>
-          <w:rFonts w:ascii="Calibri" w:cs="Calibri" w:eastAsia="Calibri" w:hAnsi="Calibri"/>
+          <w:rFonts w:ascii="Arial" w:cs="Arial" w:eastAsia="Arial" w:hAnsi="Arial"/>
           <w:b/>
           <w:bCs/>
         </w:rPr>
@@ -2323,7 +2252,7 @@
       </w:r>
       <w:r>
         <w:rPr>
-          <w:rFonts w:ascii="Calibri" w:cs="Calibri" w:eastAsia="Calibri" w:hAnsi="Calibri"/>
+          <w:rFonts w:ascii="Arial" w:cs="Arial" w:eastAsia="Arial" w:hAnsi="Arial"/>
         </w:rPr>
         <w:t xml:space="preserve"> para generar y verificar firmas digitales:</w:t>
       </w:r>
@@ -2339,7 +2268,7 @@
       </w:pPr>
       <w:r>
         <w:rPr>
-          <w:rFonts w:ascii="Calibri" w:cs="Calibri" w:eastAsia="Calibri" w:hAnsi="Calibri"/>
+          <w:rFonts w:ascii="Arial" w:cs="Arial" w:eastAsia="Arial" w:hAnsi="Arial"/>
           <w:b/>
           <w:bCs/>
         </w:rPr>
@@ -2347,7 +2276,7 @@
       </w:r>
       <w:r>
         <w:rPr>
-          <w:rFonts w:ascii="Calibri" w:cs="Calibri" w:eastAsia="Calibri" w:hAnsi="Calibri"/>
+          <w:rFonts w:ascii="Arial" w:cs="Arial" w:eastAsia="Arial" w:hAnsi="Arial"/>
         </w:rPr>
         <w:t xml:space="preserve"> (Digital Signature Algorithm)</w:t>
       </w:r>
@@ -2363,7 +2292,7 @@
       </w:pPr>
       <w:r>
         <w:rPr>
-          <w:rFonts w:ascii="Calibri" w:cs="Calibri" w:eastAsia="Calibri" w:hAnsi="Calibri"/>
+          <w:rFonts w:ascii="Arial" w:cs="Arial" w:eastAsia="Arial" w:hAnsi="Arial"/>
           <w:b/>
           <w:bCs/>
         </w:rPr>
@@ -2371,7 +2300,7 @@
       </w:r>
       <w:r>
         <w:rPr>
-          <w:rFonts w:ascii="Calibri" w:cs="Calibri" w:eastAsia="Calibri" w:hAnsi="Calibri"/>
+          <w:rFonts w:ascii="Arial" w:cs="Arial" w:eastAsia="Arial" w:hAnsi="Arial"/>
         </w:rPr>
         <w:t xml:space="preserve"> (Rivet-Shamir-Adelman)</w:t>
       </w:r>
@@ -2387,7 +2316,7 @@
       </w:pPr>
       <w:r>
         <w:rPr>
-          <w:rFonts w:ascii="Calibri" w:cs="Calibri" w:eastAsia="Calibri" w:hAnsi="Calibri"/>
+          <w:rFonts w:ascii="Arial" w:cs="Arial" w:eastAsia="Arial" w:hAnsi="Arial"/>
           <w:b/>
           <w:bCs/>
         </w:rPr>
@@ -2395,19 +2324,20 @@
       </w:r>
       <w:r>
         <w:rPr>
-          <w:rFonts w:ascii="Calibri" w:cs="Calibri" w:eastAsia="Calibri" w:hAnsi="Calibri"/>
+          <w:rFonts w:ascii="Arial" w:cs="Arial" w:eastAsia="Arial" w:hAnsi="Arial"/>
         </w:rPr>
         <w:t xml:space="preserve"> (Elliptical Curve Digital Signature Algorithm)</w:t>
       </w:r>
     </w:p>
     <w:p>
       <w:pPr>
-        <w:pStyle w:val="Heading3"/>
         <w:spacing w:after="80" w:before="160"/>
       </w:pPr>
       <w:r>
         <w:rPr>
-          <w:rFonts w:ascii="Calibri" w:cs="Calibri" w:eastAsia="Calibri" w:hAnsi="Calibri"/>
+          <w:rFonts w:ascii="Arial" w:cs="Arial" w:eastAsia="Arial" w:hAnsi="Arial"/>
+          <w:b/>
+          <w:bCs/>
         </w:rPr>
         <w:t xml:space="preserve">Firma de código</w:t>
       </w:r>
@@ -2418,7 +2348,7 @@
       </w:pPr>
       <w:r>
         <w:rPr>
-          <w:rFonts w:ascii="Calibri" w:cs="Calibri" w:eastAsia="Calibri" w:hAnsi="Calibri"/>
+          <w:rFonts w:ascii="Arial" w:cs="Arial" w:eastAsia="Arial" w:hAnsi="Arial"/>
         </w:rPr>
         <w:t xml:space="preserve">Garantiza que:</w:t>
       </w:r>
@@ -2434,13 +2364,13 @@
       </w:pPr>
       <w:r>
         <w:rPr>
-          <w:rFonts w:ascii="Calibri" w:cs="Calibri" w:eastAsia="Calibri" w:hAnsi="Calibri"/>
+          <w:rFonts w:ascii="Arial" w:cs="Arial" w:eastAsia="Arial" w:hAnsi="Arial"/>
         </w:rPr>
         <w:t xml:space="preserve">El código es </w:t>
       </w:r>
       <w:r>
         <w:rPr>
-          <w:rFonts w:ascii="Calibri" w:cs="Calibri" w:eastAsia="Calibri" w:hAnsi="Calibri"/>
+          <w:rFonts w:ascii="Arial" w:cs="Arial" w:eastAsia="Arial" w:hAnsi="Arial"/>
           <w:b/>
           <w:bCs/>
         </w:rPr>
@@ -2448,7 +2378,7 @@
       </w:r>
       <w:r>
         <w:rPr>
-          <w:rFonts w:ascii="Calibri" w:cs="Calibri" w:eastAsia="Calibri" w:hAnsi="Calibri"/>
+          <w:rFonts w:ascii="Arial" w:cs="Arial" w:eastAsia="Arial" w:hAnsi="Arial"/>
         </w:rPr>
         <w:t xml:space="preserve"> y lo originó el editor.</w:t>
       </w:r>
@@ -2464,7 +2394,7 @@
       </w:pPr>
       <w:r>
         <w:rPr>
-          <w:rFonts w:ascii="Calibri" w:cs="Calibri" w:eastAsia="Calibri" w:hAnsi="Calibri"/>
+          <w:rFonts w:ascii="Arial" w:cs="Arial" w:eastAsia="Arial" w:hAnsi="Arial"/>
           <w:b/>
           <w:bCs/>
         </w:rPr>
@@ -2472,7 +2402,7 @@
       </w:r>
       <w:r>
         <w:rPr>
-          <w:rFonts w:ascii="Calibri" w:cs="Calibri" w:eastAsia="Calibri" w:hAnsi="Calibri"/>
+          <w:rFonts w:ascii="Arial" w:cs="Arial" w:eastAsia="Arial" w:hAnsi="Arial"/>
         </w:rPr>
         <w:t xml:space="preserve"> desde que salió del editor.</w:t>
       </w:r>
@@ -2488,13 +2418,13 @@
       </w:pPr>
       <w:r>
         <w:rPr>
-          <w:rFonts w:ascii="Calibri" w:cs="Calibri" w:eastAsia="Calibri" w:hAnsi="Calibri"/>
+          <w:rFonts w:ascii="Arial" w:cs="Arial" w:eastAsia="Arial" w:hAnsi="Arial"/>
         </w:rPr>
         <w:t xml:space="preserve">El editor </w:t>
       </w:r>
       <w:r>
         <w:rPr>
-          <w:rFonts w:ascii="Calibri" w:cs="Calibri" w:eastAsia="Calibri" w:hAnsi="Calibri"/>
+          <w:rFonts w:ascii="Arial" w:cs="Arial" w:eastAsia="Arial" w:hAnsi="Arial"/>
           <w:b/>
           <w:bCs/>
         </w:rPr>
@@ -2502,19 +2432,20 @@
       </w:r>
       <w:r>
         <w:rPr>
-          <w:rFonts w:ascii="Calibri" w:cs="Calibri" w:eastAsia="Calibri" w:hAnsi="Calibri"/>
+          <w:rFonts w:ascii="Arial" w:cs="Arial" w:eastAsia="Arial" w:hAnsi="Arial"/>
         </w:rPr>
         <w:t xml:space="preserve"> que lo publicó.</w:t>
       </w:r>
     </w:p>
     <w:p>
       <w:pPr>
-        <w:pStyle w:val="Heading3"/>
         <w:spacing w:after="80" w:before="160"/>
       </w:pPr>
       <w:r>
         <w:rPr>
-          <w:rFonts w:ascii="Calibri" w:cs="Calibri" w:eastAsia="Calibri" w:hAnsi="Calibri"/>
+          <w:rFonts w:ascii="Arial" w:cs="Arial" w:eastAsia="Arial" w:hAnsi="Arial"/>
+          <w:b/>
+          <w:bCs/>
         </w:rPr>
         <w:t xml:space="preserve">Certificado digital</w:t>
       </w:r>
@@ -2530,13 +2461,13 @@
       </w:pPr>
       <w:r>
         <w:rPr>
-          <w:rFonts w:ascii="Calibri" w:cs="Calibri" w:eastAsia="Calibri" w:hAnsi="Calibri"/>
+          <w:rFonts w:ascii="Arial" w:cs="Arial" w:eastAsia="Arial" w:hAnsi="Arial"/>
         </w:rPr>
         <w:t xml:space="preserve">Es como un </w:t>
       </w:r>
       <w:r>
         <w:rPr>
-          <w:rFonts w:ascii="Calibri" w:cs="Calibri" w:eastAsia="Calibri" w:hAnsi="Calibri"/>
+          <w:rFonts w:ascii="Arial" w:cs="Arial" w:eastAsia="Arial" w:hAnsi="Arial"/>
           <w:b/>
           <w:bCs/>
         </w:rPr>
@@ -2544,7 +2475,7 @@
       </w:r>
       <w:r>
         <w:rPr>
-          <w:rFonts w:ascii="Calibri" w:cs="Calibri" w:eastAsia="Calibri" w:hAnsi="Calibri"/>
+          <w:rFonts w:ascii="Arial" w:cs="Arial" w:eastAsia="Arial" w:hAnsi="Arial"/>
         </w:rPr>
         <w:t xml:space="preserve">.</w:t>
       </w:r>
@@ -2560,7 +2491,7 @@
       </w:pPr>
       <w:r>
         <w:rPr>
-          <w:rFonts w:ascii="Calibri" w:cs="Calibri" w:eastAsia="Calibri" w:hAnsi="Calibri"/>
+          <w:rFonts w:ascii="Arial" w:cs="Arial" w:eastAsia="Arial" w:hAnsi="Arial"/>
         </w:rPr>
         <w:t xml:space="preserve">Deja que usuarios, hosts y organizaciones intercambien información de forma segura en Internet.</w:t>
       </w:r>
@@ -2576,13 +2507,13 @@
       </w:pPr>
       <w:r>
         <w:rPr>
-          <w:rFonts w:ascii="Calibri" w:cs="Calibri" w:eastAsia="Calibri" w:hAnsi="Calibri"/>
+          <w:rFonts w:ascii="Arial" w:cs="Arial" w:eastAsia="Arial" w:hAnsi="Arial"/>
         </w:rPr>
         <w:t xml:space="preserve">Se usa para </w:t>
       </w:r>
       <w:r>
         <w:rPr>
-          <w:rFonts w:ascii="Calibri" w:cs="Calibri" w:eastAsia="Calibri" w:hAnsi="Calibri"/>
+          <w:rFonts w:ascii="Arial" w:cs="Arial" w:eastAsia="Arial" w:hAnsi="Arial"/>
           <w:b/>
           <w:bCs/>
         </w:rPr>
@@ -2590,22 +2521,23 @@
       </w:r>
       <w:r>
         <w:rPr>
-          <w:rFonts w:ascii="Calibri" w:cs="Calibri" w:eastAsia="Calibri" w:hAnsi="Calibri"/>
+          <w:rFonts w:ascii="Arial" w:cs="Arial" w:eastAsia="Arial" w:hAnsi="Arial"/>
         </w:rPr>
         <w:t xml:space="preserve"> que quien envía un mensaje es quien dice ser.</w:t>
       </w:r>
     </w:p>
     <w:p>
       <w:pPr>
-        <w:pStyle w:val="Heading1"/>
         <w:pBdr>
-          <w:bottom w:val="single" w:color="1F4E79" w:sz="8" w:space="2"/>
+          <w:bottom w:val="single" w:color="000000" w:sz="8" w:space="2"/>
         </w:pBdr>
         <w:spacing w:after="120" w:before="280"/>
       </w:pPr>
       <w:r>
         <w:rPr>
-          <w:rFonts w:ascii="Calibri" w:cs="Calibri" w:eastAsia="Calibri" w:hAnsi="Calibri"/>
+          <w:rFonts w:ascii="Arial" w:cs="Arial" w:eastAsia="Arial" w:hAnsi="Arial"/>
+          <w:b/>
+          <w:bCs/>
         </w:rPr>
         <w:t xml:space="preserve">6. Autoridades y el sistema de confianza de PKI</w:t>
       </w:r>
@@ -2621,13 +2553,13 @@
       </w:pPr>
       <w:r>
         <w:rPr>
-          <w:rFonts w:ascii="Calibri" w:cs="Calibri" w:eastAsia="Calibri" w:hAnsi="Calibri"/>
+          <w:rFonts w:ascii="Arial" w:cs="Arial" w:eastAsia="Arial" w:hAnsi="Arial"/>
         </w:rPr>
         <w:t xml:space="preserve">Dos hosts que se conectan de forma segura intercambian su </w:t>
       </w:r>
       <w:r>
         <w:rPr>
-          <w:rFonts w:ascii="Calibri" w:cs="Calibri" w:eastAsia="Calibri" w:hAnsi="Calibri"/>
+          <w:rFonts w:ascii="Arial" w:cs="Arial" w:eastAsia="Arial" w:hAnsi="Arial"/>
           <w:b/>
           <w:bCs/>
         </w:rPr>
@@ -2635,7 +2567,7 @@
       </w:r>
       <w:r>
         <w:rPr>
-          <w:rFonts w:ascii="Calibri" w:cs="Calibri" w:eastAsia="Calibri" w:hAnsi="Calibri"/>
+          <w:rFonts w:ascii="Arial" w:cs="Arial" w:eastAsia="Arial" w:hAnsi="Arial"/>
         </w:rPr>
         <w:t xml:space="preserve">.</w:t>
       </w:r>
@@ -2651,13 +2583,13 @@
       </w:pPr>
       <w:r>
         <w:rPr>
-          <w:rFonts w:ascii="Calibri" w:cs="Calibri" w:eastAsia="Calibri" w:hAnsi="Calibri"/>
+          <w:rFonts w:ascii="Arial" w:cs="Arial" w:eastAsia="Arial" w:hAnsi="Arial"/>
         </w:rPr>
         <w:t xml:space="preserve">Hay </w:t>
       </w:r>
       <w:r>
         <w:rPr>
-          <w:rFonts w:ascii="Calibri" w:cs="Calibri" w:eastAsia="Calibri" w:hAnsi="Calibri"/>
+          <w:rFonts w:ascii="Arial" w:cs="Arial" w:eastAsia="Arial" w:hAnsi="Arial"/>
           <w:b/>
           <w:bCs/>
         </w:rPr>
@@ -2665,13 +2597,13 @@
       </w:r>
       <w:r>
         <w:rPr>
-          <w:rFonts w:ascii="Calibri" w:cs="Calibri" w:eastAsia="Calibri" w:hAnsi="Calibri"/>
+          <w:rFonts w:ascii="Arial" w:cs="Arial" w:eastAsia="Arial" w:hAnsi="Arial"/>
         </w:rPr>
         <w:t xml:space="preserve"> en Internet que validan la autenticidad de esas claves mediante </w:t>
       </w:r>
       <w:r>
         <w:rPr>
-          <w:rFonts w:ascii="Calibri" w:cs="Calibri" w:eastAsia="Calibri" w:hAnsi="Calibri"/>
+          <w:rFonts w:ascii="Arial" w:cs="Arial" w:eastAsia="Arial" w:hAnsi="Arial"/>
           <w:b/>
           <w:bCs/>
         </w:rPr>
@@ -2679,19 +2611,20 @@
       </w:r>
       <w:r>
         <w:rPr>
-          <w:rFonts w:ascii="Calibri" w:cs="Calibri" w:eastAsia="Calibri" w:hAnsi="Calibri"/>
+          <w:rFonts w:ascii="Arial" w:cs="Arial" w:eastAsia="Arial" w:hAnsi="Arial"/>
         </w:rPr>
         <w:t xml:space="preserve">.</w:t>
       </w:r>
     </w:p>
     <w:p>
       <w:pPr>
-        <w:pStyle w:val="Heading3"/>
         <w:spacing w:after="80" w:before="160"/>
       </w:pPr>
       <w:r>
         <w:rPr>
-          <w:rFonts w:ascii="Calibri" w:cs="Calibri" w:eastAsia="Calibri" w:hAnsi="Calibri"/>
+          <w:rFonts w:ascii="Arial" w:cs="Arial" w:eastAsia="Arial" w:hAnsi="Arial"/>
+          <w:b/>
+          <w:bCs/>
         </w:rPr>
         <w:t xml:space="preserve">PKI (Infraestructura de Claves Públicas)</w:t>
       </w:r>
@@ -2707,13 +2640,13 @@
       </w:pPr>
       <w:r>
         <w:rPr>
-          <w:rFonts w:ascii="Calibri" w:cs="Calibri" w:eastAsia="Calibri" w:hAnsi="Calibri"/>
+          <w:rFonts w:ascii="Arial" w:cs="Arial" w:eastAsia="Arial" w:hAnsi="Arial"/>
         </w:rPr>
         <w:t xml:space="preserve">Son especificaciones, sistemas y herramientas para </w:t>
       </w:r>
       <w:r>
         <w:rPr>
-          <w:rFonts w:ascii="Calibri" w:cs="Calibri" w:eastAsia="Calibri" w:hAnsi="Calibri"/>
+          <w:rFonts w:ascii="Arial" w:cs="Arial" w:eastAsia="Arial" w:hAnsi="Arial"/>
           <w:b/>
           <w:bCs/>
         </w:rPr>
@@ -2721,7 +2654,7 @@
       </w:r>
       <w:r>
         <w:rPr>
-          <w:rFonts w:ascii="Calibri" w:cs="Calibri" w:eastAsia="Calibri" w:hAnsi="Calibri"/>
+          <w:rFonts w:ascii="Arial" w:cs="Arial" w:eastAsia="Arial" w:hAnsi="Arial"/>
         </w:rPr>
         <w:t xml:space="preserve"> certificados digitales.</w:t>
       </w:r>
@@ -2737,13 +2670,13 @@
       </w:pPr>
       <w:r>
         <w:rPr>
-          <w:rFonts w:ascii="Calibri" w:cs="Calibri" w:eastAsia="Calibri" w:hAnsi="Calibri"/>
+          <w:rFonts w:ascii="Arial" w:cs="Arial" w:eastAsia="Arial" w:hAnsi="Arial"/>
         </w:rPr>
         <w:t xml:space="preserve">Es necesaria para la </w:t>
       </w:r>
       <w:r>
         <w:rPr>
-          <w:rFonts w:ascii="Calibri" w:cs="Calibri" w:eastAsia="Calibri" w:hAnsi="Calibri"/>
+          <w:rFonts w:ascii="Arial" w:cs="Arial" w:eastAsia="Arial" w:hAnsi="Arial"/>
           <w:b/>
           <w:bCs/>
         </w:rPr>
@@ -2751,7 +2684,7 @@
       </w:r>
       <w:r>
         <w:rPr>
-          <w:rFonts w:ascii="Calibri" w:cs="Calibri" w:eastAsia="Calibri" w:hAnsi="Calibri"/>
+          <w:rFonts w:ascii="Arial" w:cs="Arial" w:eastAsia="Arial" w:hAnsi="Arial"/>
         </w:rPr>
         <w:t xml:space="preserve"> de claves públicas de encriptación.</w:t>
       </w:r>
@@ -2767,13 +2700,13 @@
       </w:pPr>
       <w:r>
         <w:rPr>
-          <w:rFonts w:ascii="Calibri" w:cs="Calibri" w:eastAsia="Calibri" w:hAnsi="Calibri"/>
+          <w:rFonts w:ascii="Arial" w:cs="Arial" w:eastAsia="Arial" w:hAnsi="Arial"/>
         </w:rPr>
         <w:t xml:space="preserve">Su marco de trabajo permite una </w:t>
       </w:r>
       <w:r>
         <w:rPr>
-          <w:rFonts w:ascii="Calibri" w:cs="Calibri" w:eastAsia="Calibri" w:hAnsi="Calibri"/>
+          <w:rFonts w:ascii="Arial" w:cs="Arial" w:eastAsia="Arial" w:hAnsi="Arial"/>
           <w:b/>
           <w:bCs/>
         </w:rPr>
@@ -2781,19 +2714,20 @@
       </w:r>
       <w:r>
         <w:rPr>
-          <w:rFonts w:ascii="Calibri" w:cs="Calibri" w:eastAsia="Calibri" w:hAnsi="Calibri"/>
+          <w:rFonts w:ascii="Arial" w:cs="Arial" w:eastAsia="Arial" w:hAnsi="Arial"/>
         </w:rPr>
         <w:t xml:space="preserve">.</w:t>
       </w:r>
     </w:p>
     <w:p>
       <w:pPr>
-        <w:pStyle w:val="Heading3"/>
         <w:spacing w:after="80" w:before="160"/>
       </w:pPr>
       <w:r>
         <w:rPr>
-          <w:rFonts w:ascii="Calibri" w:cs="Calibri" w:eastAsia="Calibri" w:hAnsi="Calibri"/>
+          <w:rFonts w:ascii="Arial" w:cs="Arial" w:eastAsia="Arial" w:hAnsi="Arial"/>
+          <w:b/>
+          <w:bCs/>
         </w:rPr>
         <w:t xml:space="preserve">Autoridades de certificación (CA)</w:t>
       </w:r>
@@ -2809,7 +2743,7 @@
       </w:pPr>
       <w:r>
         <w:rPr>
-          <w:rFonts w:ascii="Calibri" w:cs="Calibri" w:eastAsia="Calibri" w:hAnsi="Calibri"/>
+          <w:rFonts w:ascii="Arial" w:cs="Arial" w:eastAsia="Arial" w:hAnsi="Arial"/>
         </w:rPr>
         <w:t xml:space="preserve">Muchos proveedores dan servidores de CA como servicio administrado o como producto.</w:t>
       </w:r>
@@ -2825,13 +2759,13 @@
       </w:pPr>
       <w:r>
         <w:rPr>
-          <w:rFonts w:ascii="Calibri" w:cs="Calibri" w:eastAsia="Calibri" w:hAnsi="Calibri"/>
+          <w:rFonts w:ascii="Arial" w:cs="Arial" w:eastAsia="Arial" w:hAnsi="Arial"/>
         </w:rPr>
         <w:t xml:space="preserve">Ejemplos: </w:t>
       </w:r>
       <w:r>
         <w:rPr>
-          <w:rFonts w:ascii="Calibri" w:cs="Calibri" w:eastAsia="Calibri" w:hAnsi="Calibri"/>
+          <w:rFonts w:ascii="Arial" w:cs="Arial" w:eastAsia="Arial" w:hAnsi="Arial"/>
           <w:b/>
           <w:bCs/>
         </w:rPr>
@@ -2839,7 +2773,7 @@
       </w:r>
       <w:r>
         <w:rPr>
-          <w:rFonts w:ascii="Calibri" w:cs="Calibri" w:eastAsia="Calibri" w:hAnsi="Calibri"/>
+          <w:rFonts w:ascii="Arial" w:cs="Arial" w:eastAsia="Arial" w:hAnsi="Arial"/>
         </w:rPr>
         <w:t xml:space="preserve">.</w:t>
       </w:r>
@@ -2855,7 +2789,7 @@
       </w:pPr>
       <w:r>
         <w:rPr>
-          <w:rFonts w:ascii="Calibri" w:cs="Calibri" w:eastAsia="Calibri" w:hAnsi="Calibri"/>
+          <w:rFonts w:ascii="Arial" w:cs="Arial" w:eastAsia="Arial" w:hAnsi="Arial"/>
           <w:b/>
           <w:bCs/>
         </w:rPr>
@@ -2863,13 +2797,13 @@
       </w:r>
       <w:r>
         <w:rPr>
-          <w:rFonts w:ascii="Calibri" w:cs="Calibri" w:eastAsia="Calibri" w:hAnsi="Calibri"/>
+          <w:rFonts w:ascii="Arial" w:cs="Arial" w:eastAsia="Arial" w:hAnsi="Arial"/>
         </w:rPr>
         <w:t xml:space="preserve"> lo define qué tan riguroso fue el procedimiento para verificar la identidad del titular al emitir el certificado. </w:t>
       </w:r>
       <w:r>
         <w:rPr>
-          <w:rFonts w:ascii="Calibri" w:cs="Calibri" w:eastAsia="Calibri" w:hAnsi="Calibri"/>
+          <w:rFonts w:ascii="Arial" w:cs="Arial" w:eastAsia="Arial" w:hAnsi="Arial"/>
           <w:b/>
           <w:bCs/>
         </w:rPr>
@@ -2877,19 +2811,20 @@
       </w:r>
       <w:r>
         <w:rPr>
-          <w:rFonts w:ascii="Calibri" w:cs="Calibri" w:eastAsia="Calibri" w:hAnsi="Calibri"/>
+          <w:rFonts w:ascii="Arial" w:cs="Arial" w:eastAsia="Arial" w:hAnsi="Arial"/>
         </w:rPr>
         <w:t xml:space="preserve">.</w:t>
       </w:r>
     </w:p>
     <w:p>
       <w:pPr>
-        <w:pStyle w:val="Heading3"/>
         <w:spacing w:after="80" w:before="160"/>
       </w:pPr>
       <w:r>
         <w:rPr>
-          <w:rFonts w:ascii="Calibri" w:cs="Calibri" w:eastAsia="Calibri" w:hAnsi="Calibri"/>
+          <w:rFonts w:ascii="Arial" w:cs="Arial" w:eastAsia="Arial" w:hAnsi="Arial"/>
+          <w:b/>
+          <w:bCs/>
         </w:rPr>
         <w:t xml:space="preserve">Topologías e interoperabilidad</w:t>
       </w:r>
@@ -2905,13 +2840,13 @@
       </w:pPr>
       <w:r>
         <w:rPr>
-          <w:rFonts w:ascii="Calibri" w:cs="Calibri" w:eastAsia="Calibri" w:hAnsi="Calibri"/>
+          <w:rFonts w:ascii="Arial" w:cs="Arial" w:eastAsia="Arial" w:hAnsi="Arial"/>
         </w:rPr>
         <w:t xml:space="preserve">Las PKI pueden formar distintas topologías de confianza. La más simple es la de </w:t>
       </w:r>
       <w:r>
         <w:rPr>
-          <w:rFonts w:ascii="Calibri" w:cs="Calibri" w:eastAsia="Calibri" w:hAnsi="Calibri"/>
+          <w:rFonts w:ascii="Arial" w:cs="Arial" w:eastAsia="Arial" w:hAnsi="Arial"/>
           <w:b/>
           <w:bCs/>
         </w:rPr>
@@ -2919,7 +2854,7 @@
       </w:r>
       <w:r>
         <w:rPr>
-          <w:rFonts w:ascii="Calibri" w:cs="Calibri" w:eastAsia="Calibri" w:hAnsi="Calibri"/>
+          <w:rFonts w:ascii="Arial" w:cs="Arial" w:eastAsia="Arial" w:hAnsi="Arial"/>
         </w:rPr>
         <w:t xml:space="preserve">.</w:t>
       </w:r>
@@ -2935,13 +2870,13 @@
       </w:pPr>
       <w:r>
         <w:rPr>
-          <w:rFonts w:ascii="Calibri" w:cs="Calibri" w:eastAsia="Calibri" w:hAnsi="Calibri"/>
+          <w:rFonts w:ascii="Arial" w:cs="Arial" w:eastAsia="Arial" w:hAnsi="Arial"/>
         </w:rPr>
         <w:t xml:space="preserve">La </w:t>
       </w:r>
       <w:r>
         <w:rPr>
-          <w:rFonts w:ascii="Calibri" w:cs="Calibri" w:eastAsia="Calibri" w:hAnsi="Calibri"/>
+          <w:rFonts w:ascii="Arial" w:cs="Arial" w:eastAsia="Arial" w:hAnsi="Arial"/>
           <w:b/>
           <w:bCs/>
         </w:rPr>
@@ -2949,13 +2884,13 @@
       </w:r>
       <w:r>
         <w:rPr>
-          <w:rFonts w:ascii="Calibri" w:cs="Calibri" w:eastAsia="Calibri" w:hAnsi="Calibri"/>
+          <w:rFonts w:ascii="Arial" w:cs="Arial" w:eastAsia="Arial" w:hAnsi="Arial"/>
         </w:rPr>
         <w:t xml:space="preserve"> entre una PKI y sus servicios de soporte (como </w:t>
       </w:r>
       <w:r>
         <w:rPr>
-          <w:rFonts w:ascii="Calibri" w:cs="Calibri" w:eastAsia="Calibri" w:hAnsi="Calibri"/>
+          <w:rFonts w:ascii="Arial" w:cs="Arial" w:eastAsia="Arial" w:hAnsi="Arial"/>
           <w:b/>
           <w:bCs/>
         </w:rPr>
@@ -2963,13 +2898,13 @@
       </w:r>
       <w:r>
         <w:rPr>
-          <w:rFonts w:ascii="Calibri" w:cs="Calibri" w:eastAsia="Calibri" w:hAnsi="Calibri"/>
+          <w:rFonts w:ascii="Arial" w:cs="Arial" w:eastAsia="Arial" w:hAnsi="Arial"/>
         </w:rPr>
         <w:t xml:space="preserve"> y los directorios </w:t>
       </w:r>
       <w:r>
         <w:rPr>
-          <w:rFonts w:ascii="Calibri" w:cs="Calibri" w:eastAsia="Calibri" w:hAnsi="Calibri"/>
+          <w:rFonts w:ascii="Arial" w:cs="Arial" w:eastAsia="Arial" w:hAnsi="Arial"/>
           <w:b/>
           <w:bCs/>
         </w:rPr>
@@ -2977,7 +2912,7 @@
       </w:r>
       <w:r>
         <w:rPr>
-          <w:rFonts w:ascii="Calibri" w:cs="Calibri" w:eastAsia="Calibri" w:hAnsi="Calibri"/>
+          <w:rFonts w:ascii="Arial" w:cs="Arial" w:eastAsia="Arial" w:hAnsi="Arial"/>
         </w:rPr>
         <w:t xml:space="preserve">) es un problema, porque muchos proveedores de CA hicieron soluciones propias en vez de esperar estándares.</w:t>
       </w:r>
@@ -2993,13 +2928,13 @@
       </w:pPr>
       <w:r>
         <w:rPr>
-          <w:rFonts w:ascii="Calibri" w:cs="Calibri" w:eastAsia="Calibri" w:hAnsi="Calibri"/>
+          <w:rFonts w:ascii="Arial" w:cs="Arial" w:eastAsia="Arial" w:hAnsi="Arial"/>
         </w:rPr>
         <w:t xml:space="preserve">Para resolverlo, el </w:t>
       </w:r>
       <w:r>
         <w:rPr>
-          <w:rFonts w:ascii="Calibri" w:cs="Calibri" w:eastAsia="Calibri" w:hAnsi="Calibri"/>
+          <w:rFonts w:ascii="Arial" w:cs="Arial" w:eastAsia="Arial" w:hAnsi="Arial"/>
           <w:b/>
           <w:bCs/>
         </w:rPr>
@@ -3007,13 +2942,13 @@
       </w:r>
       <w:r>
         <w:rPr>
-          <w:rFonts w:ascii="Calibri" w:cs="Calibri" w:eastAsia="Calibri" w:hAnsi="Calibri"/>
+          <w:rFonts w:ascii="Arial" w:cs="Arial" w:eastAsia="Arial" w:hAnsi="Arial"/>
         </w:rPr>
         <w:t xml:space="preserve"> publicó la Política de Certificados de PKI de Internet y el Marco de Certificación </w:t>
       </w:r>
       <w:r>
         <w:rPr>
-          <w:rFonts w:ascii="Calibri" w:cs="Calibri" w:eastAsia="Calibri" w:hAnsi="Calibri"/>
+          <w:rFonts w:ascii="Arial" w:cs="Arial" w:eastAsia="Arial" w:hAnsi="Arial"/>
           <w:b/>
           <w:bCs/>
         </w:rPr>
@@ -3021,34 +2956,36 @@
       </w:r>
       <w:r>
         <w:rPr>
-          <w:rFonts w:ascii="Calibri" w:cs="Calibri" w:eastAsia="Calibri" w:hAnsi="Calibri"/>
+          <w:rFonts w:ascii="Arial" w:cs="Arial" w:eastAsia="Arial" w:hAnsi="Arial"/>
         </w:rPr>
         <w:t xml:space="preserve">.</w:t>
       </w:r>
     </w:p>
     <w:p>
       <w:pPr>
-        <w:pStyle w:val="Heading1"/>
         <w:pBdr>
-          <w:bottom w:val="single" w:color="1F4E79" w:sz="8" w:space="2"/>
+          <w:bottom w:val="single" w:color="000000" w:sz="8" w:space="2"/>
         </w:pBdr>
         <w:spacing w:after="120" w:before="280"/>
       </w:pPr>
       <w:r>
         <w:rPr>
-          <w:rFonts w:ascii="Calibri" w:cs="Calibri" w:eastAsia="Calibri" w:hAnsi="Calibri"/>
+          <w:rFonts w:ascii="Arial" w:cs="Arial" w:eastAsia="Arial" w:hAnsi="Arial"/>
+          <w:b/>
+          <w:bCs/>
         </w:rPr>
         <w:t xml:space="preserve">7. Aplicaciones e impactos de la criptografía</w:t>
       </w:r>
     </w:p>
     <w:p>
       <w:pPr>
-        <w:pStyle w:val="Heading3"/>
         <w:spacing w:after="80" w:before="160"/>
       </w:pPr>
       <w:r>
         <w:rPr>
-          <w:rFonts w:ascii="Calibri" w:cs="Calibri" w:eastAsia="Calibri" w:hAnsi="Calibri"/>
+          <w:rFonts w:ascii="Arial" w:cs="Arial" w:eastAsia="Arial" w:hAnsi="Arial"/>
+          <w:b/>
+          <w:bCs/>
         </w:rPr>
         <w:t xml:space="preserve">Usos comunes de PKI</w:t>
       </w:r>
@@ -3064,13 +3001,13 @@
       </w:pPr>
       <w:r>
         <w:rPr>
-          <w:rFonts w:ascii="Calibri" w:cs="Calibri" w:eastAsia="Calibri" w:hAnsi="Calibri"/>
+          <w:rFonts w:ascii="Arial" w:cs="Arial" w:eastAsia="Arial" w:hAnsi="Arial"/>
         </w:rPr>
         <w:t xml:space="preserve">Autenticación de pares con certificados </w:t>
       </w:r>
       <w:r>
         <w:rPr>
-          <w:rFonts w:ascii="Calibri" w:cs="Calibri" w:eastAsia="Calibri" w:hAnsi="Calibri"/>
+          <w:rFonts w:ascii="Arial" w:cs="Arial" w:eastAsia="Arial" w:hAnsi="Arial"/>
           <w:b/>
           <w:bCs/>
         </w:rPr>
@@ -3088,13 +3025,13 @@
       </w:pPr>
       <w:r>
         <w:rPr>
-          <w:rFonts w:ascii="Calibri" w:cs="Calibri" w:eastAsia="Calibri" w:hAnsi="Calibri"/>
+          <w:rFonts w:ascii="Arial" w:cs="Arial" w:eastAsia="Arial" w:hAnsi="Arial"/>
         </w:rPr>
         <w:t xml:space="preserve">Tráfico web </w:t>
       </w:r>
       <w:r>
         <w:rPr>
-          <w:rFonts w:ascii="Calibri" w:cs="Calibri" w:eastAsia="Calibri" w:hAnsi="Calibri"/>
+          <w:rFonts w:ascii="Arial" w:cs="Arial" w:eastAsia="Arial" w:hAnsi="Arial"/>
           <w:b/>
           <w:bCs/>
         </w:rPr>
@@ -3112,7 +3049,7 @@
       </w:pPr>
       <w:r>
         <w:rPr>
-          <w:rFonts w:ascii="Calibri" w:cs="Calibri" w:eastAsia="Calibri" w:hAnsi="Calibri"/>
+          <w:rFonts w:ascii="Arial" w:cs="Arial" w:eastAsia="Arial" w:hAnsi="Arial"/>
           <w:b/>
           <w:bCs/>
         </w:rPr>
@@ -3120,7 +3057,7 @@
       </w:r>
       <w:r>
         <w:rPr>
-          <w:rFonts w:ascii="Calibri" w:cs="Calibri" w:eastAsia="Calibri" w:hAnsi="Calibri"/>
+          <w:rFonts w:ascii="Arial" w:cs="Arial" w:eastAsia="Arial" w:hAnsi="Arial"/>
         </w:rPr>
         <w:t xml:space="preserve"> seguros</w:t>
       </w:r>
@@ -3136,13 +3073,13 @@
       </w:pPr>
       <w:r>
         <w:rPr>
-          <w:rFonts w:ascii="Calibri" w:cs="Calibri" w:eastAsia="Calibri" w:hAnsi="Calibri"/>
+          <w:rFonts w:ascii="Arial" w:cs="Arial" w:eastAsia="Arial" w:hAnsi="Arial"/>
         </w:rPr>
         <w:t xml:space="preserve">Protección de dispositivos de almacenamiento </w:t>
       </w:r>
       <w:r>
         <w:rPr>
-          <w:rFonts w:ascii="Calibri" w:cs="Calibri" w:eastAsia="Calibri" w:hAnsi="Calibri"/>
+          <w:rFonts w:ascii="Arial" w:cs="Arial" w:eastAsia="Arial" w:hAnsi="Arial"/>
           <w:b/>
           <w:bCs/>
         </w:rPr>
@@ -3151,12 +3088,13 @@
     </w:p>
     <w:p>
       <w:pPr>
-        <w:pStyle w:val="Heading3"/>
         <w:spacing w:after="80" w:before="160"/>
       </w:pPr>
       <w:r>
         <w:rPr>
-          <w:rFonts w:ascii="Calibri" w:cs="Calibri" w:eastAsia="Calibri" w:hAnsi="Calibri"/>
+          <w:rFonts w:ascii="Arial" w:cs="Arial" w:eastAsia="Arial" w:hAnsi="Arial"/>
+          <w:b/>
+          <w:bCs/>
         </w:rPr>
         <w:t xml:space="preserve">Problemas que debe saber resolver un analista</w:t>
       </w:r>
@@ -3172,13 +3110,13 @@
       </w:pPr>
       <w:r>
         <w:rPr>
-          <w:rFonts w:ascii="Calibri" w:cs="Calibri" w:eastAsia="Calibri" w:hAnsi="Calibri"/>
+          <w:rFonts w:ascii="Arial" w:cs="Arial" w:eastAsia="Arial" w:hAnsi="Arial"/>
         </w:rPr>
         <w:t xml:space="preserve">Los agentes de amenaza pueden usar </w:t>
       </w:r>
       <w:r>
         <w:rPr>
-          <w:rFonts w:ascii="Calibri" w:cs="Calibri" w:eastAsia="Calibri" w:hAnsi="Calibri"/>
+          <w:rFonts w:ascii="Arial" w:cs="Arial" w:eastAsia="Arial" w:hAnsi="Arial"/>
           <w:b/>
           <w:bCs/>
         </w:rPr>
@@ -3186,7 +3124,7 @@
       </w:r>
       <w:r>
         <w:rPr>
-          <w:rFonts w:ascii="Calibri" w:cs="Calibri" w:eastAsia="Calibri" w:hAnsi="Calibri"/>
+          <w:rFonts w:ascii="Arial" w:cs="Arial" w:eastAsia="Arial" w:hAnsi="Arial"/>
         </w:rPr>
         <w:t xml:space="preserve"> violaciones de cumplimiento, virus y malware, o provocar pérdida de datos e intentos de intrusión en la red.</w:t>
       </w:r>
@@ -3202,13 +3140,13 @@
       </w:pPr>
       <w:r>
         <w:rPr>
-          <w:rFonts w:ascii="Calibri" w:cs="Calibri" w:eastAsia="Calibri" w:hAnsi="Calibri"/>
+          <w:rFonts w:ascii="Arial" w:cs="Arial" w:eastAsia="Arial" w:hAnsi="Arial"/>
         </w:rPr>
         <w:t xml:space="preserve">Otros problemas de SSL/TLS se relacionan con la </w:t>
       </w:r>
       <w:r>
         <w:rPr>
-          <w:rFonts w:ascii="Calibri" w:cs="Calibri" w:eastAsia="Calibri" w:hAnsi="Calibri"/>
+          <w:rFonts w:ascii="Arial" w:cs="Arial" w:eastAsia="Arial" w:hAnsi="Arial"/>
           <w:b/>
           <w:bCs/>
         </w:rPr>
@@ -3216,19 +3154,20 @@
       </w:r>
       <w:r>
         <w:rPr>
-          <w:rFonts w:ascii="Calibri" w:cs="Calibri" w:eastAsia="Calibri" w:hAnsi="Calibri"/>
+          <w:rFonts w:ascii="Arial" w:cs="Arial" w:eastAsia="Arial" w:hAnsi="Arial"/>
         </w:rPr>
         <w:t xml:space="preserve"> de un servidor web.</w:t>
       </w:r>
     </w:p>
     <w:p>
       <w:pPr>
-        <w:pStyle w:val="Heading3"/>
         <w:spacing w:after="80" w:before="160"/>
       </w:pPr>
       <w:r>
         <w:rPr>
-          <w:rFonts w:ascii="Calibri" w:cs="Calibri" w:eastAsia="Calibri" w:hAnsi="Calibri"/>
+          <w:rFonts w:ascii="Arial" w:cs="Arial" w:eastAsia="Arial" w:hAnsi="Arial"/>
+          <w:b/>
+          <w:bCs/>
         </w:rPr>
         <w:t xml:space="preserve">Conjunto de cifrado (cipher suite)</w:t>
       </w:r>
@@ -3244,13 +3183,13 @@
       </w:pPr>
       <w:r>
         <w:rPr>
-          <w:rFonts w:ascii="Calibri" w:cs="Calibri" w:eastAsia="Calibri" w:hAnsi="Calibri"/>
+          <w:rFonts w:ascii="Arial" w:cs="Arial" w:eastAsia="Arial" w:hAnsi="Arial"/>
         </w:rPr>
         <w:t xml:space="preserve">Algunos problemas se evitan porque SSL/TLS son </w:t>
       </w:r>
       <w:r>
         <w:rPr>
-          <w:rFonts w:ascii="Calibri" w:cs="Calibri" w:eastAsia="Calibri" w:hAnsi="Calibri"/>
+          <w:rFonts w:ascii="Arial" w:cs="Arial" w:eastAsia="Arial" w:hAnsi="Arial"/>
           <w:b/>
           <w:bCs/>
         </w:rPr>
@@ -3258,7 +3197,7 @@
       </w:r>
       <w:r>
         <w:rPr>
-          <w:rFonts w:ascii="Calibri" w:cs="Calibri" w:eastAsia="Calibri" w:hAnsi="Calibri"/>
+          <w:rFonts w:ascii="Arial" w:cs="Arial" w:eastAsia="Arial" w:hAnsi="Arial"/>
         </w:rPr>
         <w:t xml:space="preserve">. Eso es el conjunto de cifrado.</w:t>
       </w:r>
@@ -3269,7 +3208,7 @@
       </w:pPr>
       <w:r>
         <w:rPr>
-          <w:rFonts w:ascii="Calibri" w:cs="Calibri" w:eastAsia="Calibri" w:hAnsi="Calibri"/>
+          <w:rFonts w:ascii="Arial" w:cs="Arial" w:eastAsia="Arial" w:hAnsi="Arial"/>
         </w:rPr>
         <w:t xml:space="preserve">Componentes clave:</w:t>
       </w:r>
@@ -3285,13 +3224,13 @@
       </w:pPr>
       <w:r>
         <w:rPr>
-          <w:rFonts w:ascii="Calibri" w:cs="Calibri" w:eastAsia="Calibri" w:hAnsi="Calibri"/>
+          <w:rFonts w:ascii="Arial" w:cs="Arial" w:eastAsia="Arial" w:hAnsi="Arial"/>
         </w:rPr>
         <w:t xml:space="preserve">Algoritmo </w:t>
       </w:r>
       <w:r>
         <w:rPr>
-          <w:rFonts w:ascii="Calibri" w:cs="Calibri" w:eastAsia="Calibri" w:hAnsi="Calibri"/>
+          <w:rFonts w:ascii="Arial" w:cs="Arial" w:eastAsia="Arial" w:hAnsi="Arial"/>
           <w:b/>
           <w:bCs/>
         </w:rPr>
@@ -3309,13 +3248,13 @@
       </w:pPr>
       <w:r>
         <w:rPr>
-          <w:rFonts w:ascii="Calibri" w:cs="Calibri" w:eastAsia="Calibri" w:hAnsi="Calibri"/>
+          <w:rFonts w:ascii="Arial" w:cs="Arial" w:eastAsia="Arial" w:hAnsi="Arial"/>
         </w:rPr>
         <w:t xml:space="preserve">Algoritmo de </w:t>
       </w:r>
       <w:r>
         <w:rPr>
-          <w:rFonts w:ascii="Calibri" w:cs="Calibri" w:eastAsia="Calibri" w:hAnsi="Calibri"/>
+          <w:rFonts w:ascii="Arial" w:cs="Arial" w:eastAsia="Arial" w:hAnsi="Arial"/>
           <w:b/>
           <w:bCs/>
         </w:rPr>
@@ -3333,13 +3272,13 @@
       </w:pPr>
       <w:r>
         <w:rPr>
-          <w:rFonts w:ascii="Calibri" w:cs="Calibri" w:eastAsia="Calibri" w:hAnsi="Calibri"/>
+          <w:rFonts w:ascii="Arial" w:cs="Arial" w:eastAsia="Arial" w:hAnsi="Arial"/>
         </w:rPr>
         <w:t xml:space="preserve">Algoritmo de </w:t>
       </w:r>
       <w:r>
         <w:rPr>
-          <w:rFonts w:ascii="Calibri" w:cs="Calibri" w:eastAsia="Calibri" w:hAnsi="Calibri"/>
+          <w:rFonts w:ascii="Arial" w:cs="Arial" w:eastAsia="Arial" w:hAnsi="Arial"/>
           <w:b/>
           <w:bCs/>
         </w:rPr>
@@ -3357,13 +3296,13 @@
       </w:pPr>
       <w:r>
         <w:rPr>
-          <w:rFonts w:ascii="Calibri" w:cs="Calibri" w:eastAsia="Calibri" w:hAnsi="Calibri"/>
+          <w:rFonts w:ascii="Arial" w:cs="Arial" w:eastAsia="Arial" w:hAnsi="Arial"/>
         </w:rPr>
         <w:t xml:space="preserve">Algoritmo de </w:t>
       </w:r>
       <w:r>
         <w:rPr>
-          <w:rFonts w:ascii="Calibri" w:cs="Calibri" w:eastAsia="Calibri" w:hAnsi="Calibri"/>
+          <w:rFonts w:ascii="Arial" w:cs="Arial" w:eastAsia="Arial" w:hAnsi="Arial"/>
           <w:b/>
           <w:bCs/>
         </w:rPr>
@@ -3372,48 +3311,13 @@
     </w:p>
     <w:p>
       <w:pPr>
-        <w:shd w:fill="FEF3C7" w:val="clear"/>
-        <w:spacing w:after="100" w:before="60"/>
-        <w:ind w:left="120" w:right="120"/>
-      </w:pPr>
-      <w:r>
-        <w:rPr>
-          <w:rFonts w:ascii="Calibri" w:cs="Calibri" w:eastAsia="Calibri" w:hAnsi="Calibri"/>
-          <w:b/>
-          <w:bCs/>
-          <w:color w:val="B45309"/>
-        </w:rPr>
-        <w:t xml:space="preserve">⚠ Ojo: </w:t>
-      </w:r>
-      <w:r>
-        <w:rPr>
-          <w:rFonts w:ascii="Calibri" w:cs="Calibri" w:eastAsia="Calibri" w:hAnsi="Calibri"/>
-        </w:rPr>
-        <w:t xml:space="preserve">La criptografía es </w:t>
-      </w:r>
-      <w:r>
-        <w:rPr>
-          <w:rFonts w:ascii="Calibri" w:cs="Calibri" w:eastAsia="Calibri" w:hAnsi="Calibri"/>
-          <w:b/>
-          <w:bCs/>
-        </w:rPr>
-        <w:t xml:space="preserve">dinámica y siempre cambia</w:t>
-      </w:r>
-      <w:r>
-        <w:rPr>
-          <w:rFonts w:ascii="Calibri" w:cs="Calibri" w:eastAsia="Calibri" w:hAnsi="Calibri"/>
-        </w:rPr>
-        <w:t xml:space="preserve">. Hay que entender bien los algoritmos y operaciones para investigar incidentes de seguridad relacionados con ella.</w:t>
-      </w:r>
-    </w:p>
-    <w:p>
-      <w:pPr>
-        <w:pStyle w:val="Heading3"/>
         <w:spacing w:after="80" w:before="160"/>
       </w:pPr>
       <w:r>
         <w:rPr>
-          <w:rFonts w:ascii="Calibri" w:cs="Calibri" w:eastAsia="Calibri" w:hAnsi="Calibri"/>
+          <w:rFonts w:ascii="Arial" w:cs="Arial" w:eastAsia="Arial" w:hAnsi="Arial"/>
+          <w:b/>
+          <w:bCs/>
         </w:rPr>
         <w:t xml:space="preserve">Impacto en la ciberseguridad</w:t>
       </w:r>
@@ -3429,13 +3333,13 @@
       </w:pPr>
       <w:r>
         <w:rPr>
-          <w:rFonts w:ascii="Calibri" w:cs="Calibri" w:eastAsia="Calibri" w:hAnsi="Calibri"/>
+          <w:rFonts w:ascii="Arial" w:cs="Arial" w:eastAsia="Arial" w:hAnsi="Arial"/>
         </w:rPr>
         <w:t xml:space="preserve">Las comunicaciones encriptadas hacen que las cargas de datos de seguridad de red sean </w:t>
       </w:r>
       <w:r>
         <w:rPr>
-          <w:rFonts w:ascii="Calibri" w:cs="Calibri" w:eastAsia="Calibri" w:hAnsi="Calibri"/>
+          <w:rFonts w:ascii="Arial" w:cs="Arial" w:eastAsia="Arial" w:hAnsi="Arial"/>
           <w:b/>
           <w:bCs/>
         </w:rPr>
@@ -3443,7 +3347,7 @@
       </w:r>
       <w:r>
         <w:rPr>
-          <w:rFonts w:ascii="Calibri" w:cs="Calibri" w:eastAsia="Calibri" w:hAnsi="Calibri"/>
+          <w:rFonts w:ascii="Arial" w:cs="Arial" w:eastAsia="Arial" w:hAnsi="Arial"/>
         </w:rPr>
         <w:t xml:space="preserve">.</w:t>
       </w:r>
@@ -3459,13 +3363,13 @@
       </w:pPr>
       <w:r>
         <w:rPr>
-          <w:rFonts w:ascii="Calibri" w:cs="Calibri" w:eastAsia="Calibri" w:hAnsi="Calibri"/>
+          <w:rFonts w:ascii="Arial" w:cs="Arial" w:eastAsia="Arial" w:hAnsi="Arial"/>
         </w:rPr>
         <w:t xml:space="preserve">La encriptación se puede usar para </w:t>
       </w:r>
       <w:r>
         <w:rPr>
-          <w:rFonts w:ascii="Calibri" w:cs="Calibri" w:eastAsia="Calibri" w:hAnsi="Calibri"/>
+          <w:rFonts w:ascii="Arial" w:cs="Arial" w:eastAsia="Arial" w:hAnsi="Arial"/>
           <w:b/>
           <w:bCs/>
         </w:rPr>
@@ -3473,13 +3377,13 @@
       </w:r>
       <w:r>
         <w:rPr>
-          <w:rFonts w:ascii="Calibri" w:cs="Calibri" w:eastAsia="Calibri" w:hAnsi="Calibri"/>
+          <w:rFonts w:ascii="Arial" w:cs="Arial" w:eastAsia="Arial" w:hAnsi="Arial"/>
         </w:rPr>
         <w:t xml:space="preserve"> y controlar el tráfico entre los hosts infectados y los servidores de </w:t>
       </w:r>
       <w:r>
         <w:rPr>
-          <w:rFonts w:ascii="Calibri" w:cs="Calibri" w:eastAsia="Calibri" w:hAnsi="Calibri"/>
+          <w:rFonts w:ascii="Arial" w:cs="Arial" w:eastAsia="Arial" w:hAnsi="Arial"/>
           <w:b/>
           <w:bCs/>
         </w:rPr>
@@ -3487,7 +3391,7 @@
       </w:r>
       <w:r>
         <w:rPr>
-          <w:rFonts w:ascii="Calibri" w:cs="Calibri" w:eastAsia="Calibri" w:hAnsi="Calibri"/>
+          <w:rFonts w:ascii="Arial" w:cs="Arial" w:eastAsia="Arial" w:hAnsi="Arial"/>
         </w:rPr>
         <w:t xml:space="preserve">.</w:t>
       </w:r>
@@ -3503,13 +3407,13 @@
       </w:pPr>
       <w:r>
         <w:rPr>
-          <w:rFonts w:ascii="Calibri" w:cs="Calibri" w:eastAsia="Calibri" w:hAnsi="Calibri"/>
+          <w:rFonts w:ascii="Arial" w:cs="Arial" w:eastAsia="Arial" w:hAnsi="Arial"/>
         </w:rPr>
         <w:t xml:space="preserve">El malware también se oculta con encriptación, y los datos se pueden </w:t>
       </w:r>
       <w:r>
         <w:rPr>
-          <w:rFonts w:ascii="Calibri" w:cs="Calibri" w:eastAsia="Calibri" w:hAnsi="Calibri"/>
+          <w:rFonts w:ascii="Arial" w:cs="Arial" w:eastAsia="Arial" w:hAnsi="Arial"/>
           <w:b/>
           <w:bCs/>
         </w:rPr>
@@ -3517,7 +3421,7 @@
       </w:r>
       <w:r>
         <w:rPr>
-          <w:rFonts w:ascii="Calibri" w:cs="Calibri" w:eastAsia="Calibri" w:hAnsi="Calibri"/>
+          <w:rFonts w:ascii="Arial" w:cs="Arial" w:eastAsia="Arial" w:hAnsi="Arial"/>
         </w:rPr>
         <w:t xml:space="preserve">, lo que dificulta detectarlos.</w:t>
       </w:r>
@@ -3737,9 +3641,9 @@
   <w:docDefaults>
     <w:rPrDefault>
       <w:rPr>
-        <w:rFonts w:ascii="Calibri" w:cs="Calibri" w:eastAsia="Calibri" w:hAnsi="Calibri"/>
-        <w:sz w:val="22"/>
-        <w:szCs w:val="22"/>
+        <w:rFonts w:ascii="Arial" w:cs="Arial" w:eastAsia="Arial" w:hAnsi="Arial"/>
+        <w:sz w:val="24"/>
+        <w:szCs w:val="24"/>
       </w:rPr>
     </w:rPrDefault>
     <w:pPrDefault/>
@@ -3924,12 +3828,12 @@
       <w:outlineLvl w:val="0"/>
     </w:pPr>
     <w:rPr>
-      <w:rFonts w:ascii="Calibri" w:cs="Calibri" w:eastAsia="Calibri" w:hAnsi="Calibri"/>
+      <w:rFonts w:ascii="Arial" w:cs="Arial" w:eastAsia="Arial" w:hAnsi="Arial"/>
       <w:b/>
       <w:bCs/>
-      <w:color w:val="1F4E79"/>
-      <w:sz w:val="30"/>
-      <w:szCs w:val="30"/>
+      <w:color w:val="000000"/>
+      <w:sz w:val="24"/>
+      <w:szCs w:val="24"/>
     </w:rPr>
   </w:style>
   <w:style w:type="paragraph" w:styleId="Heading3">
@@ -3941,10 +3845,10 @@
       <w:outlineLvl w:val="2"/>
     </w:pPr>
     <w:rPr>
-      <w:rFonts w:ascii="Calibri" w:cs="Calibri" w:eastAsia="Calibri" w:hAnsi="Calibri"/>
+      <w:rFonts w:ascii="Arial" w:cs="Arial" w:eastAsia="Arial" w:hAnsi="Arial"/>
       <w:b/>
       <w:bCs/>
-      <w:color w:val="2E75B6"/>
+      <w:color w:val="000000"/>
       <w:sz w:val="24"/>
       <w:szCs w:val="24"/>
     </w:rPr>

--- a/Modulo18_Resumen.docx
+++ b/Modulo18_Resumen.docx
@@ -9,7 +9,7 @@
       </w:pPr>
       <w:r>
         <w:rPr>
-          <w:rFonts w:ascii="Arial" w:cs="Arial" w:eastAsia="Arial" w:hAnsi="Arial"/>
+          <w:rFonts w:ascii="Calibri" w:cs="Calibri" w:eastAsia="Calibri" w:hAnsi="Calibri"/>
           <w:b/>
           <w:bCs/>
           <w:color w:val="000000"/>
@@ -26,7 +26,7 @@
       </w:pPr>
       <w:r>
         <w:rPr>
-          <w:rFonts w:ascii="Arial" w:cs="Arial" w:eastAsia="Arial" w:hAnsi="Arial"/>
+          <w:rFonts w:ascii="Calibri" w:cs="Calibri" w:eastAsia="Calibri" w:hAnsi="Calibri"/>
           <w:color w:val="000000"/>
           <w:sz w:val="24"/>
           <w:szCs w:val="24"/>
@@ -36,14 +36,11 @@
     </w:p>
     <w:p>
       <w:pPr>
-        <w:pBdr>
-          <w:bottom w:val="single" w:color="000000" w:sz="8" w:space="2"/>
-        </w:pBdr>
         <w:spacing w:after="120" w:before="280"/>
       </w:pPr>
       <w:r>
         <w:rPr>
-          <w:rFonts w:ascii="Arial" w:cs="Arial" w:eastAsia="Arial" w:hAnsi="Arial"/>
+          <w:rFonts w:ascii="Calibri" w:cs="Calibri" w:eastAsia="Calibri" w:hAnsi="Calibri"/>
           <w:b/>
           <w:bCs/>
         </w:rPr>
@@ -56,13 +53,13 @@
       </w:pPr>
       <w:r>
         <w:rPr>
-          <w:rFonts w:ascii="Arial" w:cs="Arial" w:eastAsia="Arial" w:hAnsi="Arial"/>
+          <w:rFonts w:ascii="Calibri" w:cs="Calibri" w:eastAsia="Calibri" w:hAnsi="Calibri"/>
         </w:rPr>
         <w:t xml:space="preserve">Hay </w:t>
       </w:r>
       <w:r>
         <w:rPr>
-          <w:rFonts w:ascii="Arial" w:cs="Arial" w:eastAsia="Arial" w:hAnsi="Arial"/>
+          <w:rFonts w:ascii="Calibri" w:cs="Calibri" w:eastAsia="Calibri" w:hAnsi="Calibri"/>
           <w:b/>
           <w:bCs/>
         </w:rPr>
@@ -70,13 +67,13 @@
       </w:r>
       <w:r>
         <w:rPr>
-          <w:rFonts w:ascii="Arial" w:cs="Arial" w:eastAsia="Arial" w:hAnsi="Arial"/>
+          <w:rFonts w:ascii="Calibri" w:cs="Calibri" w:eastAsia="Calibri" w:hAnsi="Calibri"/>
         </w:rPr>
         <w:t xml:space="preserve"> para dar confidencialidad. Se diferencian en </w:t>
       </w:r>
       <w:r>
         <w:rPr>
-          <w:rFonts w:ascii="Arial" w:cs="Arial" w:eastAsia="Arial" w:hAnsi="Arial"/>
+          <w:rFonts w:ascii="Calibri" w:cs="Calibri" w:eastAsia="Calibri" w:hAnsi="Calibri"/>
           <w:b/>
           <w:bCs/>
         </w:rPr>
@@ -84,7 +81,7 @@
       </w:r>
       <w:r>
         <w:rPr>
-          <w:rFonts w:ascii="Arial" w:cs="Arial" w:eastAsia="Arial" w:hAnsi="Arial"/>
+          <w:rFonts w:ascii="Calibri" w:cs="Calibri" w:eastAsia="Calibri" w:hAnsi="Calibri"/>
         </w:rPr>
         <w:t xml:space="preserve">.</w:t>
       </w:r>
@@ -149,7 +146,7 @@
           <w:p>
             <w:r>
               <w:rPr>
-                <w:rFonts w:ascii="Arial" w:cs="Arial" w:eastAsia="Arial" w:hAnsi="Arial"/>
+                <w:rFonts w:ascii="Calibri" w:cs="Calibri" w:eastAsia="Calibri" w:hAnsi="Calibri"/>
                 <w:b/>
                 <w:bCs/>
                 <w:color w:val="000000"/>
@@ -178,7 +175,7 @@
           <w:p>
             <w:r>
               <w:rPr>
-                <w:rFonts w:ascii="Arial" w:cs="Arial" w:eastAsia="Arial" w:hAnsi="Arial"/>
+                <w:rFonts w:ascii="Calibri" w:cs="Calibri" w:eastAsia="Calibri" w:hAnsi="Calibri"/>
                 <w:b/>
                 <w:bCs/>
                 <w:color w:val="000000"/>
@@ -209,7 +206,7 @@
           <w:p>
             <w:r>
               <w:rPr>
-                <w:rFonts w:ascii="Arial" w:cs="Arial" w:eastAsia="Arial" w:hAnsi="Arial"/>
+                <w:rFonts w:ascii="Calibri" w:cs="Calibri" w:eastAsia="Calibri" w:hAnsi="Calibri"/>
                 <w:b/>
                 <w:bCs/>
               </w:rPr>
@@ -237,13 +234,13 @@
           <w:p>
             <w:r>
               <w:rPr>
-                <w:rFonts w:ascii="Arial" w:cs="Arial" w:eastAsia="Arial" w:hAnsi="Arial"/>
+                <w:rFonts w:ascii="Calibri" w:cs="Calibri" w:eastAsia="Calibri" w:hAnsi="Calibri"/>
               </w:rPr>
               <w:t xml:space="preserve">Las dos partes conocen la </w:t>
             </w:r>
             <w:r>
               <w:rPr>
-                <w:rFonts w:ascii="Arial" w:cs="Arial" w:eastAsia="Arial" w:hAnsi="Arial"/>
+                <w:rFonts w:ascii="Calibri" w:cs="Calibri" w:eastAsia="Calibri" w:hAnsi="Calibri"/>
                 <w:b/>
                 <w:bCs/>
               </w:rPr>
@@ -271,13 +268,13 @@
           <w:p>
             <w:r>
               <w:rPr>
-                <w:rFonts w:ascii="Arial" w:cs="Arial" w:eastAsia="Arial" w:hAnsi="Arial"/>
+                <w:rFonts w:ascii="Calibri" w:cs="Calibri" w:eastAsia="Calibri" w:hAnsi="Calibri"/>
               </w:rPr>
               <w:t xml:space="preserve">Clave de encriptación y de desencriptación </w:t>
             </w:r>
             <w:r>
               <w:rPr>
-                <w:rFonts w:ascii="Arial" w:cs="Arial" w:eastAsia="Arial" w:hAnsi="Arial"/>
+                <w:rFonts w:ascii="Calibri" w:cs="Calibri" w:eastAsia="Calibri" w:hAnsi="Calibri"/>
                 <w:b/>
                 <w:bCs/>
               </w:rPr>
@@ -285,13 +282,13 @@
             </w:r>
             <w:r>
               <w:rPr>
-                <w:rFonts w:ascii="Arial" w:cs="Arial" w:eastAsia="Arial" w:hAnsi="Arial"/>
+                <w:rFonts w:ascii="Calibri" w:cs="Calibri" w:eastAsia="Calibri" w:hAnsi="Calibri"/>
               </w:rPr>
               <w:t xml:space="preserve">: una </w:t>
             </w:r>
             <w:r>
               <w:rPr>
-                <w:rFonts w:ascii="Arial" w:cs="Arial" w:eastAsia="Arial" w:hAnsi="Arial"/>
+                <w:rFonts w:ascii="Calibri" w:cs="Calibri" w:eastAsia="Calibri" w:hAnsi="Calibri"/>
                 <w:b/>
                 <w:bCs/>
               </w:rPr>
@@ -299,13 +296,13 @@
             </w:r>
             <w:r>
               <w:rPr>
-                <w:rFonts w:ascii="Arial" w:cs="Arial" w:eastAsia="Arial" w:hAnsi="Arial"/>
+                <w:rFonts w:ascii="Calibri" w:cs="Calibri" w:eastAsia="Calibri" w:hAnsi="Calibri"/>
               </w:rPr>
               <w:t xml:space="preserve"> y una </w:t>
             </w:r>
             <w:r>
               <w:rPr>
-                <w:rFonts w:ascii="Arial" w:cs="Arial" w:eastAsia="Arial" w:hAnsi="Arial"/>
+                <w:rFonts w:ascii="Calibri" w:cs="Calibri" w:eastAsia="Calibri" w:hAnsi="Calibri"/>
                 <w:b/>
                 <w:bCs/>
               </w:rPr>
@@ -313,7 +310,7 @@
             </w:r>
             <w:r>
               <w:rPr>
-                <w:rFonts w:ascii="Arial" w:cs="Arial" w:eastAsia="Arial" w:hAnsi="Arial"/>
+                <w:rFonts w:ascii="Calibri" w:cs="Calibri" w:eastAsia="Calibri" w:hAnsi="Calibri"/>
               </w:rPr>
               <w:t xml:space="preserve"> (también se llama de claves públicas)</w:t>
             </w:r>
@@ -341,7 +338,7 @@
           <w:p>
             <w:r>
               <w:rPr>
-                <w:rFonts w:ascii="Arial" w:cs="Arial" w:eastAsia="Arial" w:hAnsi="Arial"/>
+                <w:rFonts w:ascii="Calibri" w:cs="Calibri" w:eastAsia="Calibri" w:hAnsi="Calibri"/>
                 <w:b/>
                 <w:bCs/>
               </w:rPr>
@@ -369,7 +366,7 @@
           <w:p>
             <w:r>
               <w:rPr>
-                <w:rFonts w:ascii="Arial" w:cs="Arial" w:eastAsia="Arial" w:hAnsi="Arial"/>
+                <w:rFonts w:ascii="Calibri" w:cs="Calibri" w:eastAsia="Calibri" w:hAnsi="Calibri"/>
               </w:rPr>
               <w:t xml:space="preserve">DES, 3DES y AES (el estándar)</w:t>
             </w:r>
@@ -395,7 +392,7 @@
           <w:p>
             <w:r>
               <w:rPr>
-                <w:rFonts w:ascii="Arial" w:cs="Arial" w:eastAsia="Arial" w:hAnsi="Arial"/>
+                <w:rFonts w:ascii="Calibri" w:cs="Calibri" w:eastAsia="Calibri" w:hAnsi="Calibri"/>
               </w:rPr>
               <w:t xml:space="preserve">RSA, PKI, DSS, DSA, ElGamal y curva elíptica</w:t>
             </w:r>
@@ -423,7 +420,7 @@
           <w:p>
             <w:r>
               <w:rPr>
-                <w:rFonts w:ascii="Arial" w:cs="Arial" w:eastAsia="Arial" w:hAnsi="Arial"/>
+                <w:rFonts w:ascii="Calibri" w:cs="Calibri" w:eastAsia="Calibri" w:hAnsi="Calibri"/>
                 <w:b/>
                 <w:bCs/>
               </w:rPr>
@@ -451,13 +448,13 @@
           <w:p>
             <w:r>
               <w:rPr>
-                <w:rFonts w:ascii="Arial" w:cs="Arial" w:eastAsia="Arial" w:hAnsi="Arial"/>
+                <w:rFonts w:ascii="Calibri" w:cs="Calibri" w:eastAsia="Calibri" w:hAnsi="Calibri"/>
               </w:rPr>
               <w:t xml:space="preserve">Tráfico de </w:t>
             </w:r>
             <w:r>
               <w:rPr>
-                <w:rFonts w:ascii="Arial" w:cs="Arial" w:eastAsia="Arial" w:hAnsi="Arial"/>
+                <w:rFonts w:ascii="Calibri" w:cs="Calibri" w:eastAsia="Calibri" w:hAnsi="Calibri"/>
                 <w:b/>
                 <w:bCs/>
               </w:rPr>
@@ -465,13 +462,13 @@
             </w:r>
             <w:r>
               <w:rPr>
-                <w:rFonts w:ascii="Arial" w:cs="Arial" w:eastAsia="Arial" w:hAnsi="Arial"/>
+                <w:rFonts w:ascii="Calibri" w:cs="Calibri" w:eastAsia="Calibri" w:hAnsi="Calibri"/>
               </w:rPr>
               <w:t xml:space="preserve">, porque gasta </w:t>
             </w:r>
             <w:r>
               <w:rPr>
-                <w:rFonts w:ascii="Arial" w:cs="Arial" w:eastAsia="Arial" w:hAnsi="Arial"/>
+                <w:rFonts w:ascii="Calibri" w:cs="Calibri" w:eastAsia="Calibri" w:hAnsi="Calibri"/>
                 <w:b/>
                 <w:bCs/>
               </w:rPr>
@@ -479,7 +476,7 @@
             </w:r>
             <w:r>
               <w:rPr>
-                <w:rFonts w:ascii="Arial" w:cs="Arial" w:eastAsia="Arial" w:hAnsi="Arial"/>
+                <w:rFonts w:ascii="Calibri" w:cs="Calibri" w:eastAsia="Calibri" w:hAnsi="Calibri"/>
               </w:rPr>
               <w:t xml:space="preserve"> que la asimétrica</w:t>
             </w:r>
@@ -505,7 +502,7 @@
           <w:p>
             <w:r>
               <w:rPr>
-                <w:rFonts w:ascii="Arial" w:cs="Arial" w:eastAsia="Arial" w:hAnsi="Arial"/>
+                <w:rFonts w:ascii="Calibri" w:cs="Calibri" w:eastAsia="Calibri" w:hAnsi="Calibri"/>
               </w:rPr>
               <w:t xml:space="preserve">IKE, SSL, SSH y PGP</w:t>
             </w:r>
@@ -533,7 +530,7 @@
           <w:p>
             <w:r>
               <w:rPr>
-                <w:rFonts w:ascii="Arial" w:cs="Arial" w:eastAsia="Arial" w:hAnsi="Arial"/>
+                <w:rFonts w:ascii="Calibri" w:cs="Calibri" w:eastAsia="Calibri" w:hAnsi="Calibri"/>
                 <w:b/>
                 <w:bCs/>
               </w:rPr>
@@ -561,13 +558,13 @@
           <w:p>
             <w:r>
               <w:rPr>
-                <w:rFonts w:ascii="Arial" w:cs="Arial" w:eastAsia="Arial" w:hAnsi="Arial"/>
+                <w:rFonts w:ascii="Calibri" w:cs="Calibri" w:eastAsia="Calibri" w:hAnsi="Calibri"/>
               </w:rPr>
               <w:t xml:space="preserve">Se clasifican en cifrados por </w:t>
             </w:r>
             <w:r>
               <w:rPr>
-                <w:rFonts w:ascii="Arial" w:cs="Arial" w:eastAsia="Arial" w:hAnsi="Arial"/>
+                <w:rFonts w:ascii="Calibri" w:cs="Calibri" w:eastAsia="Calibri" w:hAnsi="Calibri"/>
                 <w:b/>
                 <w:bCs/>
               </w:rPr>
@@ -575,13 +572,13 @@
             </w:r>
             <w:r>
               <w:rPr>
-                <w:rFonts w:ascii="Arial" w:cs="Arial" w:eastAsia="Arial" w:hAnsi="Arial"/>
+                <w:rFonts w:ascii="Calibri" w:cs="Calibri" w:eastAsia="Calibri" w:hAnsi="Calibri"/>
               </w:rPr>
               <w:t xml:space="preserve"> o de </w:t>
             </w:r>
             <w:r>
               <w:rPr>
-                <w:rFonts w:ascii="Arial" w:cs="Arial" w:eastAsia="Arial" w:hAnsi="Arial"/>
+                <w:rFonts w:ascii="Calibri" w:cs="Calibri" w:eastAsia="Calibri" w:hAnsi="Calibri"/>
                 <w:b/>
                 <w:bCs/>
               </w:rPr>
@@ -609,13 +606,13 @@
           <w:p>
             <w:r>
               <w:rPr>
-                <w:rFonts w:ascii="Arial" w:cs="Arial" w:eastAsia="Arial" w:hAnsi="Arial"/>
+                <w:rFonts w:ascii="Calibri" w:cs="Calibri" w:eastAsia="Calibri" w:hAnsi="Calibri"/>
               </w:rPr>
               <w:t xml:space="preserve">Dan confidencialidad </w:t>
             </w:r>
             <w:r>
               <w:rPr>
-                <w:rFonts w:ascii="Arial" w:cs="Arial" w:eastAsia="Arial" w:hAnsi="Arial"/>
+                <w:rFonts w:ascii="Calibri" w:cs="Calibri" w:eastAsia="Calibri" w:hAnsi="Calibri"/>
                 <w:b/>
                 <w:bCs/>
               </w:rPr>
@@ -636,7 +633,7 @@
       </w:pPr>
       <w:r>
         <w:rPr>
-          <w:rFonts w:ascii="Arial" w:cs="Arial" w:eastAsia="Arial" w:hAnsi="Arial"/>
+          <w:rFonts w:ascii="Calibri" w:cs="Calibri" w:eastAsia="Calibri" w:hAnsi="Calibri"/>
           <w:b/>
           <w:bCs/>
         </w:rPr>
@@ -683,7 +680,7 @@
           <w:p>
             <w:r>
               <w:rPr>
-                <w:rFonts w:ascii="Arial" w:cs="Arial" w:eastAsia="Arial" w:hAnsi="Arial"/>
+                <w:rFonts w:ascii="Calibri" w:cs="Calibri" w:eastAsia="Calibri" w:hAnsi="Calibri"/>
                 <w:b/>
                 <w:bCs/>
                 <w:color w:val="000000"/>
@@ -712,7 +709,7 @@
           <w:p>
             <w:r>
               <w:rPr>
-                <w:rFonts w:ascii="Arial" w:cs="Arial" w:eastAsia="Arial" w:hAnsi="Arial"/>
+                <w:rFonts w:ascii="Calibri" w:cs="Calibri" w:eastAsia="Calibri" w:hAnsi="Calibri"/>
                 <w:b/>
                 <w:bCs/>
                 <w:color w:val="000000"/>
@@ -743,7 +740,7 @@
           <w:p>
             <w:r>
               <w:rPr>
-                <w:rFonts w:ascii="Arial" w:cs="Arial" w:eastAsia="Arial" w:hAnsi="Arial"/>
+                <w:rFonts w:ascii="Calibri" w:cs="Calibri" w:eastAsia="Calibri" w:hAnsi="Calibri"/>
                 <w:b/>
                 <w:bCs/>
               </w:rPr>
@@ -771,13 +768,13 @@
           <w:p>
             <w:r>
               <w:rPr>
-                <w:rFonts w:ascii="Arial" w:cs="Arial" w:eastAsia="Arial" w:hAnsi="Arial"/>
+                <w:rFonts w:ascii="Calibri" w:cs="Calibri" w:eastAsia="Calibri" w:hAnsi="Calibri"/>
               </w:rPr>
               <w:t xml:space="preserve">Clave </w:t>
             </w:r>
             <w:r>
               <w:rPr>
-                <w:rFonts w:ascii="Arial" w:cs="Arial" w:eastAsia="Arial" w:hAnsi="Arial"/>
+                <w:rFonts w:ascii="Calibri" w:cs="Calibri" w:eastAsia="Calibri" w:hAnsi="Calibri"/>
                 <w:b/>
                 <w:bCs/>
               </w:rPr>
@@ -785,13 +782,13 @@
             </w:r>
             <w:r>
               <w:rPr>
-                <w:rFonts w:ascii="Arial" w:cs="Arial" w:eastAsia="Arial" w:hAnsi="Arial"/>
+                <w:rFonts w:ascii="Calibri" w:cs="Calibri" w:eastAsia="Calibri" w:hAnsi="Calibri"/>
               </w:rPr>
               <w:t xml:space="preserve"> (encriptar) + Clave </w:t>
             </w:r>
             <w:r>
               <w:rPr>
-                <w:rFonts w:ascii="Arial" w:cs="Arial" w:eastAsia="Arial" w:hAnsi="Arial"/>
+                <w:rFonts w:ascii="Calibri" w:cs="Calibri" w:eastAsia="Calibri" w:hAnsi="Calibri"/>
                 <w:b/>
                 <w:bCs/>
               </w:rPr>
@@ -799,7 +796,7 @@
             </w:r>
             <w:r>
               <w:rPr>
-                <w:rFonts w:ascii="Arial" w:cs="Arial" w:eastAsia="Arial" w:hAnsi="Arial"/>
+                <w:rFonts w:ascii="Calibri" w:cs="Calibri" w:eastAsia="Calibri" w:hAnsi="Calibri"/>
               </w:rPr>
               <w:t xml:space="preserve"> (desencriptar)</w:t>
             </w:r>
@@ -827,7 +824,7 @@
           <w:p>
             <w:r>
               <w:rPr>
-                <w:rFonts w:ascii="Arial" w:cs="Arial" w:eastAsia="Arial" w:hAnsi="Arial"/>
+                <w:rFonts w:ascii="Calibri" w:cs="Calibri" w:eastAsia="Calibri" w:hAnsi="Calibri"/>
                 <w:b/>
                 <w:bCs/>
               </w:rPr>
@@ -855,13 +852,13 @@
           <w:p>
             <w:r>
               <w:rPr>
-                <w:rFonts w:ascii="Arial" w:cs="Arial" w:eastAsia="Arial" w:hAnsi="Arial"/>
+                <w:rFonts w:ascii="Calibri" w:cs="Calibri" w:eastAsia="Calibri" w:hAnsi="Calibri"/>
               </w:rPr>
               <w:t xml:space="preserve">Clave </w:t>
             </w:r>
             <w:r>
               <w:rPr>
-                <w:rFonts w:ascii="Arial" w:cs="Arial" w:eastAsia="Arial" w:hAnsi="Arial"/>
+                <w:rFonts w:ascii="Calibri" w:cs="Calibri" w:eastAsia="Calibri" w:hAnsi="Calibri"/>
                 <w:b/>
                 <w:bCs/>
               </w:rPr>
@@ -869,13 +866,13 @@
             </w:r>
             <w:r>
               <w:rPr>
-                <w:rFonts w:ascii="Arial" w:cs="Arial" w:eastAsia="Arial" w:hAnsi="Arial"/>
+                <w:rFonts w:ascii="Calibri" w:cs="Calibri" w:eastAsia="Calibri" w:hAnsi="Calibri"/>
               </w:rPr>
               <w:t xml:space="preserve"> (encriptar) + Clave </w:t>
             </w:r>
             <w:r>
               <w:rPr>
-                <w:rFonts w:ascii="Arial" w:cs="Arial" w:eastAsia="Arial" w:hAnsi="Arial"/>
+                <w:rFonts w:ascii="Calibri" w:cs="Calibri" w:eastAsia="Calibri" w:hAnsi="Calibri"/>
                 <w:b/>
                 <w:bCs/>
               </w:rPr>
@@ -883,7 +880,7 @@
             </w:r>
             <w:r>
               <w:rPr>
-                <w:rFonts w:ascii="Arial" w:cs="Arial" w:eastAsia="Arial" w:hAnsi="Arial"/>
+                <w:rFonts w:ascii="Calibri" w:cs="Calibri" w:eastAsia="Calibri" w:hAnsi="Calibri"/>
               </w:rPr>
               <w:t xml:space="preserve"> (desencriptar)</w:t>
             </w:r>
@@ -907,13 +904,13 @@
       </w:pPr>
       <w:r>
         <w:rPr>
-          <w:rFonts w:ascii="Arial" w:cs="Arial" w:eastAsia="Arial" w:hAnsi="Arial"/>
+          <w:rFonts w:ascii="Calibri" w:cs="Calibri" w:eastAsia="Calibri" w:hAnsi="Calibri"/>
         </w:rPr>
         <w:t xml:space="preserve">En la autenticación, el proceso de encriptación </w:t>
       </w:r>
       <w:r>
         <w:rPr>
-          <w:rFonts w:ascii="Arial" w:cs="Arial" w:eastAsia="Arial" w:hAnsi="Arial"/>
+          <w:rFonts w:ascii="Calibri" w:cs="Calibri" w:eastAsia="Calibri" w:hAnsi="Calibri"/>
           <w:b/>
           <w:bCs/>
         </w:rPr>
@@ -921,7 +918,7 @@
       </w:r>
       <w:r>
         <w:rPr>
-          <w:rFonts w:ascii="Arial" w:cs="Arial" w:eastAsia="Arial" w:hAnsi="Arial"/>
+          <w:rFonts w:ascii="Calibri" w:cs="Calibri" w:eastAsia="Calibri" w:hAnsi="Calibri"/>
         </w:rPr>
         <w:t xml:space="preserve">.</w:t>
       </w:r>
@@ -937,13 +934,13 @@
       </w:pPr>
       <w:r>
         <w:rPr>
-          <w:rFonts w:ascii="Arial" w:cs="Arial" w:eastAsia="Arial" w:hAnsi="Arial"/>
+          <w:rFonts w:ascii="Calibri" w:cs="Calibri" w:eastAsia="Calibri" w:hAnsi="Calibri"/>
         </w:rPr>
         <w:t xml:space="preserve">Si se combinan los dos procesos asimétricos se obtiene </w:t>
       </w:r>
       <w:r>
         <w:rPr>
-          <w:rFonts w:ascii="Arial" w:cs="Arial" w:eastAsia="Arial" w:hAnsi="Arial"/>
+          <w:rFonts w:ascii="Calibri" w:cs="Calibri" w:eastAsia="Calibri" w:hAnsi="Calibri"/>
           <w:b/>
           <w:bCs/>
         </w:rPr>
@@ -951,7 +948,7 @@
       </w:r>
       <w:r>
         <w:rPr>
-          <w:rFonts w:ascii="Arial" w:cs="Arial" w:eastAsia="Arial" w:hAnsi="Arial"/>
+          <w:rFonts w:ascii="Calibri" w:cs="Calibri" w:eastAsia="Calibri" w:hAnsi="Calibri"/>
         </w:rPr>
         <w:t xml:space="preserve"> de los mensajes.</w:t>
       </w:r>
@@ -962,7 +959,7 @@
       </w:pPr>
       <w:r>
         <w:rPr>
-          <w:rFonts w:ascii="Arial" w:cs="Arial" w:eastAsia="Arial" w:hAnsi="Arial"/>
+          <w:rFonts w:ascii="Calibri" w:cs="Calibri" w:eastAsia="Calibri" w:hAnsi="Calibri"/>
           <w:b/>
           <w:bCs/>
         </w:rPr>
@@ -980,13 +977,13 @@
       </w:pPr>
       <w:r>
         <w:rPr>
-          <w:rFonts w:ascii="Arial" w:cs="Arial" w:eastAsia="Arial" w:hAnsi="Arial"/>
+          <w:rFonts w:ascii="Calibri" w:cs="Calibri" w:eastAsia="Calibri" w:hAnsi="Calibri"/>
         </w:rPr>
         <w:t xml:space="preserve">Algoritmo matemático </w:t>
       </w:r>
       <w:r>
         <w:rPr>
-          <w:rFonts w:ascii="Arial" w:cs="Arial" w:eastAsia="Arial" w:hAnsi="Arial"/>
+          <w:rFonts w:ascii="Calibri" w:cs="Calibri" w:eastAsia="Calibri" w:hAnsi="Calibri"/>
           <w:b/>
           <w:bCs/>
         </w:rPr>
@@ -994,13 +991,13 @@
       </w:r>
       <w:r>
         <w:rPr>
-          <w:rFonts w:ascii="Arial" w:cs="Arial" w:eastAsia="Arial" w:hAnsi="Arial"/>
+          <w:rFonts w:ascii="Calibri" w:cs="Calibri" w:eastAsia="Calibri" w:hAnsi="Calibri"/>
         </w:rPr>
         <w:t xml:space="preserve"> que deja que dos computadoras generen una </w:t>
       </w:r>
       <w:r>
         <w:rPr>
-          <w:rFonts w:ascii="Arial" w:cs="Arial" w:eastAsia="Arial" w:hAnsi="Arial"/>
+          <w:rFonts w:ascii="Calibri" w:cs="Calibri" w:eastAsia="Calibri" w:hAnsi="Calibri"/>
           <w:b/>
           <w:bCs/>
         </w:rPr>
@@ -1008,7 +1005,7 @@
       </w:r>
       <w:r>
         <w:rPr>
-          <w:rFonts w:ascii="Arial" w:cs="Arial" w:eastAsia="Arial" w:hAnsi="Arial"/>
+          <w:rFonts w:ascii="Calibri" w:cs="Calibri" w:eastAsia="Calibri" w:hAnsi="Calibri"/>
         </w:rPr>
         <w:t xml:space="preserve">.</w:t>
       </w:r>
@@ -1024,13 +1021,13 @@
       </w:pPr>
       <w:r>
         <w:rPr>
-          <w:rFonts w:ascii="Arial" w:cs="Arial" w:eastAsia="Arial" w:hAnsi="Arial"/>
+          <w:rFonts w:ascii="Calibri" w:cs="Calibri" w:eastAsia="Calibri" w:hAnsi="Calibri"/>
         </w:rPr>
         <w:t xml:space="preserve">Se usa cuando se intercambian datos por una </w:t>
       </w:r>
       <w:r>
         <w:rPr>
-          <w:rFonts w:ascii="Arial" w:cs="Arial" w:eastAsia="Arial" w:hAnsi="Arial"/>
+          <w:rFonts w:ascii="Calibri" w:cs="Calibri" w:eastAsia="Calibri" w:hAnsi="Calibri"/>
           <w:b/>
           <w:bCs/>
         </w:rPr>
@@ -1038,13 +1035,13 @@
       </w:r>
       <w:r>
         <w:rPr>
-          <w:rFonts w:ascii="Arial" w:cs="Arial" w:eastAsia="Arial" w:hAnsi="Arial"/>
+          <w:rFonts w:ascii="Calibri" w:cs="Calibri" w:eastAsia="Calibri" w:hAnsi="Calibri"/>
         </w:rPr>
         <w:t xml:space="preserve"> y cuando se intercambian datos por </w:t>
       </w:r>
       <w:r>
         <w:rPr>
-          <w:rFonts w:ascii="Arial" w:cs="Arial" w:eastAsia="Arial" w:hAnsi="Arial"/>
+          <w:rFonts w:ascii="Calibri" w:cs="Calibri" w:eastAsia="Calibri" w:hAnsi="Calibri"/>
           <w:b/>
           <w:bCs/>
         </w:rPr>
@@ -1052,21 +1049,18 @@
       </w:r>
       <w:r>
         <w:rPr>
-          <w:rFonts w:ascii="Arial" w:cs="Arial" w:eastAsia="Arial" w:hAnsi="Arial"/>
+          <w:rFonts w:ascii="Calibri" w:cs="Calibri" w:eastAsia="Calibri" w:hAnsi="Calibri"/>
         </w:rPr>
         <w:t xml:space="preserve">.</w:t>
       </w:r>
     </w:p>
     <w:p>
       <w:pPr>
-        <w:pBdr>
-          <w:bottom w:val="single" w:color="000000" w:sz="8" w:space="2"/>
-        </w:pBdr>
         <w:spacing w:after="120" w:before="280"/>
       </w:pPr>
       <w:r>
         <w:rPr>
-          <w:rFonts w:ascii="Arial" w:cs="Arial" w:eastAsia="Arial" w:hAnsi="Arial"/>
+          <w:rFonts w:ascii="Calibri" w:cs="Calibri" w:eastAsia="Calibri" w:hAnsi="Calibri"/>
           <w:b/>
           <w:bCs/>
         </w:rPr>
@@ -1079,7 +1073,7 @@
       </w:pPr>
       <w:r>
         <w:rPr>
-          <w:rFonts w:ascii="Arial" w:cs="Arial" w:eastAsia="Arial" w:hAnsi="Arial"/>
+          <w:rFonts w:ascii="Calibri" w:cs="Calibri" w:eastAsia="Calibri" w:hAnsi="Calibri"/>
           <w:b/>
           <w:bCs/>
         </w:rPr>
@@ -1097,13 +1091,13 @@
       </w:pPr>
       <w:r>
         <w:rPr>
-          <w:rFonts w:ascii="Arial" w:cs="Arial" w:eastAsia="Arial" w:hAnsi="Arial"/>
+          <w:rFonts w:ascii="Calibri" w:cs="Calibri" w:eastAsia="Calibri" w:hAnsi="Calibri"/>
         </w:rPr>
         <w:t xml:space="preserve">Reemplaza los datos confidenciales en entornos </w:t>
       </w:r>
       <w:r>
         <w:rPr>
-          <w:rFonts w:ascii="Arial" w:cs="Arial" w:eastAsia="Arial" w:hAnsi="Arial"/>
+          <w:rFonts w:ascii="Calibri" w:cs="Calibri" w:eastAsia="Calibri" w:hAnsi="Calibri"/>
           <w:b/>
           <w:bCs/>
         </w:rPr>
@@ -1111,7 +1105,7 @@
       </w:r>
       <w:r>
         <w:rPr>
-          <w:rFonts w:ascii="Arial" w:cs="Arial" w:eastAsia="Arial" w:hAnsi="Arial"/>
+          <w:rFonts w:ascii="Calibri" w:cs="Calibri" w:eastAsia="Calibri" w:hAnsi="Calibri"/>
         </w:rPr>
         <w:t xml:space="preserve"> para proteger la información de fondo.</w:t>
       </w:r>
@@ -1127,13 +1121,13 @@
       </w:pPr>
       <w:r>
         <w:rPr>
-          <w:rFonts w:ascii="Arial" w:cs="Arial" w:eastAsia="Arial" w:hAnsi="Arial"/>
+          <w:rFonts w:ascii="Calibri" w:cs="Calibri" w:eastAsia="Calibri" w:hAnsi="Calibri"/>
         </w:rPr>
         <w:t xml:space="preserve">Métodos: </w:t>
       </w:r>
       <w:r>
         <w:rPr>
-          <w:rFonts w:ascii="Arial" w:cs="Arial" w:eastAsia="Arial" w:hAnsi="Arial"/>
+          <w:rFonts w:ascii="Calibri" w:cs="Calibri" w:eastAsia="Calibri" w:hAnsi="Calibri"/>
           <w:b/>
           <w:bCs/>
         </w:rPr>
@@ -1141,7 +1135,7 @@
       </w:r>
       <w:r>
         <w:rPr>
-          <w:rFonts w:ascii="Arial" w:cs="Arial" w:eastAsia="Arial" w:hAnsi="Arial"/>
+          <w:rFonts w:ascii="Calibri" w:cs="Calibri" w:eastAsia="Calibri" w:hAnsi="Calibri"/>
         </w:rPr>
         <w:t xml:space="preserve">.</w:t>
       </w:r>
@@ -1152,7 +1146,7 @@
       </w:pPr>
       <w:r>
         <w:rPr>
-          <w:rFonts w:ascii="Arial" w:cs="Arial" w:eastAsia="Arial" w:hAnsi="Arial"/>
+          <w:rFonts w:ascii="Calibri" w:cs="Calibri" w:eastAsia="Calibri" w:hAnsi="Calibri"/>
           <w:b/>
           <w:bCs/>
         </w:rPr>
@@ -1170,7 +1164,7 @@
       </w:pPr>
       <w:r>
         <w:rPr>
-          <w:rFonts w:ascii="Arial" w:cs="Arial" w:eastAsia="Arial" w:hAnsi="Arial"/>
+          <w:rFonts w:ascii="Calibri" w:cs="Calibri" w:eastAsia="Calibri" w:hAnsi="Calibri"/>
           <w:b/>
           <w:bCs/>
         </w:rPr>
@@ -1178,21 +1172,18 @@
       </w:r>
       <w:r>
         <w:rPr>
-          <w:rFonts w:ascii="Arial" w:cs="Arial" w:eastAsia="Arial" w:hAnsi="Arial"/>
+          <w:rFonts w:ascii="Calibri" w:cs="Calibri" w:eastAsia="Calibri" w:hAnsi="Calibri"/>
         </w:rPr>
         <w:t xml:space="preserve">, como una imagen, un audio o un video.</w:t>
       </w:r>
     </w:p>
     <w:p>
       <w:pPr>
-        <w:pBdr>
-          <w:bottom w:val="single" w:color="000000" w:sz="8" w:space="2"/>
-        </w:pBdr>
         <w:spacing w:after="120" w:before="280"/>
       </w:pPr>
       <w:r>
         <w:rPr>
-          <w:rFonts w:ascii="Arial" w:cs="Arial" w:eastAsia="Arial" w:hAnsi="Arial"/>
+          <w:rFonts w:ascii="Calibri" w:cs="Calibri" w:eastAsia="Calibri" w:hAnsi="Calibri"/>
           <w:b/>
           <w:bCs/>
         </w:rPr>
@@ -1205,7 +1196,7 @@
       </w:pPr>
       <w:r>
         <w:rPr>
-          <w:rFonts w:ascii="Arial" w:cs="Arial" w:eastAsia="Arial" w:hAnsi="Arial"/>
+          <w:rFonts w:ascii="Calibri" w:cs="Calibri" w:eastAsia="Calibri" w:hAnsi="Calibri"/>
         </w:rPr>
         <w:t xml:space="preserve">Hay que proteger los datos mientras viajan por los enlaces.</w:t>
       </w:r>
@@ -1216,7 +1207,7 @@
       </w:pPr>
       <w:r>
         <w:rPr>
-          <w:rFonts w:ascii="Arial" w:cs="Arial" w:eastAsia="Arial" w:hAnsi="Arial"/>
+          <w:rFonts w:ascii="Calibri" w:cs="Calibri" w:eastAsia="Calibri" w:hAnsi="Calibri"/>
           <w:b/>
           <w:bCs/>
         </w:rPr>
@@ -1234,7 +1225,7 @@
       </w:pPr>
       <w:r>
         <w:rPr>
-          <w:rFonts w:ascii="Arial" w:cs="Arial" w:eastAsia="Arial" w:hAnsi="Arial"/>
+          <w:rFonts w:ascii="Calibri" w:cs="Calibri" w:eastAsia="Calibri" w:hAnsi="Calibri"/>
         </w:rPr>
         <w:t xml:space="preserve">Integridad de datos</w:t>
       </w:r>
@@ -1250,7 +1241,7 @@
       </w:pPr>
       <w:r>
         <w:rPr>
-          <w:rFonts w:ascii="Arial" w:cs="Arial" w:eastAsia="Arial" w:hAnsi="Arial"/>
+          <w:rFonts w:ascii="Calibri" w:cs="Calibri" w:eastAsia="Calibri" w:hAnsi="Calibri"/>
         </w:rPr>
         <w:t xml:space="preserve">Autenticación de origen</w:t>
       </w:r>
@@ -1266,7 +1257,7 @@
       </w:pPr>
       <w:r>
         <w:rPr>
-          <w:rFonts w:ascii="Arial" w:cs="Arial" w:eastAsia="Arial" w:hAnsi="Arial"/>
+          <w:rFonts w:ascii="Calibri" w:cs="Calibri" w:eastAsia="Calibri" w:hAnsi="Calibri"/>
         </w:rPr>
         <w:t xml:space="preserve">Confidencialidad de datos</w:t>
       </w:r>
@@ -1282,7 +1273,7 @@
       </w:pPr>
       <w:r>
         <w:rPr>
-          <w:rFonts w:ascii="Arial" w:cs="Arial" w:eastAsia="Arial" w:hAnsi="Arial"/>
+          <w:rFonts w:ascii="Calibri" w:cs="Calibri" w:eastAsia="Calibri" w:hAnsi="Calibri"/>
         </w:rPr>
         <w:t xml:space="preserve">No repudio de datos</w:t>
       </w:r>
@@ -1293,7 +1284,7 @@
       </w:pPr>
       <w:r>
         <w:rPr>
-          <w:rFonts w:ascii="Arial" w:cs="Arial" w:eastAsia="Arial" w:hAnsi="Arial"/>
+          <w:rFonts w:ascii="Calibri" w:cs="Calibri" w:eastAsia="Calibri" w:hAnsi="Calibri"/>
           <w:b/>
           <w:bCs/>
         </w:rPr>
@@ -1311,13 +1302,13 @@
       </w:pPr>
       <w:r>
         <w:rPr>
-          <w:rFonts w:ascii="Arial" w:cs="Arial" w:eastAsia="Arial" w:hAnsi="Arial"/>
+          <w:rFonts w:ascii="Calibri" w:cs="Calibri" w:eastAsia="Calibri" w:hAnsi="Calibri"/>
         </w:rPr>
         <w:t xml:space="preserve">Se usa para </w:t>
       </w:r>
       <w:r>
         <w:rPr>
-          <w:rFonts w:ascii="Arial" w:cs="Arial" w:eastAsia="Arial" w:hAnsi="Arial"/>
+          <w:rFonts w:ascii="Calibri" w:cs="Calibri" w:eastAsia="Calibri" w:hAnsi="Calibri"/>
           <w:b/>
           <w:bCs/>
         </w:rPr>
@@ -1325,7 +1316,7 @@
       </w:r>
       <w:r>
         <w:rPr>
-          <w:rFonts w:ascii="Arial" w:cs="Arial" w:eastAsia="Arial" w:hAnsi="Arial"/>
+          <w:rFonts w:ascii="Calibri" w:cs="Calibri" w:eastAsia="Calibri" w:hAnsi="Calibri"/>
         </w:rPr>
         <w:t xml:space="preserve"> de los datos.</w:t>
       </w:r>
@@ -1341,13 +1332,13 @@
       </w:pPr>
       <w:r>
         <w:rPr>
-          <w:rFonts w:ascii="Arial" w:cs="Arial" w:eastAsia="Arial" w:hAnsi="Arial"/>
+          <w:rFonts w:ascii="Calibri" w:cs="Calibri" w:eastAsia="Calibri" w:hAnsi="Calibri"/>
         </w:rPr>
         <w:t xml:space="preserve">Se basa en una función matemática </w:t>
       </w:r>
       <w:r>
         <w:rPr>
-          <w:rFonts w:ascii="Arial" w:cs="Arial" w:eastAsia="Arial" w:hAnsi="Arial"/>
+          <w:rFonts w:ascii="Calibri" w:cs="Calibri" w:eastAsia="Calibri" w:hAnsi="Calibri"/>
           <w:b/>
           <w:bCs/>
         </w:rPr>
@@ -1355,7 +1346,7 @@
       </w:r>
       <w:r>
         <w:rPr>
-          <w:rFonts w:ascii="Arial" w:cs="Arial" w:eastAsia="Arial" w:hAnsi="Arial"/>
+          <w:rFonts w:ascii="Calibri" w:cs="Calibri" w:eastAsia="Calibri" w:hAnsi="Calibri"/>
         </w:rPr>
         <w:t xml:space="preserve">: es relativamente fácil de calcular, pero mucho más difícil de revertir.</w:t>
       </w:r>
@@ -1371,13 +1362,13 @@
       </w:pPr>
       <w:r>
         <w:rPr>
-          <w:rFonts w:ascii="Arial" w:cs="Arial" w:eastAsia="Arial" w:hAnsi="Arial"/>
+          <w:rFonts w:ascii="Calibri" w:cs="Calibri" w:eastAsia="Calibri" w:hAnsi="Calibri"/>
         </w:rPr>
         <w:t xml:space="preserve">Toma un </w:t>
       </w:r>
       <w:r>
         <w:rPr>
-          <w:rFonts w:ascii="Arial" w:cs="Arial" w:eastAsia="Arial" w:hAnsi="Arial"/>
+          <w:rFonts w:ascii="Calibri" w:cs="Calibri" w:eastAsia="Calibri" w:hAnsi="Calibri"/>
           <w:b/>
           <w:bCs/>
         </w:rPr>
@@ -1385,13 +1376,13 @@
       </w:r>
       <w:r>
         <w:rPr>
-          <w:rFonts w:ascii="Arial" w:cs="Arial" w:eastAsia="Arial" w:hAnsi="Arial"/>
+          <w:rFonts w:ascii="Calibri" w:cs="Calibri" w:eastAsia="Calibri" w:hAnsi="Calibri"/>
         </w:rPr>
         <w:t xml:space="preserve"> de datos binarios (el mensaje) y produce una representación condensada de </w:t>
       </w:r>
       <w:r>
         <w:rPr>
-          <w:rFonts w:ascii="Arial" w:cs="Arial" w:eastAsia="Arial" w:hAnsi="Arial"/>
+          <w:rFonts w:ascii="Calibri" w:cs="Calibri" w:eastAsia="Calibri" w:hAnsi="Calibri"/>
           <w:b/>
           <w:bCs/>
         </w:rPr>
@@ -1399,7 +1390,7 @@
       </w:r>
       <w:r>
         <w:rPr>
-          <w:rFonts w:ascii="Arial" w:cs="Arial" w:eastAsia="Arial" w:hAnsi="Arial"/>
+          <w:rFonts w:ascii="Calibri" w:cs="Calibri" w:eastAsia="Calibri" w:hAnsi="Calibri"/>
         </w:rPr>
         <w:t xml:space="preserve"> (el hash).</w:t>
       </w:r>
@@ -1415,7 +1406,7 @@
       </w:pPr>
       <w:r>
         <w:rPr>
-          <w:rFonts w:ascii="Arial" w:cs="Arial" w:eastAsia="Arial" w:hAnsi="Arial"/>
+          <w:rFonts w:ascii="Calibri" w:cs="Calibri" w:eastAsia="Calibri" w:hAnsi="Calibri"/>
           <w:b/>
           <w:bCs/>
         </w:rPr>
@@ -1423,7 +1414,7 @@
       </w:r>
       <w:r>
         <w:rPr>
-          <w:rFonts w:ascii="Arial" w:cs="Arial" w:eastAsia="Arial" w:hAnsi="Arial"/>
+          <w:rFonts w:ascii="Calibri" w:cs="Calibri" w:eastAsia="Calibri" w:hAnsi="Calibri"/>
         </w:rPr>
         <w:t xml:space="preserve"> MD5 (resumen de 128 bits), SHA-1, SHA-2 y SHA-3.</w:t>
       </w:r>
@@ -1434,7 +1425,7 @@
       </w:pPr>
       <w:r>
         <w:rPr>
-          <w:rFonts w:ascii="Arial" w:cs="Arial" w:eastAsia="Arial" w:hAnsi="Arial"/>
+          <w:rFonts w:ascii="Calibri" w:cs="Calibri" w:eastAsia="Calibri" w:hAnsi="Calibri"/>
           <w:b/>
           <w:bCs/>
         </w:rPr>
@@ -1452,13 +1443,13 @@
       </w:pPr>
       <w:r>
         <w:rPr>
-          <w:rFonts w:ascii="Arial" w:cs="Arial" w:eastAsia="Arial" w:hAnsi="Arial"/>
+          <w:rFonts w:ascii="Calibri" w:cs="Calibri" w:eastAsia="Calibri" w:hAnsi="Calibri"/>
         </w:rPr>
         <w:t xml:space="preserve">El hash detecta modificaciones </w:t>
       </w:r>
       <w:r>
         <w:rPr>
-          <w:rFonts w:ascii="Arial" w:cs="Arial" w:eastAsia="Arial" w:hAnsi="Arial"/>
+          <w:rFonts w:ascii="Calibri" w:cs="Calibri" w:eastAsia="Calibri" w:hAnsi="Calibri"/>
           <w:b/>
           <w:bCs/>
         </w:rPr>
@@ -1466,13 +1457,13 @@
       </w:r>
       <w:r>
         <w:rPr>
-          <w:rFonts w:ascii="Arial" w:cs="Arial" w:eastAsia="Arial" w:hAnsi="Arial"/>
+          <w:rFonts w:ascii="Calibri" w:cs="Calibri" w:eastAsia="Calibri" w:hAnsi="Calibri"/>
         </w:rPr>
         <w:t xml:space="preserve">, pero </w:t>
       </w:r>
       <w:r>
         <w:rPr>
-          <w:rFonts w:ascii="Arial" w:cs="Arial" w:eastAsia="Arial" w:hAnsi="Arial"/>
+          <w:rFonts w:ascii="Calibri" w:cs="Calibri" w:eastAsia="Calibri" w:hAnsi="Calibri"/>
           <w:b/>
           <w:bCs/>
         </w:rPr>
@@ -1480,7 +1471,7 @@
       </w:r>
       <w:r>
         <w:rPr>
-          <w:rFonts w:ascii="Arial" w:cs="Arial" w:eastAsia="Arial" w:hAnsi="Arial"/>
+          <w:rFonts w:ascii="Calibri" w:cs="Calibri" w:eastAsia="Calibri" w:hAnsi="Calibri"/>
         </w:rPr>
         <w:t xml:space="preserve"> de un agente de amenaza.</w:t>
       </w:r>
@@ -1496,13 +1487,13 @@
       </w:pPr>
       <w:r>
         <w:rPr>
-          <w:rFonts w:ascii="Arial" w:cs="Arial" w:eastAsia="Arial" w:hAnsi="Arial"/>
+          <w:rFonts w:ascii="Calibri" w:cs="Calibri" w:eastAsia="Calibri" w:hAnsi="Calibri"/>
         </w:rPr>
         <w:t xml:space="preserve">Es vulnerable a ataques </w:t>
       </w:r>
       <w:r>
         <w:rPr>
-          <w:rFonts w:ascii="Arial" w:cs="Arial" w:eastAsia="Arial" w:hAnsi="Arial"/>
+          <w:rFonts w:ascii="Calibri" w:cs="Calibri" w:eastAsia="Calibri" w:hAnsi="Calibri"/>
           <w:b/>
           <w:bCs/>
         </w:rPr>
@@ -1510,7 +1501,7 @@
       </w:r>
       <w:r>
         <w:rPr>
-          <w:rFonts w:ascii="Arial" w:cs="Arial" w:eastAsia="Arial" w:hAnsi="Arial"/>
+          <w:rFonts w:ascii="Calibri" w:cs="Calibri" w:eastAsia="Calibri" w:hAnsi="Calibri"/>
         </w:rPr>
         <w:t xml:space="preserve">.</w:t>
       </w:r>
@@ -1526,13 +1517,13 @@
       </w:pPr>
       <w:r>
         <w:rPr>
-          <w:rFonts w:ascii="Arial" w:cs="Arial" w:eastAsia="Arial" w:hAnsi="Arial"/>
+          <w:rFonts w:ascii="Calibri" w:cs="Calibri" w:eastAsia="Calibri" w:hAnsi="Calibri"/>
         </w:rPr>
         <w:t xml:space="preserve">Para dar integridad </w:t>
       </w:r>
       <w:r>
         <w:rPr>
-          <w:rFonts w:ascii="Arial" w:cs="Arial" w:eastAsia="Arial" w:hAnsi="Arial"/>
+          <w:rFonts w:ascii="Calibri" w:cs="Calibri" w:eastAsia="Calibri" w:hAnsi="Calibri"/>
           <w:b/>
           <w:bCs/>
         </w:rPr>
@@ -1540,13 +1531,13 @@
       </w:r>
       <w:r>
         <w:rPr>
-          <w:rFonts w:ascii="Arial" w:cs="Arial" w:eastAsia="Arial" w:hAnsi="Arial"/>
+          <w:rFonts w:ascii="Calibri" w:cs="Calibri" w:eastAsia="Calibri" w:hAnsi="Calibri"/>
         </w:rPr>
         <w:t xml:space="preserve"> autenticación de origen se necesita algo más: </w:t>
       </w:r>
       <w:r>
         <w:rPr>
-          <w:rFonts w:ascii="Arial" w:cs="Arial" w:eastAsia="Arial" w:hAnsi="Arial"/>
+          <w:rFonts w:ascii="Calibri" w:cs="Calibri" w:eastAsia="Calibri" w:hAnsi="Calibri"/>
           <w:b/>
           <w:bCs/>
         </w:rPr>
@@ -1554,7 +1545,7 @@
       </w:r>
       <w:r>
         <w:rPr>
-          <w:rFonts w:ascii="Arial" w:cs="Arial" w:eastAsia="Arial" w:hAnsi="Arial"/>
+          <w:rFonts w:ascii="Calibri" w:cs="Calibri" w:eastAsia="Calibri" w:hAnsi="Calibri"/>
         </w:rPr>
         <w:t xml:space="preserve">.</w:t>
       </w:r>
@@ -1565,7 +1556,7 @@
       </w:pPr>
       <w:r>
         <w:rPr>
-          <w:rFonts w:ascii="Arial" w:cs="Arial" w:eastAsia="Arial" w:hAnsi="Arial"/>
+          <w:rFonts w:ascii="Calibri" w:cs="Calibri" w:eastAsia="Calibri" w:hAnsi="Calibri"/>
           <w:b/>
           <w:bCs/>
         </w:rPr>
@@ -1583,13 +1574,13 @@
       </w:pPr>
       <w:r>
         <w:rPr>
-          <w:rFonts w:ascii="Arial" w:cs="Arial" w:eastAsia="Arial" w:hAnsi="Arial"/>
+          <w:rFonts w:ascii="Calibri" w:cs="Calibri" w:eastAsia="Calibri" w:hAnsi="Calibri"/>
         </w:rPr>
         <w:t xml:space="preserve">Código de Autenticación de Mensajes basado en Hash, </w:t>
       </w:r>
       <w:r>
         <w:rPr>
-          <w:rFonts w:ascii="Arial" w:cs="Arial" w:eastAsia="Arial" w:hAnsi="Arial"/>
+          <w:rFonts w:ascii="Calibri" w:cs="Calibri" w:eastAsia="Calibri" w:hAnsi="Calibri"/>
           <w:b/>
           <w:bCs/>
         </w:rPr>
@@ -1597,7 +1588,7 @@
       </w:r>
       <w:r>
         <w:rPr>
-          <w:rFonts w:ascii="Arial" w:cs="Arial" w:eastAsia="Arial" w:hAnsi="Arial"/>
+          <w:rFonts w:ascii="Calibri" w:cs="Calibri" w:eastAsia="Calibri" w:hAnsi="Calibri"/>
         </w:rPr>
         <w:t xml:space="preserve">.</w:t>
       </w:r>
@@ -1613,13 +1604,13 @@
       </w:pPr>
       <w:r>
         <w:rPr>
-          <w:rFonts w:ascii="Arial" w:cs="Arial" w:eastAsia="Arial" w:hAnsi="Arial"/>
+          <w:rFonts w:ascii="Calibri" w:cs="Calibri" w:eastAsia="Calibri" w:hAnsi="Calibri"/>
         </w:rPr>
         <w:t xml:space="preserve">Usa una </w:t>
       </w:r>
       <w:r>
         <w:rPr>
-          <w:rFonts w:ascii="Arial" w:cs="Arial" w:eastAsia="Arial" w:hAnsi="Arial"/>
+          <w:rFonts w:ascii="Calibri" w:cs="Calibri" w:eastAsia="Calibri" w:hAnsi="Calibri"/>
           <w:b/>
           <w:bCs/>
         </w:rPr>
@@ -1627,21 +1618,18 @@
       </w:r>
       <w:r>
         <w:rPr>
-          <w:rFonts w:ascii="Arial" w:cs="Arial" w:eastAsia="Arial" w:hAnsi="Arial"/>
+          <w:rFonts w:ascii="Calibri" w:cs="Calibri" w:eastAsia="Calibri" w:hAnsi="Calibri"/>
         </w:rPr>
         <w:t xml:space="preserve"> como entrada de la función hash.</w:t>
       </w:r>
     </w:p>
     <w:p>
       <w:pPr>
-        <w:pBdr>
-          <w:bottom w:val="single" w:color="000000" w:sz="8" w:space="2"/>
-        </w:pBdr>
         <w:spacing w:after="120" w:before="280"/>
       </w:pPr>
       <w:r>
         <w:rPr>
-          <w:rFonts w:ascii="Arial" w:cs="Arial" w:eastAsia="Arial" w:hAnsi="Arial"/>
+          <w:rFonts w:ascii="Calibri" w:cs="Calibri" w:eastAsia="Calibri" w:hAnsi="Calibri"/>
           <w:b/>
           <w:bCs/>
         </w:rPr>
@@ -1659,13 +1647,13 @@
       </w:pPr>
       <w:r>
         <w:rPr>
-          <w:rFonts w:ascii="Arial" w:cs="Arial" w:eastAsia="Arial" w:hAnsi="Arial"/>
+          <w:rFonts w:ascii="Calibri" w:cs="Calibri" w:eastAsia="Calibri" w:hAnsi="Calibri"/>
         </w:rPr>
         <w:t xml:space="preserve">Las funciones hash son </w:t>
       </w:r>
       <w:r>
         <w:rPr>
-          <w:rFonts w:ascii="Arial" w:cs="Arial" w:eastAsia="Arial" w:hAnsi="Arial"/>
+          <w:rFonts w:ascii="Calibri" w:cs="Calibri" w:eastAsia="Calibri" w:hAnsi="Calibri"/>
           <w:b/>
           <w:bCs/>
         </w:rPr>
@@ -1673,7 +1661,7 @@
       </w:r>
       <w:r>
         <w:rPr>
-          <w:rFonts w:ascii="Arial" w:cs="Arial" w:eastAsia="Arial" w:hAnsi="Arial"/>
+          <w:rFonts w:ascii="Calibri" w:cs="Calibri" w:eastAsia="Calibri" w:hAnsi="Calibri"/>
         </w:rPr>
         <w:t xml:space="preserve"> y verifican y garantizan la integridad. También pueden verificar la autenticación.</w:t>
       </w:r>
@@ -1689,13 +1677,13 @@
       </w:pPr>
       <w:r>
         <w:rPr>
-          <w:rFonts w:ascii="Arial" w:cs="Arial" w:eastAsia="Arial" w:hAnsi="Arial"/>
+          <w:rFonts w:ascii="Calibri" w:cs="Calibri" w:eastAsia="Calibri" w:hAnsi="Calibri"/>
         </w:rPr>
         <w:t xml:space="preserve">Cada vez que los datos cambian, </w:t>
       </w:r>
       <w:r>
         <w:rPr>
-          <w:rFonts w:ascii="Arial" w:cs="Arial" w:eastAsia="Arial" w:hAnsi="Arial"/>
+          <w:rFonts w:ascii="Calibri" w:cs="Calibri" w:eastAsia="Calibri" w:hAnsi="Calibri"/>
           <w:b/>
           <w:bCs/>
         </w:rPr>
@@ -1703,7 +1691,7 @@
       </w:r>
       <w:r>
         <w:rPr>
-          <w:rFonts w:ascii="Arial" w:cs="Arial" w:eastAsia="Arial" w:hAnsi="Arial"/>
+          <w:rFonts w:ascii="Calibri" w:cs="Calibri" w:eastAsia="Calibri" w:hAnsi="Calibri"/>
         </w:rPr>
         <w:t xml:space="preserve">.</w:t>
       </w:r>
@@ -1714,7 +1702,7 @@
       </w:pPr>
       <w:r>
         <w:rPr>
-          <w:rFonts w:ascii="Arial" w:cs="Arial" w:eastAsia="Arial" w:hAnsi="Arial"/>
+          <w:rFonts w:ascii="Calibri" w:cs="Calibri" w:eastAsia="Calibri" w:hAnsi="Calibri"/>
           <w:b/>
           <w:bCs/>
         </w:rPr>
@@ -1732,13 +1720,13 @@
       </w:pPr>
       <w:r>
         <w:rPr>
-          <w:rFonts w:ascii="Arial" w:cs="Arial" w:eastAsia="Arial" w:hAnsi="Arial"/>
+          <w:rFonts w:ascii="Calibri" w:cs="Calibri" w:eastAsia="Calibri" w:hAnsi="Calibri"/>
         </w:rPr>
         <w:t xml:space="preserve">La entrada puede tener </w:t>
       </w:r>
       <w:r>
         <w:rPr>
-          <w:rFonts w:ascii="Arial" w:cs="Arial" w:eastAsia="Arial" w:hAnsi="Arial"/>
+          <w:rFonts w:ascii="Calibri" w:cs="Calibri" w:eastAsia="Calibri" w:hAnsi="Calibri"/>
           <w:b/>
           <w:bCs/>
         </w:rPr>
@@ -1746,7 +1734,7 @@
       </w:r>
       <w:r>
         <w:rPr>
-          <w:rFonts w:ascii="Arial" w:cs="Arial" w:eastAsia="Arial" w:hAnsi="Arial"/>
+          <w:rFonts w:ascii="Calibri" w:cs="Calibri" w:eastAsia="Calibri" w:hAnsi="Calibri"/>
         </w:rPr>
         <w:t xml:space="preserve">.</w:t>
       </w:r>
@@ -1762,13 +1750,13 @@
       </w:pPr>
       <w:r>
         <w:rPr>
-          <w:rFonts w:ascii="Arial" w:cs="Arial" w:eastAsia="Arial" w:hAnsi="Arial"/>
+          <w:rFonts w:ascii="Calibri" w:cs="Calibri" w:eastAsia="Calibri" w:hAnsi="Calibri"/>
         </w:rPr>
         <w:t xml:space="preserve">La salida tiene </w:t>
       </w:r>
       <w:r>
         <w:rPr>
-          <w:rFonts w:ascii="Arial" w:cs="Arial" w:eastAsia="Arial" w:hAnsi="Arial"/>
+          <w:rFonts w:ascii="Calibri" w:cs="Calibri" w:eastAsia="Calibri" w:hAnsi="Calibri"/>
           <w:b/>
           <w:bCs/>
         </w:rPr>
@@ -1776,7 +1764,7 @@
       </w:r>
       <w:r>
         <w:rPr>
-          <w:rFonts w:ascii="Arial" w:cs="Arial" w:eastAsia="Arial" w:hAnsi="Arial"/>
+          <w:rFonts w:ascii="Calibri" w:cs="Calibri" w:eastAsia="Calibri" w:hAnsi="Calibri"/>
         </w:rPr>
         <w:t xml:space="preserve">.</w:t>
       </w:r>
@@ -1792,13 +1780,13 @@
       </w:pPr>
       <w:r>
         <w:rPr>
-          <w:rFonts w:ascii="Arial" w:cs="Arial" w:eastAsia="Arial" w:hAnsi="Arial"/>
+          <w:rFonts w:ascii="Calibri" w:cs="Calibri" w:eastAsia="Calibri" w:hAnsi="Calibri"/>
         </w:rPr>
         <w:t xml:space="preserve">Es </w:t>
       </w:r>
       <w:r>
         <w:rPr>
-          <w:rFonts w:ascii="Arial" w:cs="Arial" w:eastAsia="Arial" w:hAnsi="Arial"/>
+          <w:rFonts w:ascii="Calibri" w:cs="Calibri" w:eastAsia="Calibri" w:hAnsi="Calibri"/>
           <w:b/>
           <w:bCs/>
         </w:rPr>
@@ -1806,7 +1794,7 @@
       </w:r>
       <w:r>
         <w:rPr>
-          <w:rFonts w:ascii="Arial" w:cs="Arial" w:eastAsia="Arial" w:hAnsi="Arial"/>
+          <w:rFonts w:ascii="Calibri" w:cs="Calibri" w:eastAsia="Calibri" w:hAnsi="Calibri"/>
         </w:rPr>
         <w:t xml:space="preserve">.</w:t>
       </w:r>
@@ -1822,13 +1810,13 @@
       </w:pPr>
       <w:r>
         <w:rPr>
-          <w:rFonts w:ascii="Arial" w:cs="Arial" w:eastAsia="Arial" w:hAnsi="Arial"/>
+          <w:rFonts w:ascii="Calibri" w:cs="Calibri" w:eastAsia="Calibri" w:hAnsi="Calibri"/>
         </w:rPr>
         <w:t xml:space="preserve">Dos entradas distintas </w:t>
       </w:r>
       <w:r>
         <w:rPr>
-          <w:rFonts w:ascii="Arial" w:cs="Arial" w:eastAsia="Arial" w:hAnsi="Arial"/>
+          <w:rFonts w:ascii="Calibri" w:cs="Calibri" w:eastAsia="Calibri" w:hAnsi="Calibri"/>
           <w:b/>
           <w:bCs/>
         </w:rPr>
@@ -1836,7 +1824,7 @@
       </w:r>
       <w:r>
         <w:rPr>
-          <w:rFonts w:ascii="Arial" w:cs="Arial" w:eastAsia="Arial" w:hAnsi="Arial"/>
+          <w:rFonts w:ascii="Calibri" w:cs="Calibri" w:eastAsia="Calibri" w:hAnsi="Calibri"/>
         </w:rPr>
         <w:t xml:space="preserve"> dan el mismo hash.</w:t>
       </w:r>
@@ -1852,13 +1840,13 @@
       </w:pPr>
       <w:r>
         <w:rPr>
-          <w:rFonts w:ascii="Arial" w:cs="Arial" w:eastAsia="Arial" w:hAnsi="Arial"/>
+          <w:rFonts w:ascii="Calibri" w:cs="Calibri" w:eastAsia="Calibri" w:hAnsi="Calibri"/>
         </w:rPr>
         <w:t xml:space="preserve">Los dos algoritmos más comunes: </w:t>
       </w:r>
       <w:r>
         <w:rPr>
-          <w:rFonts w:ascii="Arial" w:cs="Arial" w:eastAsia="Arial" w:hAnsi="Arial"/>
+          <w:rFonts w:ascii="Calibri" w:cs="Calibri" w:eastAsia="Calibri" w:hAnsi="Calibri"/>
           <w:b/>
           <w:bCs/>
         </w:rPr>
@@ -1866,7 +1854,7 @@
       </w:r>
       <w:r>
         <w:rPr>
-          <w:rFonts w:ascii="Arial" w:cs="Arial" w:eastAsia="Arial" w:hAnsi="Arial"/>
+          <w:rFonts w:ascii="Calibri" w:cs="Calibri" w:eastAsia="Calibri" w:hAnsi="Calibri"/>
         </w:rPr>
         <w:t xml:space="preserve">.</w:t>
       </w:r>
@@ -1877,7 +1865,7 @@
       </w:pPr>
       <w:r>
         <w:rPr>
-          <w:rFonts w:ascii="Arial" w:cs="Arial" w:eastAsia="Arial" w:hAnsi="Arial"/>
+          <w:rFonts w:ascii="Calibri" w:cs="Calibri" w:eastAsia="Calibri" w:hAnsi="Calibri"/>
           <w:b/>
           <w:bCs/>
         </w:rPr>
@@ -1895,13 +1883,13 @@
       </w:pPr>
       <w:r>
         <w:rPr>
-          <w:rFonts w:ascii="Arial" w:cs="Arial" w:eastAsia="Arial" w:hAnsi="Arial"/>
+          <w:rFonts w:ascii="Calibri" w:cs="Calibri" w:eastAsia="Calibri" w:hAnsi="Calibri"/>
         </w:rPr>
         <w:t xml:space="preserve">Para descifrar un hash, el atacante debe </w:t>
       </w:r>
       <w:r>
         <w:rPr>
-          <w:rFonts w:ascii="Arial" w:cs="Arial" w:eastAsia="Arial" w:hAnsi="Arial"/>
+          <w:rFonts w:ascii="Calibri" w:cs="Calibri" w:eastAsia="Calibri" w:hAnsi="Calibri"/>
           <w:b/>
           <w:bCs/>
         </w:rPr>
@@ -1909,7 +1897,7 @@
       </w:r>
       <w:r>
         <w:rPr>
-          <w:rFonts w:ascii="Arial" w:cs="Arial" w:eastAsia="Arial" w:hAnsi="Arial"/>
+          <w:rFonts w:ascii="Calibri" w:cs="Calibri" w:eastAsia="Calibri" w:hAnsi="Calibri"/>
         </w:rPr>
         <w:t xml:space="preserve">.</w:t>
       </w:r>
@@ -1925,13 +1913,13 @@
       </w:pPr>
       <w:r>
         <w:rPr>
-          <w:rFonts w:ascii="Arial" w:cs="Arial" w:eastAsia="Arial" w:hAnsi="Arial"/>
+          <w:rFonts w:ascii="Calibri" w:cs="Calibri" w:eastAsia="Calibri" w:hAnsi="Calibri"/>
         </w:rPr>
         <w:t xml:space="preserve">Los dos ataques principales: </w:t>
       </w:r>
       <w:r>
         <w:rPr>
-          <w:rFonts w:ascii="Arial" w:cs="Arial" w:eastAsia="Arial" w:hAnsi="Arial"/>
+          <w:rFonts w:ascii="Calibri" w:cs="Calibri" w:eastAsia="Calibri" w:hAnsi="Calibri"/>
           <w:b/>
           <w:bCs/>
         </w:rPr>
@@ -1939,13 +1927,13 @@
       </w:r>
       <w:r>
         <w:rPr>
-          <w:rFonts w:ascii="Arial" w:cs="Arial" w:eastAsia="Arial" w:hAnsi="Arial"/>
+          <w:rFonts w:ascii="Calibri" w:cs="Calibri" w:eastAsia="Calibri" w:hAnsi="Calibri"/>
         </w:rPr>
         <w:t xml:space="preserve"> y </w:t>
       </w:r>
       <w:r>
         <w:rPr>
-          <w:rFonts w:ascii="Arial" w:cs="Arial" w:eastAsia="Arial" w:hAnsi="Arial"/>
+          <w:rFonts w:ascii="Calibri" w:cs="Calibri" w:eastAsia="Calibri" w:hAnsi="Calibri"/>
           <w:b/>
           <w:bCs/>
         </w:rPr>
@@ -1953,7 +1941,7 @@
       </w:r>
       <w:r>
         <w:rPr>
-          <w:rFonts w:ascii="Arial" w:cs="Arial" w:eastAsia="Arial" w:hAnsi="Arial"/>
+          <w:rFonts w:ascii="Calibri" w:cs="Calibri" w:eastAsia="Calibri" w:hAnsi="Calibri"/>
         </w:rPr>
         <w:t xml:space="preserve">.</w:t>
       </w:r>
@@ -1964,7 +1952,7 @@
       </w:pPr>
       <w:r>
         <w:rPr>
-          <w:rFonts w:ascii="Arial" w:cs="Arial" w:eastAsia="Arial" w:hAnsi="Arial"/>
+          <w:rFonts w:ascii="Calibri" w:cs="Calibri" w:eastAsia="Calibri" w:hAnsi="Calibri"/>
           <w:b/>
           <w:bCs/>
         </w:rPr>
@@ -1982,13 +1970,13 @@
       </w:pPr>
       <w:r>
         <w:rPr>
-          <w:rFonts w:ascii="Arial" w:cs="Arial" w:eastAsia="Arial" w:hAnsi="Arial"/>
+          <w:rFonts w:ascii="Calibri" w:cs="Calibri" w:eastAsia="Calibri" w:hAnsi="Calibri"/>
         </w:rPr>
         <w:t xml:space="preserve">Un </w:t>
       </w:r>
       <w:r>
         <w:rPr>
-          <w:rFonts w:ascii="Arial" w:cs="Arial" w:eastAsia="Arial" w:hAnsi="Arial"/>
+          <w:rFonts w:ascii="Calibri" w:cs="Calibri" w:eastAsia="Calibri" w:hAnsi="Calibri"/>
           <w:b/>
           <w:bCs/>
         </w:rPr>
@@ -1996,7 +1984,7 @@
       </w:r>
       <w:r>
         <w:rPr>
-          <w:rFonts w:ascii="Arial" w:cs="Arial" w:eastAsia="Arial" w:hAnsi="Arial"/>
+          <w:rFonts w:ascii="Calibri" w:cs="Calibri" w:eastAsia="Calibri" w:hAnsi="Calibri"/>
         </w:rPr>
         <w:t xml:space="preserve"> es una entrada adicional que se agrega a la contraseña.</w:t>
       </w:r>
@@ -2012,13 +2000,13 @@
       </w:pPr>
       <w:r>
         <w:rPr>
-          <w:rFonts w:ascii="Arial" w:cs="Arial" w:eastAsia="Arial" w:hAnsi="Arial"/>
+          <w:rFonts w:ascii="Calibri" w:cs="Calibri" w:eastAsia="Calibri" w:hAnsi="Calibri"/>
         </w:rPr>
         <w:t xml:space="preserve">Da un hash </w:t>
       </w:r>
       <w:r>
         <w:rPr>
-          <w:rFonts w:ascii="Arial" w:cs="Arial" w:eastAsia="Arial" w:hAnsi="Arial"/>
+          <w:rFonts w:ascii="Calibri" w:cs="Calibri" w:eastAsia="Calibri" w:hAnsi="Calibri"/>
           <w:b/>
           <w:bCs/>
         </w:rPr>
@@ -2026,7 +2014,7 @@
       </w:r>
       <w:r>
         <w:rPr>
-          <w:rFonts w:ascii="Arial" w:cs="Arial" w:eastAsia="Arial" w:hAnsi="Arial"/>
+          <w:rFonts w:ascii="Calibri" w:cs="Calibri" w:eastAsia="Calibri" w:hAnsi="Calibri"/>
         </w:rPr>
         <w:t xml:space="preserve"> incluso si dos contraseñas son idénticas.</w:t>
       </w:r>
@@ -2042,13 +2030,13 @@
       </w:pPr>
       <w:r>
         <w:rPr>
-          <w:rFonts w:ascii="Arial" w:cs="Arial" w:eastAsia="Arial" w:hAnsi="Arial"/>
+          <w:rFonts w:ascii="Calibri" w:cs="Calibri" w:eastAsia="Calibri" w:hAnsi="Calibri"/>
         </w:rPr>
         <w:t xml:space="preserve">Lo mejor para generarlo es un </w:t>
       </w:r>
       <w:r>
         <w:rPr>
-          <w:rFonts w:ascii="Arial" w:cs="Arial" w:eastAsia="Arial" w:hAnsi="Arial"/>
+          <w:rFonts w:ascii="Calibri" w:cs="Calibri" w:eastAsia="Calibri" w:hAnsi="Calibri"/>
           <w:b/>
           <w:bCs/>
         </w:rPr>
@@ -2056,7 +2044,7 @@
       </w:r>
       <w:r>
         <w:rPr>
-          <w:rFonts w:ascii="Arial" w:cs="Arial" w:eastAsia="Arial" w:hAnsi="Arial"/>
+          <w:rFonts w:ascii="Calibri" w:cs="Calibri" w:eastAsia="Calibri" w:hAnsi="Calibri"/>
         </w:rPr>
         <w:t xml:space="preserve"> (generador criptográficamente seguro de números pseudoaleatorios).</w:t>
       </w:r>
@@ -2072,13 +2060,13 @@
       </w:pPr>
       <w:r>
         <w:rPr>
-          <w:rFonts w:ascii="Arial" w:cs="Arial" w:eastAsia="Arial" w:hAnsi="Arial"/>
+          <w:rFonts w:ascii="Calibri" w:cs="Calibri" w:eastAsia="Calibri" w:hAnsi="Calibri"/>
         </w:rPr>
         <w:t xml:space="preserve">El salting evita el ataque de </w:t>
       </w:r>
       <w:r>
         <w:rPr>
-          <w:rFonts w:ascii="Arial" w:cs="Arial" w:eastAsia="Arial" w:hAnsi="Arial"/>
+          <w:rFonts w:ascii="Calibri" w:cs="Calibri" w:eastAsia="Calibri" w:hAnsi="Calibri"/>
           <w:b/>
           <w:bCs/>
         </w:rPr>
@@ -2086,21 +2074,18 @@
       </w:r>
       <w:r>
         <w:rPr>
-          <w:rFonts w:ascii="Arial" w:cs="Arial" w:eastAsia="Arial" w:hAnsi="Arial"/>
+          <w:rFonts w:ascii="Calibri" w:cs="Calibri" w:eastAsia="Calibri" w:hAnsi="Calibri"/>
         </w:rPr>
         <w:t xml:space="preserve">.</w:t>
       </w:r>
     </w:p>
     <w:p>
       <w:pPr>
-        <w:pBdr>
-          <w:bottom w:val="single" w:color="000000" w:sz="8" w:space="2"/>
-        </w:pBdr>
         <w:spacing w:after="120" w:before="280"/>
       </w:pPr>
       <w:r>
         <w:rPr>
-          <w:rFonts w:ascii="Arial" w:cs="Arial" w:eastAsia="Arial" w:hAnsi="Arial"/>
+          <w:rFonts w:ascii="Calibri" w:cs="Calibri" w:eastAsia="Calibri" w:hAnsi="Calibri"/>
           <w:b/>
           <w:bCs/>
         </w:rPr>
@@ -2113,7 +2098,7 @@
       </w:pPr>
       <w:r>
         <w:rPr>
-          <w:rFonts w:ascii="Arial" w:cs="Arial" w:eastAsia="Arial" w:hAnsi="Arial"/>
+          <w:rFonts w:ascii="Calibri" w:cs="Calibri" w:eastAsia="Calibri" w:hAnsi="Calibri"/>
           <w:b/>
           <w:bCs/>
         </w:rPr>
@@ -2131,13 +2116,13 @@
       </w:pPr>
       <w:r>
         <w:rPr>
-          <w:rFonts w:ascii="Arial" w:cs="Arial" w:eastAsia="Arial" w:hAnsi="Arial"/>
+          <w:rFonts w:ascii="Calibri" w:cs="Calibri" w:eastAsia="Calibri" w:hAnsi="Calibri"/>
         </w:rPr>
         <w:t xml:space="preserve">Técnica matemática que da </w:t>
       </w:r>
       <w:r>
         <w:rPr>
-          <w:rFonts w:ascii="Arial" w:cs="Arial" w:eastAsia="Arial" w:hAnsi="Arial"/>
+          <w:rFonts w:ascii="Calibri" w:cs="Calibri" w:eastAsia="Calibri" w:hAnsi="Calibri"/>
           <w:b/>
           <w:bCs/>
         </w:rPr>
@@ -2145,13 +2130,13 @@
       </w:r>
       <w:r>
         <w:rPr>
-          <w:rFonts w:ascii="Arial" w:cs="Arial" w:eastAsia="Arial" w:hAnsi="Arial"/>
+          <w:rFonts w:ascii="Calibri" w:cs="Calibri" w:eastAsia="Calibri" w:hAnsi="Calibri"/>
         </w:rPr>
         <w:t xml:space="preserve">: </w:t>
       </w:r>
       <w:r>
         <w:rPr>
-          <w:rFonts w:ascii="Arial" w:cs="Arial" w:eastAsia="Arial" w:hAnsi="Arial"/>
+          <w:rFonts w:ascii="Calibri" w:cs="Calibri" w:eastAsia="Calibri" w:hAnsi="Calibri"/>
           <w:b/>
           <w:bCs/>
         </w:rPr>
@@ -2159,7 +2144,7 @@
       </w:r>
       <w:r>
         <w:rPr>
-          <w:rFonts w:ascii="Arial" w:cs="Arial" w:eastAsia="Arial" w:hAnsi="Arial"/>
+          <w:rFonts w:ascii="Calibri" w:cs="Calibri" w:eastAsia="Calibri" w:hAnsi="Calibri"/>
         </w:rPr>
         <w:t xml:space="preserve"> (que no se pueda negar ser el remitente o el receptor).</w:t>
       </w:r>
@@ -2175,13 +2160,13 @@
       </w:pPr>
       <w:r>
         <w:rPr>
-          <w:rFonts w:ascii="Arial" w:cs="Arial" w:eastAsia="Arial" w:hAnsi="Arial"/>
+          <w:rFonts w:ascii="Calibri" w:cs="Calibri" w:eastAsia="Calibri" w:hAnsi="Calibri"/>
         </w:rPr>
         <w:t xml:space="preserve">Propiedades: </w:t>
       </w:r>
       <w:r>
         <w:rPr>
-          <w:rFonts w:ascii="Arial" w:cs="Arial" w:eastAsia="Arial" w:hAnsi="Arial"/>
+          <w:rFonts w:ascii="Calibri" w:cs="Calibri" w:eastAsia="Calibri" w:hAnsi="Calibri"/>
           <w:b/>
           <w:bCs/>
         </w:rPr>
@@ -2189,7 +2174,7 @@
       </w:r>
       <w:r>
         <w:rPr>
-          <w:rFonts w:ascii="Arial" w:cs="Arial" w:eastAsia="Arial" w:hAnsi="Arial"/>
+          <w:rFonts w:ascii="Calibri" w:cs="Calibri" w:eastAsia="Calibri" w:hAnsi="Calibri"/>
         </w:rPr>
         <w:t xml:space="preserve">.</w:t>
       </w:r>
@@ -2205,13 +2190,13 @@
       </w:pPr>
       <w:r>
         <w:rPr>
-          <w:rFonts w:ascii="Arial" w:cs="Arial" w:eastAsia="Arial" w:hAnsi="Arial"/>
+          <w:rFonts w:ascii="Calibri" w:cs="Calibri" w:eastAsia="Calibri" w:hAnsi="Calibri"/>
         </w:rPr>
         <w:t xml:space="preserve">Se usan sobre todo en dos situaciones: </w:t>
       </w:r>
       <w:r>
         <w:rPr>
-          <w:rFonts w:ascii="Arial" w:cs="Arial" w:eastAsia="Arial" w:hAnsi="Arial"/>
+          <w:rFonts w:ascii="Calibri" w:cs="Calibri" w:eastAsia="Calibri" w:hAnsi="Calibri"/>
           <w:b/>
           <w:bCs/>
         </w:rPr>
@@ -2219,13 +2204,13 @@
       </w:r>
       <w:r>
         <w:rPr>
-          <w:rFonts w:ascii="Arial" w:cs="Arial" w:eastAsia="Arial" w:hAnsi="Arial"/>
+          <w:rFonts w:ascii="Calibri" w:cs="Calibri" w:eastAsia="Calibri" w:hAnsi="Calibri"/>
         </w:rPr>
         <w:t xml:space="preserve"> y </w:t>
       </w:r>
       <w:r>
         <w:rPr>
-          <w:rFonts w:ascii="Arial" w:cs="Arial" w:eastAsia="Arial" w:hAnsi="Arial"/>
+          <w:rFonts w:ascii="Calibri" w:cs="Calibri" w:eastAsia="Calibri" w:hAnsi="Calibri"/>
           <w:b/>
           <w:bCs/>
         </w:rPr>
@@ -2233,7 +2218,7 @@
       </w:r>
       <w:r>
         <w:rPr>
-          <w:rFonts w:ascii="Arial" w:cs="Arial" w:eastAsia="Arial" w:hAnsi="Arial"/>
+          <w:rFonts w:ascii="Calibri" w:cs="Calibri" w:eastAsia="Calibri" w:hAnsi="Calibri"/>
         </w:rPr>
         <w:t xml:space="preserve">.</w:t>
       </w:r>
@@ -2244,7 +2229,7 @@
       </w:pPr>
       <w:r>
         <w:rPr>
-          <w:rFonts w:ascii="Arial" w:cs="Arial" w:eastAsia="Arial" w:hAnsi="Arial"/>
+          <w:rFonts w:ascii="Calibri" w:cs="Calibri" w:eastAsia="Calibri" w:hAnsi="Calibri"/>
           <w:b/>
           <w:bCs/>
         </w:rPr>
@@ -2252,7 +2237,7 @@
       </w:r>
       <w:r>
         <w:rPr>
-          <w:rFonts w:ascii="Arial" w:cs="Arial" w:eastAsia="Arial" w:hAnsi="Arial"/>
+          <w:rFonts w:ascii="Calibri" w:cs="Calibri" w:eastAsia="Calibri" w:hAnsi="Calibri"/>
         </w:rPr>
         <w:t xml:space="preserve"> para generar y verificar firmas digitales:</w:t>
       </w:r>
@@ -2268,7 +2253,7 @@
       </w:pPr>
       <w:r>
         <w:rPr>
-          <w:rFonts w:ascii="Arial" w:cs="Arial" w:eastAsia="Arial" w:hAnsi="Arial"/>
+          <w:rFonts w:ascii="Calibri" w:cs="Calibri" w:eastAsia="Calibri" w:hAnsi="Calibri"/>
           <w:b/>
           <w:bCs/>
         </w:rPr>
@@ -2276,7 +2261,7 @@
       </w:r>
       <w:r>
         <w:rPr>
-          <w:rFonts w:ascii="Arial" w:cs="Arial" w:eastAsia="Arial" w:hAnsi="Arial"/>
+          <w:rFonts w:ascii="Calibri" w:cs="Calibri" w:eastAsia="Calibri" w:hAnsi="Calibri"/>
         </w:rPr>
         <w:t xml:space="preserve"> (Digital Signature Algorithm)</w:t>
       </w:r>
@@ -2292,7 +2277,7 @@
       </w:pPr>
       <w:r>
         <w:rPr>
-          <w:rFonts w:ascii="Arial" w:cs="Arial" w:eastAsia="Arial" w:hAnsi="Arial"/>
+          <w:rFonts w:ascii="Calibri" w:cs="Calibri" w:eastAsia="Calibri" w:hAnsi="Calibri"/>
           <w:b/>
           <w:bCs/>
         </w:rPr>
@@ -2300,7 +2285,7 @@
       </w:r>
       <w:r>
         <w:rPr>
-          <w:rFonts w:ascii="Arial" w:cs="Arial" w:eastAsia="Arial" w:hAnsi="Arial"/>
+          <w:rFonts w:ascii="Calibri" w:cs="Calibri" w:eastAsia="Calibri" w:hAnsi="Calibri"/>
         </w:rPr>
         <w:t xml:space="preserve"> (Rivet-Shamir-Adelman)</w:t>
       </w:r>
@@ -2316,7 +2301,7 @@
       </w:pPr>
       <w:r>
         <w:rPr>
-          <w:rFonts w:ascii="Arial" w:cs="Arial" w:eastAsia="Arial" w:hAnsi="Arial"/>
+          <w:rFonts w:ascii="Calibri" w:cs="Calibri" w:eastAsia="Calibri" w:hAnsi="Calibri"/>
           <w:b/>
           <w:bCs/>
         </w:rPr>
@@ -2324,7 +2309,7 @@
       </w:r>
       <w:r>
         <w:rPr>
-          <w:rFonts w:ascii="Arial" w:cs="Arial" w:eastAsia="Arial" w:hAnsi="Arial"/>
+          <w:rFonts w:ascii="Calibri" w:cs="Calibri" w:eastAsia="Calibri" w:hAnsi="Calibri"/>
         </w:rPr>
         <w:t xml:space="preserve"> (Elliptical Curve Digital Signature Algorithm)</w:t>
       </w:r>
@@ -2335,7 +2320,7 @@
       </w:pPr>
       <w:r>
         <w:rPr>
-          <w:rFonts w:ascii="Arial" w:cs="Arial" w:eastAsia="Arial" w:hAnsi="Arial"/>
+          <w:rFonts w:ascii="Calibri" w:cs="Calibri" w:eastAsia="Calibri" w:hAnsi="Calibri"/>
           <w:b/>
           <w:bCs/>
         </w:rPr>
@@ -2348,7 +2333,7 @@
       </w:pPr>
       <w:r>
         <w:rPr>
-          <w:rFonts w:ascii="Arial" w:cs="Arial" w:eastAsia="Arial" w:hAnsi="Arial"/>
+          <w:rFonts w:ascii="Calibri" w:cs="Calibri" w:eastAsia="Calibri" w:hAnsi="Calibri"/>
         </w:rPr>
         <w:t xml:space="preserve">Garantiza que:</w:t>
       </w:r>
@@ -2364,13 +2349,13 @@
       </w:pPr>
       <w:r>
         <w:rPr>
-          <w:rFonts w:ascii="Arial" w:cs="Arial" w:eastAsia="Arial" w:hAnsi="Arial"/>
+          <w:rFonts w:ascii="Calibri" w:cs="Calibri" w:eastAsia="Calibri" w:hAnsi="Calibri"/>
         </w:rPr>
         <w:t xml:space="preserve">El código es </w:t>
       </w:r>
       <w:r>
         <w:rPr>
-          <w:rFonts w:ascii="Arial" w:cs="Arial" w:eastAsia="Arial" w:hAnsi="Arial"/>
+          <w:rFonts w:ascii="Calibri" w:cs="Calibri" w:eastAsia="Calibri" w:hAnsi="Calibri"/>
           <w:b/>
           <w:bCs/>
         </w:rPr>
@@ -2378,7 +2363,7 @@
       </w:r>
       <w:r>
         <w:rPr>
-          <w:rFonts w:ascii="Arial" w:cs="Arial" w:eastAsia="Arial" w:hAnsi="Arial"/>
+          <w:rFonts w:ascii="Calibri" w:cs="Calibri" w:eastAsia="Calibri" w:hAnsi="Calibri"/>
         </w:rPr>
         <w:t xml:space="preserve"> y lo originó el editor.</w:t>
       </w:r>
@@ -2394,7 +2379,7 @@
       </w:pPr>
       <w:r>
         <w:rPr>
-          <w:rFonts w:ascii="Arial" w:cs="Arial" w:eastAsia="Arial" w:hAnsi="Arial"/>
+          <w:rFonts w:ascii="Calibri" w:cs="Calibri" w:eastAsia="Calibri" w:hAnsi="Calibri"/>
           <w:b/>
           <w:bCs/>
         </w:rPr>
@@ -2402,7 +2387,7 @@
       </w:r>
       <w:r>
         <w:rPr>
-          <w:rFonts w:ascii="Arial" w:cs="Arial" w:eastAsia="Arial" w:hAnsi="Arial"/>
+          <w:rFonts w:ascii="Calibri" w:cs="Calibri" w:eastAsia="Calibri" w:hAnsi="Calibri"/>
         </w:rPr>
         <w:t xml:space="preserve"> desde que salió del editor.</w:t>
       </w:r>
@@ -2418,13 +2403,13 @@
       </w:pPr>
       <w:r>
         <w:rPr>
-          <w:rFonts w:ascii="Arial" w:cs="Arial" w:eastAsia="Arial" w:hAnsi="Arial"/>
+          <w:rFonts w:ascii="Calibri" w:cs="Calibri" w:eastAsia="Calibri" w:hAnsi="Calibri"/>
         </w:rPr>
         <w:t xml:space="preserve">El editor </w:t>
       </w:r>
       <w:r>
         <w:rPr>
-          <w:rFonts w:ascii="Arial" w:cs="Arial" w:eastAsia="Arial" w:hAnsi="Arial"/>
+          <w:rFonts w:ascii="Calibri" w:cs="Calibri" w:eastAsia="Calibri" w:hAnsi="Calibri"/>
           <w:b/>
           <w:bCs/>
         </w:rPr>
@@ -2432,7 +2417,7 @@
       </w:r>
       <w:r>
         <w:rPr>
-          <w:rFonts w:ascii="Arial" w:cs="Arial" w:eastAsia="Arial" w:hAnsi="Arial"/>
+          <w:rFonts w:ascii="Calibri" w:cs="Calibri" w:eastAsia="Calibri" w:hAnsi="Calibri"/>
         </w:rPr>
         <w:t xml:space="preserve"> que lo publicó.</w:t>
       </w:r>
@@ -2443,7 +2428,7 @@
       </w:pPr>
       <w:r>
         <w:rPr>
-          <w:rFonts w:ascii="Arial" w:cs="Arial" w:eastAsia="Arial" w:hAnsi="Arial"/>
+          <w:rFonts w:ascii="Calibri" w:cs="Calibri" w:eastAsia="Calibri" w:hAnsi="Calibri"/>
           <w:b/>
           <w:bCs/>
         </w:rPr>
@@ -2461,13 +2446,13 @@
       </w:pPr>
       <w:r>
         <w:rPr>
-          <w:rFonts w:ascii="Arial" w:cs="Arial" w:eastAsia="Arial" w:hAnsi="Arial"/>
+          <w:rFonts w:ascii="Calibri" w:cs="Calibri" w:eastAsia="Calibri" w:hAnsi="Calibri"/>
         </w:rPr>
         <w:t xml:space="preserve">Es como un </w:t>
       </w:r>
       <w:r>
         <w:rPr>
-          <w:rFonts w:ascii="Arial" w:cs="Arial" w:eastAsia="Arial" w:hAnsi="Arial"/>
+          <w:rFonts w:ascii="Calibri" w:cs="Calibri" w:eastAsia="Calibri" w:hAnsi="Calibri"/>
           <w:b/>
           <w:bCs/>
         </w:rPr>
@@ -2475,7 +2460,7 @@
       </w:r>
       <w:r>
         <w:rPr>
-          <w:rFonts w:ascii="Arial" w:cs="Arial" w:eastAsia="Arial" w:hAnsi="Arial"/>
+          <w:rFonts w:ascii="Calibri" w:cs="Calibri" w:eastAsia="Calibri" w:hAnsi="Calibri"/>
         </w:rPr>
         <w:t xml:space="preserve">.</w:t>
       </w:r>
@@ -2491,7 +2476,7 @@
       </w:pPr>
       <w:r>
         <w:rPr>
-          <w:rFonts w:ascii="Arial" w:cs="Arial" w:eastAsia="Arial" w:hAnsi="Arial"/>
+          <w:rFonts w:ascii="Calibri" w:cs="Calibri" w:eastAsia="Calibri" w:hAnsi="Calibri"/>
         </w:rPr>
         <w:t xml:space="preserve">Deja que usuarios, hosts y organizaciones intercambien información de forma segura en Internet.</w:t>
       </w:r>
@@ -2507,13 +2492,13 @@
       </w:pPr>
       <w:r>
         <w:rPr>
-          <w:rFonts w:ascii="Arial" w:cs="Arial" w:eastAsia="Arial" w:hAnsi="Arial"/>
+          <w:rFonts w:ascii="Calibri" w:cs="Calibri" w:eastAsia="Calibri" w:hAnsi="Calibri"/>
         </w:rPr>
         <w:t xml:space="preserve">Se usa para </w:t>
       </w:r>
       <w:r>
         <w:rPr>
-          <w:rFonts w:ascii="Arial" w:cs="Arial" w:eastAsia="Arial" w:hAnsi="Arial"/>
+          <w:rFonts w:ascii="Calibri" w:cs="Calibri" w:eastAsia="Calibri" w:hAnsi="Calibri"/>
           <w:b/>
           <w:bCs/>
         </w:rPr>
@@ -2521,21 +2506,18 @@
       </w:r>
       <w:r>
         <w:rPr>
-          <w:rFonts w:ascii="Arial" w:cs="Arial" w:eastAsia="Arial" w:hAnsi="Arial"/>
+          <w:rFonts w:ascii="Calibri" w:cs="Calibri" w:eastAsia="Calibri" w:hAnsi="Calibri"/>
         </w:rPr>
         <w:t xml:space="preserve"> que quien envía un mensaje es quien dice ser.</w:t>
       </w:r>
     </w:p>
     <w:p>
       <w:pPr>
-        <w:pBdr>
-          <w:bottom w:val="single" w:color="000000" w:sz="8" w:space="2"/>
-        </w:pBdr>
         <w:spacing w:after="120" w:before="280"/>
       </w:pPr>
       <w:r>
         <w:rPr>
-          <w:rFonts w:ascii="Arial" w:cs="Arial" w:eastAsia="Arial" w:hAnsi="Arial"/>
+          <w:rFonts w:ascii="Calibri" w:cs="Calibri" w:eastAsia="Calibri" w:hAnsi="Calibri"/>
           <w:b/>
           <w:bCs/>
         </w:rPr>
@@ -2553,13 +2535,13 @@
       </w:pPr>
       <w:r>
         <w:rPr>
-          <w:rFonts w:ascii="Arial" w:cs="Arial" w:eastAsia="Arial" w:hAnsi="Arial"/>
+          <w:rFonts w:ascii="Calibri" w:cs="Calibri" w:eastAsia="Calibri" w:hAnsi="Calibri"/>
         </w:rPr>
         <w:t xml:space="preserve">Dos hosts que se conectan de forma segura intercambian su </w:t>
       </w:r>
       <w:r>
         <w:rPr>
-          <w:rFonts w:ascii="Arial" w:cs="Arial" w:eastAsia="Arial" w:hAnsi="Arial"/>
+          <w:rFonts w:ascii="Calibri" w:cs="Calibri" w:eastAsia="Calibri" w:hAnsi="Calibri"/>
           <w:b/>
           <w:bCs/>
         </w:rPr>
@@ -2567,7 +2549,7 @@
       </w:r>
       <w:r>
         <w:rPr>
-          <w:rFonts w:ascii="Arial" w:cs="Arial" w:eastAsia="Arial" w:hAnsi="Arial"/>
+          <w:rFonts w:ascii="Calibri" w:cs="Calibri" w:eastAsia="Calibri" w:hAnsi="Calibri"/>
         </w:rPr>
         <w:t xml:space="preserve">.</w:t>
       </w:r>
@@ -2583,13 +2565,13 @@
       </w:pPr>
       <w:r>
         <w:rPr>
-          <w:rFonts w:ascii="Arial" w:cs="Arial" w:eastAsia="Arial" w:hAnsi="Arial"/>
+          <w:rFonts w:ascii="Calibri" w:cs="Calibri" w:eastAsia="Calibri" w:hAnsi="Calibri"/>
         </w:rPr>
         <w:t xml:space="preserve">Hay </w:t>
       </w:r>
       <w:r>
         <w:rPr>
-          <w:rFonts w:ascii="Arial" w:cs="Arial" w:eastAsia="Arial" w:hAnsi="Arial"/>
+          <w:rFonts w:ascii="Calibri" w:cs="Calibri" w:eastAsia="Calibri" w:hAnsi="Calibri"/>
           <w:b/>
           <w:bCs/>
         </w:rPr>
@@ -2597,13 +2579,13 @@
       </w:r>
       <w:r>
         <w:rPr>
-          <w:rFonts w:ascii="Arial" w:cs="Arial" w:eastAsia="Arial" w:hAnsi="Arial"/>
+          <w:rFonts w:ascii="Calibri" w:cs="Calibri" w:eastAsia="Calibri" w:hAnsi="Calibri"/>
         </w:rPr>
         <w:t xml:space="preserve"> en Internet que validan la autenticidad de esas claves mediante </w:t>
       </w:r>
       <w:r>
         <w:rPr>
-          <w:rFonts w:ascii="Arial" w:cs="Arial" w:eastAsia="Arial" w:hAnsi="Arial"/>
+          <w:rFonts w:ascii="Calibri" w:cs="Calibri" w:eastAsia="Calibri" w:hAnsi="Calibri"/>
           <w:b/>
           <w:bCs/>
         </w:rPr>
@@ -2611,7 +2593,7 @@
       </w:r>
       <w:r>
         <w:rPr>
-          <w:rFonts w:ascii="Arial" w:cs="Arial" w:eastAsia="Arial" w:hAnsi="Arial"/>
+          <w:rFonts w:ascii="Calibri" w:cs="Calibri" w:eastAsia="Calibri" w:hAnsi="Calibri"/>
         </w:rPr>
         <w:t xml:space="preserve">.</w:t>
       </w:r>
@@ -2622,7 +2604,7 @@
       </w:pPr>
       <w:r>
         <w:rPr>
-          <w:rFonts w:ascii="Arial" w:cs="Arial" w:eastAsia="Arial" w:hAnsi="Arial"/>
+          <w:rFonts w:ascii="Calibri" w:cs="Calibri" w:eastAsia="Calibri" w:hAnsi="Calibri"/>
           <w:b/>
           <w:bCs/>
         </w:rPr>
@@ -2640,13 +2622,13 @@
       </w:pPr>
       <w:r>
         <w:rPr>
-          <w:rFonts w:ascii="Arial" w:cs="Arial" w:eastAsia="Arial" w:hAnsi="Arial"/>
+          <w:rFonts w:ascii="Calibri" w:cs="Calibri" w:eastAsia="Calibri" w:hAnsi="Calibri"/>
         </w:rPr>
         <w:t xml:space="preserve">Son especificaciones, sistemas y herramientas para </w:t>
       </w:r>
       <w:r>
         <w:rPr>
-          <w:rFonts w:ascii="Arial" w:cs="Arial" w:eastAsia="Arial" w:hAnsi="Arial"/>
+          <w:rFonts w:ascii="Calibri" w:cs="Calibri" w:eastAsia="Calibri" w:hAnsi="Calibri"/>
           <w:b/>
           <w:bCs/>
         </w:rPr>
@@ -2654,7 +2636,7 @@
       </w:r>
       <w:r>
         <w:rPr>
-          <w:rFonts w:ascii="Arial" w:cs="Arial" w:eastAsia="Arial" w:hAnsi="Arial"/>
+          <w:rFonts w:ascii="Calibri" w:cs="Calibri" w:eastAsia="Calibri" w:hAnsi="Calibri"/>
         </w:rPr>
         <w:t xml:space="preserve"> certificados digitales.</w:t>
       </w:r>
@@ -2670,13 +2652,13 @@
       </w:pPr>
       <w:r>
         <w:rPr>
-          <w:rFonts w:ascii="Arial" w:cs="Arial" w:eastAsia="Arial" w:hAnsi="Arial"/>
+          <w:rFonts w:ascii="Calibri" w:cs="Calibri" w:eastAsia="Calibri" w:hAnsi="Calibri"/>
         </w:rPr>
         <w:t xml:space="preserve">Es necesaria para la </w:t>
       </w:r>
       <w:r>
         <w:rPr>
-          <w:rFonts w:ascii="Arial" w:cs="Arial" w:eastAsia="Arial" w:hAnsi="Arial"/>
+          <w:rFonts w:ascii="Calibri" w:cs="Calibri" w:eastAsia="Calibri" w:hAnsi="Calibri"/>
           <w:b/>
           <w:bCs/>
         </w:rPr>
@@ -2684,7 +2666,7 @@
       </w:r>
       <w:r>
         <w:rPr>
-          <w:rFonts w:ascii="Arial" w:cs="Arial" w:eastAsia="Arial" w:hAnsi="Arial"/>
+          <w:rFonts w:ascii="Calibri" w:cs="Calibri" w:eastAsia="Calibri" w:hAnsi="Calibri"/>
         </w:rPr>
         <w:t xml:space="preserve"> de claves públicas de encriptación.</w:t>
       </w:r>
@@ -2700,13 +2682,13 @@
       </w:pPr>
       <w:r>
         <w:rPr>
-          <w:rFonts w:ascii="Arial" w:cs="Arial" w:eastAsia="Arial" w:hAnsi="Arial"/>
+          <w:rFonts w:ascii="Calibri" w:cs="Calibri" w:eastAsia="Calibri" w:hAnsi="Calibri"/>
         </w:rPr>
         <w:t xml:space="preserve">Su marco de trabajo permite una </w:t>
       </w:r>
       <w:r>
         <w:rPr>
-          <w:rFonts w:ascii="Arial" w:cs="Arial" w:eastAsia="Arial" w:hAnsi="Arial"/>
+          <w:rFonts w:ascii="Calibri" w:cs="Calibri" w:eastAsia="Calibri" w:hAnsi="Calibri"/>
           <w:b/>
           <w:bCs/>
         </w:rPr>
@@ -2714,7 +2696,7 @@
       </w:r>
       <w:r>
         <w:rPr>
-          <w:rFonts w:ascii="Arial" w:cs="Arial" w:eastAsia="Arial" w:hAnsi="Arial"/>
+          <w:rFonts w:ascii="Calibri" w:cs="Calibri" w:eastAsia="Calibri" w:hAnsi="Calibri"/>
         </w:rPr>
         <w:t xml:space="preserve">.</w:t>
       </w:r>
@@ -2725,7 +2707,7 @@
       </w:pPr>
       <w:r>
         <w:rPr>
-          <w:rFonts w:ascii="Arial" w:cs="Arial" w:eastAsia="Arial" w:hAnsi="Arial"/>
+          <w:rFonts w:ascii="Calibri" w:cs="Calibri" w:eastAsia="Calibri" w:hAnsi="Calibri"/>
           <w:b/>
           <w:bCs/>
         </w:rPr>
@@ -2743,7 +2725,7 @@
       </w:pPr>
       <w:r>
         <w:rPr>
-          <w:rFonts w:ascii="Arial" w:cs="Arial" w:eastAsia="Arial" w:hAnsi="Arial"/>
+          <w:rFonts w:ascii="Calibri" w:cs="Calibri" w:eastAsia="Calibri" w:hAnsi="Calibri"/>
         </w:rPr>
         <w:t xml:space="preserve">Muchos proveedores dan servidores de CA como servicio administrado o como producto.</w:t>
       </w:r>
@@ -2759,13 +2741,13 @@
       </w:pPr>
       <w:r>
         <w:rPr>
-          <w:rFonts w:ascii="Arial" w:cs="Arial" w:eastAsia="Arial" w:hAnsi="Arial"/>
+          <w:rFonts w:ascii="Calibri" w:cs="Calibri" w:eastAsia="Calibri" w:hAnsi="Calibri"/>
         </w:rPr>
         <w:t xml:space="preserve">Ejemplos: </w:t>
       </w:r>
       <w:r>
         <w:rPr>
-          <w:rFonts w:ascii="Arial" w:cs="Arial" w:eastAsia="Arial" w:hAnsi="Arial"/>
+          <w:rFonts w:ascii="Calibri" w:cs="Calibri" w:eastAsia="Calibri" w:hAnsi="Calibri"/>
           <w:b/>
           <w:bCs/>
         </w:rPr>
@@ -2773,7 +2755,7 @@
       </w:r>
       <w:r>
         <w:rPr>
-          <w:rFonts w:ascii="Arial" w:cs="Arial" w:eastAsia="Arial" w:hAnsi="Arial"/>
+          <w:rFonts w:ascii="Calibri" w:cs="Calibri" w:eastAsia="Calibri" w:hAnsi="Calibri"/>
         </w:rPr>
         <w:t xml:space="preserve">.</w:t>
       </w:r>
@@ -2789,7 +2771,7 @@
       </w:pPr>
       <w:r>
         <w:rPr>
-          <w:rFonts w:ascii="Arial" w:cs="Arial" w:eastAsia="Arial" w:hAnsi="Arial"/>
+          <w:rFonts w:ascii="Calibri" w:cs="Calibri" w:eastAsia="Calibri" w:hAnsi="Calibri"/>
           <w:b/>
           <w:bCs/>
         </w:rPr>
@@ -2797,13 +2779,13 @@
       </w:r>
       <w:r>
         <w:rPr>
-          <w:rFonts w:ascii="Arial" w:cs="Arial" w:eastAsia="Arial" w:hAnsi="Arial"/>
+          <w:rFonts w:ascii="Calibri" w:cs="Calibri" w:eastAsia="Calibri" w:hAnsi="Calibri"/>
         </w:rPr>
         <w:t xml:space="preserve"> lo define qué tan riguroso fue el procedimiento para verificar la identidad del titular al emitir el certificado. </w:t>
       </w:r>
       <w:r>
         <w:rPr>
-          <w:rFonts w:ascii="Arial" w:cs="Arial" w:eastAsia="Arial" w:hAnsi="Arial"/>
+          <w:rFonts w:ascii="Calibri" w:cs="Calibri" w:eastAsia="Calibri" w:hAnsi="Calibri"/>
           <w:b/>
           <w:bCs/>
         </w:rPr>
@@ -2811,7 +2793,7 @@
       </w:r>
       <w:r>
         <w:rPr>
-          <w:rFonts w:ascii="Arial" w:cs="Arial" w:eastAsia="Arial" w:hAnsi="Arial"/>
+          <w:rFonts w:ascii="Calibri" w:cs="Calibri" w:eastAsia="Calibri" w:hAnsi="Calibri"/>
         </w:rPr>
         <w:t xml:space="preserve">.</w:t>
       </w:r>
@@ -2822,7 +2804,7 @@
       </w:pPr>
       <w:r>
         <w:rPr>
-          <w:rFonts w:ascii="Arial" w:cs="Arial" w:eastAsia="Arial" w:hAnsi="Arial"/>
+          <w:rFonts w:ascii="Calibri" w:cs="Calibri" w:eastAsia="Calibri" w:hAnsi="Calibri"/>
           <w:b/>
           <w:bCs/>
         </w:rPr>
@@ -2840,13 +2822,13 @@
       </w:pPr>
       <w:r>
         <w:rPr>
-          <w:rFonts w:ascii="Arial" w:cs="Arial" w:eastAsia="Arial" w:hAnsi="Arial"/>
+          <w:rFonts w:ascii="Calibri" w:cs="Calibri" w:eastAsia="Calibri" w:hAnsi="Calibri"/>
         </w:rPr>
         <w:t xml:space="preserve">Las PKI pueden formar distintas topologías de confianza. La más simple es la de </w:t>
       </w:r>
       <w:r>
         <w:rPr>
-          <w:rFonts w:ascii="Arial" w:cs="Arial" w:eastAsia="Arial" w:hAnsi="Arial"/>
+          <w:rFonts w:ascii="Calibri" w:cs="Calibri" w:eastAsia="Calibri" w:hAnsi="Calibri"/>
           <w:b/>
           <w:bCs/>
         </w:rPr>
@@ -2854,7 +2836,7 @@
       </w:r>
       <w:r>
         <w:rPr>
-          <w:rFonts w:ascii="Arial" w:cs="Arial" w:eastAsia="Arial" w:hAnsi="Arial"/>
+          <w:rFonts w:ascii="Calibri" w:cs="Calibri" w:eastAsia="Calibri" w:hAnsi="Calibri"/>
         </w:rPr>
         <w:t xml:space="preserve">.</w:t>
       </w:r>
@@ -2870,13 +2852,13 @@
       </w:pPr>
       <w:r>
         <w:rPr>
-          <w:rFonts w:ascii="Arial" w:cs="Arial" w:eastAsia="Arial" w:hAnsi="Arial"/>
+          <w:rFonts w:ascii="Calibri" w:cs="Calibri" w:eastAsia="Calibri" w:hAnsi="Calibri"/>
         </w:rPr>
         <w:t xml:space="preserve">La </w:t>
       </w:r>
       <w:r>
         <w:rPr>
-          <w:rFonts w:ascii="Arial" w:cs="Arial" w:eastAsia="Arial" w:hAnsi="Arial"/>
+          <w:rFonts w:ascii="Calibri" w:cs="Calibri" w:eastAsia="Calibri" w:hAnsi="Calibri"/>
           <w:b/>
           <w:bCs/>
         </w:rPr>
@@ -2884,13 +2866,13 @@
       </w:r>
       <w:r>
         <w:rPr>
-          <w:rFonts w:ascii="Arial" w:cs="Arial" w:eastAsia="Arial" w:hAnsi="Arial"/>
+          <w:rFonts w:ascii="Calibri" w:cs="Calibri" w:eastAsia="Calibri" w:hAnsi="Calibri"/>
         </w:rPr>
         <w:t xml:space="preserve"> entre una PKI y sus servicios de soporte (como </w:t>
       </w:r>
       <w:r>
         <w:rPr>
-          <w:rFonts w:ascii="Arial" w:cs="Arial" w:eastAsia="Arial" w:hAnsi="Arial"/>
+          <w:rFonts w:ascii="Calibri" w:cs="Calibri" w:eastAsia="Calibri" w:hAnsi="Calibri"/>
           <w:b/>
           <w:bCs/>
         </w:rPr>
@@ -2898,13 +2880,13 @@
       </w:r>
       <w:r>
         <w:rPr>
-          <w:rFonts w:ascii="Arial" w:cs="Arial" w:eastAsia="Arial" w:hAnsi="Arial"/>
+          <w:rFonts w:ascii="Calibri" w:cs="Calibri" w:eastAsia="Calibri" w:hAnsi="Calibri"/>
         </w:rPr>
         <w:t xml:space="preserve"> y los directorios </w:t>
       </w:r>
       <w:r>
         <w:rPr>
-          <w:rFonts w:ascii="Arial" w:cs="Arial" w:eastAsia="Arial" w:hAnsi="Arial"/>
+          <w:rFonts w:ascii="Calibri" w:cs="Calibri" w:eastAsia="Calibri" w:hAnsi="Calibri"/>
           <w:b/>
           <w:bCs/>
         </w:rPr>
@@ -2912,7 +2894,7 @@
       </w:r>
       <w:r>
         <w:rPr>
-          <w:rFonts w:ascii="Arial" w:cs="Arial" w:eastAsia="Arial" w:hAnsi="Arial"/>
+          <w:rFonts w:ascii="Calibri" w:cs="Calibri" w:eastAsia="Calibri" w:hAnsi="Calibri"/>
         </w:rPr>
         <w:t xml:space="preserve">) es un problema, porque muchos proveedores de CA hicieron soluciones propias en vez de esperar estándares.</w:t>
       </w:r>
@@ -2928,13 +2910,13 @@
       </w:pPr>
       <w:r>
         <w:rPr>
-          <w:rFonts w:ascii="Arial" w:cs="Arial" w:eastAsia="Arial" w:hAnsi="Arial"/>
+          <w:rFonts w:ascii="Calibri" w:cs="Calibri" w:eastAsia="Calibri" w:hAnsi="Calibri"/>
         </w:rPr>
         <w:t xml:space="preserve">Para resolverlo, el </w:t>
       </w:r>
       <w:r>
         <w:rPr>
-          <w:rFonts w:ascii="Arial" w:cs="Arial" w:eastAsia="Arial" w:hAnsi="Arial"/>
+          <w:rFonts w:ascii="Calibri" w:cs="Calibri" w:eastAsia="Calibri" w:hAnsi="Calibri"/>
           <w:b/>
           <w:bCs/>
         </w:rPr>
@@ -2942,13 +2924,13 @@
       </w:r>
       <w:r>
         <w:rPr>
-          <w:rFonts w:ascii="Arial" w:cs="Arial" w:eastAsia="Arial" w:hAnsi="Arial"/>
+          <w:rFonts w:ascii="Calibri" w:cs="Calibri" w:eastAsia="Calibri" w:hAnsi="Calibri"/>
         </w:rPr>
         <w:t xml:space="preserve"> publicó la Política de Certificados de PKI de Internet y el Marco de Certificación </w:t>
       </w:r>
       <w:r>
         <w:rPr>
-          <w:rFonts w:ascii="Arial" w:cs="Arial" w:eastAsia="Arial" w:hAnsi="Arial"/>
+          <w:rFonts w:ascii="Calibri" w:cs="Calibri" w:eastAsia="Calibri" w:hAnsi="Calibri"/>
           <w:b/>
           <w:bCs/>
         </w:rPr>
@@ -2956,21 +2938,18 @@
       </w:r>
       <w:r>
         <w:rPr>
-          <w:rFonts w:ascii="Arial" w:cs="Arial" w:eastAsia="Arial" w:hAnsi="Arial"/>
+          <w:rFonts w:ascii="Calibri" w:cs="Calibri" w:eastAsia="Calibri" w:hAnsi="Calibri"/>
         </w:rPr>
         <w:t xml:space="preserve">.</w:t>
       </w:r>
     </w:p>
     <w:p>
       <w:pPr>
-        <w:pBdr>
-          <w:bottom w:val="single" w:color="000000" w:sz="8" w:space="2"/>
-        </w:pBdr>
         <w:spacing w:after="120" w:before="280"/>
       </w:pPr>
       <w:r>
         <w:rPr>
-          <w:rFonts w:ascii="Arial" w:cs="Arial" w:eastAsia="Arial" w:hAnsi="Arial"/>
+          <w:rFonts w:ascii="Calibri" w:cs="Calibri" w:eastAsia="Calibri" w:hAnsi="Calibri"/>
           <w:b/>
           <w:bCs/>
         </w:rPr>
@@ -2983,7 +2962,7 @@
       </w:pPr>
       <w:r>
         <w:rPr>
-          <w:rFonts w:ascii="Arial" w:cs="Arial" w:eastAsia="Arial" w:hAnsi="Arial"/>
+          <w:rFonts w:ascii="Calibri" w:cs="Calibri" w:eastAsia="Calibri" w:hAnsi="Calibri"/>
           <w:b/>
           <w:bCs/>
         </w:rPr>
@@ -3001,13 +2980,13 @@
       </w:pPr>
       <w:r>
         <w:rPr>
-          <w:rFonts w:ascii="Arial" w:cs="Arial" w:eastAsia="Arial" w:hAnsi="Arial"/>
+          <w:rFonts w:ascii="Calibri" w:cs="Calibri" w:eastAsia="Calibri" w:hAnsi="Calibri"/>
         </w:rPr>
         <w:t xml:space="preserve">Autenticación de pares con certificados </w:t>
       </w:r>
       <w:r>
         <w:rPr>
-          <w:rFonts w:ascii="Arial" w:cs="Arial" w:eastAsia="Arial" w:hAnsi="Arial"/>
+          <w:rFonts w:ascii="Calibri" w:cs="Calibri" w:eastAsia="Calibri" w:hAnsi="Calibri"/>
           <w:b/>
           <w:bCs/>
         </w:rPr>
@@ -3025,13 +3004,13 @@
       </w:pPr>
       <w:r>
         <w:rPr>
-          <w:rFonts w:ascii="Arial" w:cs="Arial" w:eastAsia="Arial" w:hAnsi="Arial"/>
+          <w:rFonts w:ascii="Calibri" w:cs="Calibri" w:eastAsia="Calibri" w:hAnsi="Calibri"/>
         </w:rPr>
         <w:t xml:space="preserve">Tráfico web </w:t>
       </w:r>
       <w:r>
         <w:rPr>
-          <w:rFonts w:ascii="Arial" w:cs="Arial" w:eastAsia="Arial" w:hAnsi="Arial"/>
+          <w:rFonts w:ascii="Calibri" w:cs="Calibri" w:eastAsia="Calibri" w:hAnsi="Calibri"/>
           <w:b/>
           <w:bCs/>
         </w:rPr>
@@ -3049,7 +3028,7 @@
       </w:pPr>
       <w:r>
         <w:rPr>
-          <w:rFonts w:ascii="Arial" w:cs="Arial" w:eastAsia="Arial" w:hAnsi="Arial"/>
+          <w:rFonts w:ascii="Calibri" w:cs="Calibri" w:eastAsia="Calibri" w:hAnsi="Calibri"/>
           <w:b/>
           <w:bCs/>
         </w:rPr>
@@ -3057,7 +3036,7 @@
       </w:r>
       <w:r>
         <w:rPr>
-          <w:rFonts w:ascii="Arial" w:cs="Arial" w:eastAsia="Arial" w:hAnsi="Arial"/>
+          <w:rFonts w:ascii="Calibri" w:cs="Calibri" w:eastAsia="Calibri" w:hAnsi="Calibri"/>
         </w:rPr>
         <w:t xml:space="preserve"> seguros</w:t>
       </w:r>
@@ -3073,13 +3052,13 @@
       </w:pPr>
       <w:r>
         <w:rPr>
-          <w:rFonts w:ascii="Arial" w:cs="Arial" w:eastAsia="Arial" w:hAnsi="Arial"/>
+          <w:rFonts w:ascii="Calibri" w:cs="Calibri" w:eastAsia="Calibri" w:hAnsi="Calibri"/>
         </w:rPr>
         <w:t xml:space="preserve">Protección de dispositivos de almacenamiento </w:t>
       </w:r>
       <w:r>
         <w:rPr>
-          <w:rFonts w:ascii="Arial" w:cs="Arial" w:eastAsia="Arial" w:hAnsi="Arial"/>
+          <w:rFonts w:ascii="Calibri" w:cs="Calibri" w:eastAsia="Calibri" w:hAnsi="Calibri"/>
           <w:b/>
           <w:bCs/>
         </w:rPr>
@@ -3092,7 +3071,7 @@
       </w:pPr>
       <w:r>
         <w:rPr>
-          <w:rFonts w:ascii="Arial" w:cs="Arial" w:eastAsia="Arial" w:hAnsi="Arial"/>
+          <w:rFonts w:ascii="Calibri" w:cs="Calibri" w:eastAsia="Calibri" w:hAnsi="Calibri"/>
           <w:b/>
           <w:bCs/>
         </w:rPr>
@@ -3110,13 +3089,13 @@
       </w:pPr>
       <w:r>
         <w:rPr>
-          <w:rFonts w:ascii="Arial" w:cs="Arial" w:eastAsia="Arial" w:hAnsi="Arial"/>
+          <w:rFonts w:ascii="Calibri" w:cs="Calibri" w:eastAsia="Calibri" w:hAnsi="Calibri"/>
         </w:rPr>
         <w:t xml:space="preserve">Los agentes de amenaza pueden usar </w:t>
       </w:r>
       <w:r>
         <w:rPr>
-          <w:rFonts w:ascii="Arial" w:cs="Arial" w:eastAsia="Arial" w:hAnsi="Arial"/>
+          <w:rFonts w:ascii="Calibri" w:cs="Calibri" w:eastAsia="Calibri" w:hAnsi="Calibri"/>
           <w:b/>
           <w:bCs/>
         </w:rPr>
@@ -3124,7 +3103,7 @@
       </w:r>
       <w:r>
         <w:rPr>
-          <w:rFonts w:ascii="Arial" w:cs="Arial" w:eastAsia="Arial" w:hAnsi="Arial"/>
+          <w:rFonts w:ascii="Calibri" w:cs="Calibri" w:eastAsia="Calibri" w:hAnsi="Calibri"/>
         </w:rPr>
         <w:t xml:space="preserve"> violaciones de cumplimiento, virus y malware, o provocar pérdida de datos e intentos de intrusión en la red.</w:t>
       </w:r>
@@ -3140,13 +3119,13 @@
       </w:pPr>
       <w:r>
         <w:rPr>
-          <w:rFonts w:ascii="Arial" w:cs="Arial" w:eastAsia="Arial" w:hAnsi="Arial"/>
+          <w:rFonts w:ascii="Calibri" w:cs="Calibri" w:eastAsia="Calibri" w:hAnsi="Calibri"/>
         </w:rPr>
         <w:t xml:space="preserve">Otros problemas de SSL/TLS se relacionan con la </w:t>
       </w:r>
       <w:r>
         <w:rPr>
-          <w:rFonts w:ascii="Arial" w:cs="Arial" w:eastAsia="Arial" w:hAnsi="Arial"/>
+          <w:rFonts w:ascii="Calibri" w:cs="Calibri" w:eastAsia="Calibri" w:hAnsi="Calibri"/>
           <w:b/>
           <w:bCs/>
         </w:rPr>
@@ -3154,7 +3133,7 @@
       </w:r>
       <w:r>
         <w:rPr>
-          <w:rFonts w:ascii="Arial" w:cs="Arial" w:eastAsia="Arial" w:hAnsi="Arial"/>
+          <w:rFonts w:ascii="Calibri" w:cs="Calibri" w:eastAsia="Calibri" w:hAnsi="Calibri"/>
         </w:rPr>
         <w:t xml:space="preserve"> de un servidor web.</w:t>
       </w:r>
@@ -3165,7 +3144,7 @@
       </w:pPr>
       <w:r>
         <w:rPr>
-          <w:rFonts w:ascii="Arial" w:cs="Arial" w:eastAsia="Arial" w:hAnsi="Arial"/>
+          <w:rFonts w:ascii="Calibri" w:cs="Calibri" w:eastAsia="Calibri" w:hAnsi="Calibri"/>
           <w:b/>
           <w:bCs/>
         </w:rPr>
@@ -3183,13 +3162,13 @@
       </w:pPr>
       <w:r>
         <w:rPr>
-          <w:rFonts w:ascii="Arial" w:cs="Arial" w:eastAsia="Arial" w:hAnsi="Arial"/>
+          <w:rFonts w:ascii="Calibri" w:cs="Calibri" w:eastAsia="Calibri" w:hAnsi="Calibri"/>
         </w:rPr>
         <w:t xml:space="preserve">Algunos problemas se evitan porque SSL/TLS son </w:t>
       </w:r>
       <w:r>
         <w:rPr>
-          <w:rFonts w:ascii="Arial" w:cs="Arial" w:eastAsia="Arial" w:hAnsi="Arial"/>
+          <w:rFonts w:ascii="Calibri" w:cs="Calibri" w:eastAsia="Calibri" w:hAnsi="Calibri"/>
           <w:b/>
           <w:bCs/>
         </w:rPr>
@@ -3197,7 +3176,7 @@
       </w:r>
       <w:r>
         <w:rPr>
-          <w:rFonts w:ascii="Arial" w:cs="Arial" w:eastAsia="Arial" w:hAnsi="Arial"/>
+          <w:rFonts w:ascii="Calibri" w:cs="Calibri" w:eastAsia="Calibri" w:hAnsi="Calibri"/>
         </w:rPr>
         <w:t xml:space="preserve">. Eso es el conjunto de cifrado.</w:t>
       </w:r>
@@ -3208,7 +3187,7 @@
       </w:pPr>
       <w:r>
         <w:rPr>
-          <w:rFonts w:ascii="Arial" w:cs="Arial" w:eastAsia="Arial" w:hAnsi="Arial"/>
+          <w:rFonts w:ascii="Calibri" w:cs="Calibri" w:eastAsia="Calibri" w:hAnsi="Calibri"/>
         </w:rPr>
         <w:t xml:space="preserve">Componentes clave:</w:t>
       </w:r>
@@ -3224,13 +3203,13 @@
       </w:pPr>
       <w:r>
         <w:rPr>
-          <w:rFonts w:ascii="Arial" w:cs="Arial" w:eastAsia="Arial" w:hAnsi="Arial"/>
+          <w:rFonts w:ascii="Calibri" w:cs="Calibri" w:eastAsia="Calibri" w:hAnsi="Calibri"/>
         </w:rPr>
         <w:t xml:space="preserve">Algoritmo </w:t>
       </w:r>
       <w:r>
         <w:rPr>
-          <w:rFonts w:ascii="Arial" w:cs="Arial" w:eastAsia="Arial" w:hAnsi="Arial"/>
+          <w:rFonts w:ascii="Calibri" w:cs="Calibri" w:eastAsia="Calibri" w:hAnsi="Calibri"/>
           <w:b/>
           <w:bCs/>
         </w:rPr>
@@ -3248,13 +3227,13 @@
       </w:pPr>
       <w:r>
         <w:rPr>
-          <w:rFonts w:ascii="Arial" w:cs="Arial" w:eastAsia="Arial" w:hAnsi="Arial"/>
+          <w:rFonts w:ascii="Calibri" w:cs="Calibri" w:eastAsia="Calibri" w:hAnsi="Calibri"/>
         </w:rPr>
         <w:t xml:space="preserve">Algoritmo de </w:t>
       </w:r>
       <w:r>
         <w:rPr>
-          <w:rFonts w:ascii="Arial" w:cs="Arial" w:eastAsia="Arial" w:hAnsi="Arial"/>
+          <w:rFonts w:ascii="Calibri" w:cs="Calibri" w:eastAsia="Calibri" w:hAnsi="Calibri"/>
           <w:b/>
           <w:bCs/>
         </w:rPr>
@@ -3272,13 +3251,13 @@
       </w:pPr>
       <w:r>
         <w:rPr>
-          <w:rFonts w:ascii="Arial" w:cs="Arial" w:eastAsia="Arial" w:hAnsi="Arial"/>
+          <w:rFonts w:ascii="Calibri" w:cs="Calibri" w:eastAsia="Calibri" w:hAnsi="Calibri"/>
         </w:rPr>
         <w:t xml:space="preserve">Algoritmo de </w:t>
       </w:r>
       <w:r>
         <w:rPr>
-          <w:rFonts w:ascii="Arial" w:cs="Arial" w:eastAsia="Arial" w:hAnsi="Arial"/>
+          <w:rFonts w:ascii="Calibri" w:cs="Calibri" w:eastAsia="Calibri" w:hAnsi="Calibri"/>
           <w:b/>
           <w:bCs/>
         </w:rPr>
@@ -3296,13 +3275,13 @@
       </w:pPr>
       <w:r>
         <w:rPr>
-          <w:rFonts w:ascii="Arial" w:cs="Arial" w:eastAsia="Arial" w:hAnsi="Arial"/>
+          <w:rFonts w:ascii="Calibri" w:cs="Calibri" w:eastAsia="Calibri" w:hAnsi="Calibri"/>
         </w:rPr>
         <w:t xml:space="preserve">Algoritmo de </w:t>
       </w:r>
       <w:r>
         <w:rPr>
-          <w:rFonts w:ascii="Arial" w:cs="Arial" w:eastAsia="Arial" w:hAnsi="Arial"/>
+          <w:rFonts w:ascii="Calibri" w:cs="Calibri" w:eastAsia="Calibri" w:hAnsi="Calibri"/>
           <w:b/>
           <w:bCs/>
         </w:rPr>
@@ -3315,7 +3294,7 @@
       </w:pPr>
       <w:r>
         <w:rPr>
-          <w:rFonts w:ascii="Arial" w:cs="Arial" w:eastAsia="Arial" w:hAnsi="Arial"/>
+          <w:rFonts w:ascii="Calibri" w:cs="Calibri" w:eastAsia="Calibri" w:hAnsi="Calibri"/>
           <w:b/>
           <w:bCs/>
         </w:rPr>
@@ -3333,13 +3312,13 @@
       </w:pPr>
       <w:r>
         <w:rPr>
-          <w:rFonts w:ascii="Arial" w:cs="Arial" w:eastAsia="Arial" w:hAnsi="Arial"/>
+          <w:rFonts w:ascii="Calibri" w:cs="Calibri" w:eastAsia="Calibri" w:hAnsi="Calibri"/>
         </w:rPr>
         <w:t xml:space="preserve">Las comunicaciones encriptadas hacen que las cargas de datos de seguridad de red sean </w:t>
       </w:r>
       <w:r>
         <w:rPr>
-          <w:rFonts w:ascii="Arial" w:cs="Arial" w:eastAsia="Arial" w:hAnsi="Arial"/>
+          <w:rFonts w:ascii="Calibri" w:cs="Calibri" w:eastAsia="Calibri" w:hAnsi="Calibri"/>
           <w:b/>
           <w:bCs/>
         </w:rPr>
@@ -3347,7 +3326,7 @@
       </w:r>
       <w:r>
         <w:rPr>
-          <w:rFonts w:ascii="Arial" w:cs="Arial" w:eastAsia="Arial" w:hAnsi="Arial"/>
+          <w:rFonts w:ascii="Calibri" w:cs="Calibri" w:eastAsia="Calibri" w:hAnsi="Calibri"/>
         </w:rPr>
         <w:t xml:space="preserve">.</w:t>
       </w:r>
@@ -3363,13 +3342,13 @@
       </w:pPr>
       <w:r>
         <w:rPr>
-          <w:rFonts w:ascii="Arial" w:cs="Arial" w:eastAsia="Arial" w:hAnsi="Arial"/>
+          <w:rFonts w:ascii="Calibri" w:cs="Calibri" w:eastAsia="Calibri" w:hAnsi="Calibri"/>
         </w:rPr>
         <w:t xml:space="preserve">La encriptación se puede usar para </w:t>
       </w:r>
       <w:r>
         <w:rPr>
-          <w:rFonts w:ascii="Arial" w:cs="Arial" w:eastAsia="Arial" w:hAnsi="Arial"/>
+          <w:rFonts w:ascii="Calibri" w:cs="Calibri" w:eastAsia="Calibri" w:hAnsi="Calibri"/>
           <w:b/>
           <w:bCs/>
         </w:rPr>
@@ -3377,13 +3356,13 @@
       </w:r>
       <w:r>
         <w:rPr>
-          <w:rFonts w:ascii="Arial" w:cs="Arial" w:eastAsia="Arial" w:hAnsi="Arial"/>
+          <w:rFonts w:ascii="Calibri" w:cs="Calibri" w:eastAsia="Calibri" w:hAnsi="Calibri"/>
         </w:rPr>
         <w:t xml:space="preserve"> y controlar el tráfico entre los hosts infectados y los servidores de </w:t>
       </w:r>
       <w:r>
         <w:rPr>
-          <w:rFonts w:ascii="Arial" w:cs="Arial" w:eastAsia="Arial" w:hAnsi="Arial"/>
+          <w:rFonts w:ascii="Calibri" w:cs="Calibri" w:eastAsia="Calibri" w:hAnsi="Calibri"/>
           <w:b/>
           <w:bCs/>
         </w:rPr>
@@ -3391,7 +3370,7 @@
       </w:r>
       <w:r>
         <w:rPr>
-          <w:rFonts w:ascii="Arial" w:cs="Arial" w:eastAsia="Arial" w:hAnsi="Arial"/>
+          <w:rFonts w:ascii="Calibri" w:cs="Calibri" w:eastAsia="Calibri" w:hAnsi="Calibri"/>
         </w:rPr>
         <w:t xml:space="preserve">.</w:t>
       </w:r>
@@ -3407,13 +3386,13 @@
       </w:pPr>
       <w:r>
         <w:rPr>
-          <w:rFonts w:ascii="Arial" w:cs="Arial" w:eastAsia="Arial" w:hAnsi="Arial"/>
+          <w:rFonts w:ascii="Calibri" w:cs="Calibri" w:eastAsia="Calibri" w:hAnsi="Calibri"/>
         </w:rPr>
         <w:t xml:space="preserve">El malware también se oculta con encriptación, y los datos se pueden </w:t>
       </w:r>
       <w:r>
         <w:rPr>
-          <w:rFonts w:ascii="Arial" w:cs="Arial" w:eastAsia="Arial" w:hAnsi="Arial"/>
+          <w:rFonts w:ascii="Calibri" w:cs="Calibri" w:eastAsia="Calibri" w:hAnsi="Calibri"/>
           <w:b/>
           <w:bCs/>
         </w:rPr>
@@ -3421,7 +3400,7 @@
       </w:r>
       <w:r>
         <w:rPr>
-          <w:rFonts w:ascii="Arial" w:cs="Arial" w:eastAsia="Arial" w:hAnsi="Arial"/>
+          <w:rFonts w:ascii="Calibri" w:cs="Calibri" w:eastAsia="Calibri" w:hAnsi="Calibri"/>
         </w:rPr>
         <w:t xml:space="preserve">, lo que dificulta detectarlos.</w:t>
       </w:r>
@@ -3641,7 +3620,7 @@
   <w:docDefaults>
     <w:rPrDefault>
       <w:rPr>
-        <w:rFonts w:ascii="Arial" w:cs="Arial" w:eastAsia="Arial" w:hAnsi="Arial"/>
+        <w:rFonts w:ascii="Calibri" w:cs="Calibri" w:eastAsia="Calibri" w:hAnsi="Calibri"/>
         <w:sz w:val="24"/>
         <w:szCs w:val="24"/>
       </w:rPr>
@@ -3828,7 +3807,7 @@
       <w:outlineLvl w:val="0"/>
     </w:pPr>
     <w:rPr>
-      <w:rFonts w:ascii="Arial" w:cs="Arial" w:eastAsia="Arial" w:hAnsi="Arial"/>
+      <w:rFonts w:ascii="Calibri" w:cs="Calibri" w:eastAsia="Calibri" w:hAnsi="Calibri"/>
       <w:b/>
       <w:bCs/>
       <w:color w:val="000000"/>
@@ -3845,7 +3824,7 @@
       <w:outlineLvl w:val="2"/>
     </w:pPr>
     <w:rPr>
-      <w:rFonts w:ascii="Arial" w:cs="Arial" w:eastAsia="Arial" w:hAnsi="Arial"/>
+      <w:rFonts w:ascii="Calibri" w:cs="Calibri" w:eastAsia="Calibri" w:hAnsi="Calibri"/>
       <w:b/>
       <w:bCs/>
       <w:color w:val="000000"/>
